--- a/4. ES/2. ES253EE-00/ES253EE-00_열에너지시스템_전기전자_부품_개발_요구사항_우리산업_250910.docx
+++ b/4. ES/2. ES253EE-00/ES253EE-00_열에너지시스템_전기전자_부품_개발_요구사항_우리산업_250910.docx
@@ -1,6 +1,6 @@
 
 <file path=word/document.xml><?xml version="1.0" encoding="utf-8"?>
-<w:document xmlns:wpc="http://schemas.microsoft.com/office/word/2010/wordprocessingCanvas" xmlns:cx="http://schemas.microsoft.com/office/drawing/2014/chartex" xmlns:cx1="http://schemas.microsoft.com/office/drawing/2015/9/8/chartex" xmlns:mc="http://schemas.openxmlformats.org/markup-compatibility/2006" xmlns:o="urn:schemas-microsoft-com:office:office" xmlns:r="http://schemas.openxmlformats.org/officeDocument/2006/relationships" xmlns:m="http://schemas.openxmlformats.org/officeDocument/2006/math" xmlns:v="urn:schemas-microsoft-com:vml" xmlns:wp14="http://schemas.microsoft.com/office/word/2010/wordprocessingDrawing" xmlns:wp="http://schemas.openxmlformats.org/drawingml/2006/wordprocessingDrawing" xmlns:w10="urn:schemas-microsoft-com:office:word" xmlns:w="http://schemas.openxmlformats.org/wordprocessingml/2006/main" xmlns:w14="http://schemas.microsoft.com/office/word/2010/wordml" xmlns:w15="http://schemas.microsoft.com/office/word/2012/wordml" xmlns:w16se="http://schemas.microsoft.com/office/word/2015/wordml/symex" xmlns:wpg="http://schemas.microsoft.com/office/word/2010/wordprocessingGroup" xmlns:wpi="http://schemas.microsoft.com/office/word/2010/wordprocessingInk" xmlns:wne="http://schemas.microsoft.com/office/word/2006/wordml" xmlns:wps="http://schemas.microsoft.com/office/word/2010/wordprocessingShape" mc:Ignorable="w14 w15 w16se wp14">
+<w:document xmlns:wpc="http://schemas.microsoft.com/office/word/2010/wordprocessingCanvas" xmlns:cx="http://schemas.microsoft.com/office/drawing/2014/chartex" xmlns:mc="http://schemas.openxmlformats.org/markup-compatibility/2006" xmlns:o="urn:schemas-microsoft-com:office:office" xmlns:r="http://schemas.openxmlformats.org/officeDocument/2006/relationships" xmlns:m="http://schemas.openxmlformats.org/officeDocument/2006/math" xmlns:v="urn:schemas-microsoft-com:vml" xmlns:wp14="http://schemas.microsoft.com/office/word/2010/wordprocessingDrawing" xmlns:wp="http://schemas.openxmlformats.org/drawingml/2006/wordprocessingDrawing" xmlns:w10="urn:schemas-microsoft-com:office:word" xmlns:w="http://schemas.openxmlformats.org/wordprocessingml/2006/main" xmlns:w14="http://schemas.microsoft.com/office/word/2010/wordml" xmlns:w15="http://schemas.microsoft.com/office/word/2012/wordml" xmlns:w16se="http://schemas.microsoft.com/office/word/2015/wordml/symex" xmlns:wpg="http://schemas.microsoft.com/office/word/2010/wordprocessingGroup" xmlns:wpi="http://schemas.microsoft.com/office/word/2010/wordprocessingInk" xmlns:wne="http://schemas.microsoft.com/office/word/2006/wordml" xmlns:wps="http://schemas.microsoft.com/office/word/2010/wordprocessingShape" mc:Ignorable="w14 w15 w16se wp14">
   <w:body>
     <w:bookmarkStart w:id="0" w:name="_Toc169794661"/>
     <w:bookmarkStart w:id="1" w:name="_Toc169794947"/>
@@ -9701,13 +9701,13 @@
       </w:pPr>
       <w:r>
         <w:rPr>
-          <w:rFonts w:ascii="현대하모니 L" w:hAnsi="현대하모니 L"/>
+          <w:rFonts w:ascii="현대하모니 L" w:eastAsia="현대하모니 L" w:hAnsi="현대하모니 L"/>
         </w:rPr>
         <w:fldChar w:fldCharType="end"/>
       </w:r>
       <w:r>
         <w:rPr>
-          <w:rFonts w:ascii="현대하모니 L" w:hAnsi="현대하모니 L"/>
+          <w:rFonts w:ascii="현대하모니 L" w:eastAsia="현대하모니 L" w:hAnsi="현대하모니 L"/>
         </w:rPr>
         <w:br w:type="page"/>
       </w:r>
@@ -9894,7 +9894,7 @@
       </w:pPr>
       <w:r>
         <w:rPr>
-          <w:rFonts w:hint="eastAsia"/>
+          <w:rFonts w:ascii="현대하모니 L" w:hAnsi="현대하모니 L" w:hint="eastAsia"/>
           <w:noProof/>
         </w:rPr>
         <w:drawing>
@@ -9959,7 +9959,7 @@
       </w:r>
       <w:r>
         <w:rPr>
-          <w:rFonts w:hint="eastAsia"/>
+          <w:rFonts w:ascii="현대하모니 L" w:hAnsi="현대하모니 L" w:hint="eastAsia"/>
           <w:noProof/>
         </w:rPr>
         <mc:AlternateContent>
@@ -10237,7 +10237,7 @@
       </w:r>
       <w:r>
         <w:rPr>
-          <w:rFonts w:ascii="현대하모니 L" w:hAnsi="현대하모니 L" w:cs="Batang" w:hint="eastAsia"/>
+          <w:rFonts w:ascii="현대하모니 L" w:hAnsi="현대하모니 L" w:cs="바탕" w:hint="eastAsia"/>
           <w:sz w:val="18"/>
           <w:szCs w:val="18"/>
         </w:rPr>
@@ -10246,7 +10246,7 @@
       <w:proofErr w:type="spellStart"/>
       <w:r>
         <w:rPr>
-          <w:rFonts w:ascii="현대하모니 L" w:hAnsi="현대하모니 L" w:cs="Batang" w:hint="eastAsia"/>
+          <w:rFonts w:ascii="현대하모니 L" w:hAnsi="현대하모니 L" w:cs="바탕" w:hint="eastAsia"/>
           <w:sz w:val="18"/>
           <w:szCs w:val="18"/>
         </w:rPr>
@@ -10255,7 +10255,7 @@
       <w:proofErr w:type="spellEnd"/>
       <w:r>
         <w:rPr>
-          <w:rFonts w:ascii="현대하모니 L" w:hAnsi="현대하모니 L" w:cs="Batang" w:hint="eastAsia"/>
+          <w:rFonts w:ascii="현대하모니 L" w:hAnsi="현대하모니 L" w:cs="바탕" w:hint="eastAsia"/>
           <w:sz w:val="18"/>
           <w:szCs w:val="18"/>
         </w:rPr>
@@ -10760,7 +10760,7 @@
           <w:numId w:val="0"/>
         </w:numPr>
         <w:rPr>
-          <w:rFonts w:ascii="현대하모니 L" w:hAnsi="현대하모니 L" w:cs="Batang"/>
+          <w:rFonts w:ascii="현대하모니 L" w:hAnsi="현대하모니 L" w:cs="바탕"/>
           <w:sz w:val="18"/>
           <w:szCs w:val="18"/>
         </w:rPr>
@@ -10793,7 +10793,7 @@
       </w:r>
       <w:r>
         <w:rPr>
-          <w:rFonts w:ascii="현대하모니 L" w:hAnsi="현대하모니 L" w:cs="Batang" w:hint="eastAsia"/>
+          <w:rFonts w:ascii="현대하모니 L" w:hAnsi="현대하모니 L" w:cs="바탕" w:hint="eastAsia"/>
           <w:sz w:val="18"/>
           <w:szCs w:val="18"/>
         </w:rPr>
@@ -10802,7 +10802,7 @@
       <w:proofErr w:type="spellStart"/>
       <w:r>
         <w:rPr>
-          <w:rFonts w:ascii="현대하모니 L" w:hAnsi="현대하모니 L" w:cs="Batang" w:hint="eastAsia"/>
+          <w:rFonts w:ascii="현대하모니 L" w:hAnsi="현대하모니 L" w:cs="바탕" w:hint="eastAsia"/>
           <w:sz w:val="18"/>
           <w:szCs w:val="18"/>
         </w:rPr>
@@ -10811,7 +10811,7 @@
       <w:proofErr w:type="spellEnd"/>
       <w:r>
         <w:rPr>
-          <w:rFonts w:ascii="현대하모니 L" w:hAnsi="현대하모니 L" w:cs="Batang" w:hint="eastAsia"/>
+          <w:rFonts w:ascii="현대하모니 L" w:hAnsi="현대하모니 L" w:cs="바탕" w:hint="eastAsia"/>
           <w:sz w:val="18"/>
           <w:szCs w:val="18"/>
         </w:rPr>
@@ -10820,7 +10820,7 @@
       <w:proofErr w:type="spellStart"/>
       <w:r>
         <w:rPr>
-          <w:rFonts w:ascii="현대하모니 L" w:hAnsi="현대하모니 L" w:cs="Batang" w:hint="eastAsia"/>
+          <w:rFonts w:ascii="현대하모니 L" w:hAnsi="현대하모니 L" w:cs="바탕" w:hint="eastAsia"/>
           <w:sz w:val="18"/>
           <w:szCs w:val="18"/>
         </w:rPr>
@@ -10829,7 +10829,7 @@
       <w:proofErr w:type="spellEnd"/>
       <w:r>
         <w:rPr>
-          <w:rFonts w:ascii="현대하모니 L" w:hAnsi="현대하모니 L" w:cs="Batang" w:hint="eastAsia"/>
+          <w:rFonts w:ascii="현대하모니 L" w:hAnsi="현대하모니 L" w:cs="바탕" w:hint="eastAsia"/>
           <w:sz w:val="18"/>
           <w:szCs w:val="18"/>
         </w:rPr>
@@ -10850,7 +10850,7 @@
       </w:pPr>
       <w:r>
         <w:rPr>
-          <w:rFonts w:hint="eastAsia"/>
+          <w:rFonts w:ascii="현대하모니 L" w:hAnsi="현대하모니 L" w:hint="eastAsia"/>
           <w:noProof/>
         </w:rPr>
         <w:drawing>
@@ -10915,7 +10915,7 @@
       </w:r>
       <w:r>
         <w:rPr>
-          <w:rFonts w:hint="eastAsia"/>
+          <w:rFonts w:ascii="현대하모니 L" w:hAnsi="현대하모니 L" w:hint="eastAsia"/>
           <w:noProof/>
         </w:rPr>
         <mc:AlternateContent>
@@ -10961,7 +10961,7 @@
                               <w:spacing w:line="360" w:lineRule="exact"/>
                               <w:jc w:val="center"/>
                               <w:rPr>
-                                <w:rFonts w:ascii="Gulim" w:eastAsia="현대하모니 L" w:hAnsi="Gulim"/>
+                                <w:rFonts w:ascii="굴림" w:eastAsia="현대하모니 L" w:hAnsi="굴림"/>
                                 <w:szCs w:val="22"/>
                               </w:rPr>
                             </w:pPr>
@@ -11040,7 +11040,7 @@
                         <w:spacing w:line="360" w:lineRule="exact"/>
                         <w:jc w:val="center"/>
                         <w:rPr>
-                          <w:rFonts w:ascii="Gulim" w:eastAsia="현대하모니 L" w:hAnsi="Gulim"/>
+                          <w:rFonts w:ascii="굴림" w:eastAsia="현대하모니 L" w:hAnsi="굴림"/>
                           <w:szCs w:val="22"/>
                         </w:rPr>
                       </w:pPr>
@@ -11300,14 +11300,24 @@
         <w:t xml:space="preserve"> 제출 및 협의가 되어야 한다.</w:t>
       </w:r>
     </w:p>
-    <w:p/>
+    <w:p>
+      <w:pPr>
+        <w:rPr>
+          <w:rFonts w:ascii="현대하모니 L" w:eastAsia="현대하모니 L" w:hAnsi="현대하모니 L"/>
+        </w:rPr>
+      </w:pPr>
+    </w:p>
     <w:p>
       <w:pPr>
         <w:pStyle w:val="af9"/>
         <w:keepNext/>
-      </w:pPr>
-      <w:r>
-        <w:rPr>
+        <w:rPr>
+          <w:rFonts w:ascii="현대하모니 L" w:eastAsia="현대하모니 L" w:hAnsi="현대하모니 L"/>
+        </w:rPr>
+      </w:pPr>
+      <w:r>
+        <w:rPr>
+          <w:rFonts w:ascii="현대하모니 L" w:eastAsia="현대하모니 L" w:hAnsi="현대하모니 L"/>
           <w:noProof/>
         </w:rPr>
         <w:lastRenderedPageBreak/>
@@ -11365,47 +11375,50 @@
       <w:pPr>
         <w:pStyle w:val="af9"/>
         <w:jc w:val="center"/>
-      </w:pPr>
-      <w:r>
-        <w:rPr>
-          <w:rFonts w:hint="eastAsia"/>
+        <w:rPr>
+          <w:rFonts w:ascii="현대하모니 L" w:eastAsia="현대하모니 L" w:hAnsi="현대하모니 L"/>
+        </w:rPr>
+      </w:pPr>
+      <w:r>
+        <w:rPr>
+          <w:rFonts w:ascii="현대하모니 L" w:eastAsia="현대하모니 L" w:hAnsi="현대하모니 L" w:hint="eastAsia"/>
         </w:rPr>
         <w:t xml:space="preserve">그림 </w:t>
       </w:r>
       <w:r>
         <w:rPr>
-          <w:rFonts w:hint="eastAsia"/>
+          <w:rFonts w:ascii="현대하모니 L" w:eastAsia="현대하모니 L" w:hAnsi="현대하모니 L" w:hint="eastAsia"/>
         </w:rPr>
         <w:fldChar w:fldCharType="begin"/>
       </w:r>
       <w:r>
         <w:rPr>
-          <w:rFonts w:hint="eastAsia"/>
+          <w:rFonts w:ascii="현대하모니 L" w:eastAsia="현대하모니 L" w:hAnsi="현대하모니 L" w:hint="eastAsia"/>
         </w:rPr>
         <w:instrText xml:space="preserve"> SEQ 그림 \* ARABIC </w:instrText>
       </w:r>
       <w:r>
         <w:rPr>
-          <w:rFonts w:hint="eastAsia"/>
+          <w:rFonts w:ascii="현대하모니 L" w:eastAsia="현대하모니 L" w:hAnsi="현대하모니 L" w:hint="eastAsia"/>
         </w:rPr>
         <w:fldChar w:fldCharType="separate"/>
       </w:r>
       <w:r>
         <w:rPr>
-          <w:rFonts w:hint="eastAsia"/>
+          <w:rFonts w:ascii="현대하모니 L" w:eastAsia="현대하모니 L" w:hAnsi="현대하모니 L" w:hint="eastAsia"/>
           <w:noProof/>
         </w:rPr>
         <w:t>3</w:t>
       </w:r>
       <w:r>
         <w:rPr>
-          <w:rFonts w:hint="eastAsia"/>
+          <w:rFonts w:ascii="현대하모니 L" w:eastAsia="현대하모니 L" w:hAnsi="현대하모니 L" w:hint="eastAsia"/>
         </w:rPr>
         <w:fldChar w:fldCharType="end"/>
       </w:r>
       <w:r>
         <w:rPr>
-          <w:rFonts w:hint="eastAsia"/>
+          <w:rFonts w:ascii="현대하모니 L" w:eastAsia="현대하모니 L" w:hAnsi="현대하모니 L" w:hint="eastAsia"/>
         </w:rPr>
         <w:t>. 개발 Cycle 별 세부 활동 개념도</w:t>
       </w:r>
@@ -14396,23 +14409,7 @@
                 <w:sz w:val="18"/>
                 <w:szCs w:val="18"/>
               </w:rPr>
-              <w:t>H</w:t>
-            </w:r>
-            <w:r>
-              <w:rPr>
-                <w:rFonts w:ascii="현대하모니 L" w:eastAsia="현대하모니 L" w:hAnsi="현대하모니 L" w:hint="eastAsia"/>
-                <w:sz w:val="18"/>
-                <w:szCs w:val="18"/>
-              </w:rPr>
-              <w:t>/</w:t>
-            </w:r>
-            <w:r>
-              <w:rPr>
-                <w:rFonts w:ascii="현대하모니 L" w:eastAsia="현대하모니 L" w:hAnsi="현대하모니 L" w:hint="eastAsia"/>
-                <w:sz w:val="18"/>
-                <w:szCs w:val="18"/>
-              </w:rPr>
-              <w:t>W 요구사항 테스트 케이스 설계</w:t>
+              <w:t>H/W 요구사항 테스트 케이스 설계</w:t>
             </w:r>
           </w:p>
         </w:tc>
@@ -16757,21 +16754,21 @@
       </w:r>
       <w:r>
         <w:rPr>
-          <w:rFonts w:cs="Batang" w:hint="eastAsia"/>
+          <w:rFonts w:cs="바탕" w:hint="eastAsia"/>
         </w:rPr>
         <w:t xml:space="preserve">추후, 전기전자 부품 </w:t>
       </w:r>
       <w:proofErr w:type="spellStart"/>
       <w:r>
         <w:rPr>
-          <w:rFonts w:cs="Batang" w:hint="eastAsia"/>
+          <w:rFonts w:cs="바탕" w:hint="eastAsia"/>
         </w:rPr>
         <w:t>변경점에</w:t>
       </w:r>
       <w:proofErr w:type="spellEnd"/>
       <w:r>
         <w:rPr>
-          <w:rFonts w:cs="Batang" w:hint="eastAsia"/>
+          <w:rFonts w:cs="바탕" w:hint="eastAsia"/>
         </w:rPr>
         <w:t xml:space="preserve"> 대하여 </w:t>
       </w:r>
@@ -17525,13 +17522,7 @@
         <w:rPr>
           <w:rFonts w:hint="eastAsia"/>
         </w:rPr>
-        <w:t xml:space="preserve"> 개발하는 SW를 타 </w:t>
-      </w:r>
-      <w:r>
-        <w:rPr>
-          <w:rFonts w:hint="eastAsia"/>
-        </w:rPr>
-        <w:t xml:space="preserve">차종으로 전개 시 해당하는 모든 </w:t>
+        <w:t xml:space="preserve"> 개발하는 SW를 타 차종으로 전개 시 해당하는 모든 </w:t>
       </w:r>
       <w:r>
         <w:rPr>
@@ -18289,13 +18280,7 @@
         <w:rPr>
           <w:rFonts w:hint="eastAsia"/>
         </w:rPr>
-        <w:t>통신메시지의 내용/크기/</w:t>
-      </w:r>
-      <w:r>
-        <w:rPr>
-          <w:rFonts w:hint="eastAsia"/>
-        </w:rPr>
-        <w:t>주기 등 변경</w:t>
+        <w:t>통신메시지의 내용/크기/주기 등 변경</w:t>
       </w:r>
     </w:p>
     <w:p>
@@ -18559,7 +18544,7 @@
           <w:numId w:val="0"/>
         </w:numPr>
         <w:rPr>
-          <w:rFonts w:ascii="현대하모니 L" w:hAnsi="현대하모니 L" w:cs="Batang"/>
+          <w:rFonts w:ascii="현대하모니 L" w:hAnsi="현대하모니 L" w:cs="바탕"/>
           <w:sz w:val="18"/>
           <w:szCs w:val="18"/>
         </w:rPr>
@@ -19073,23 +19058,22 @@
           <w:b/>
           <w:color w:val="0000FF"/>
         </w:rPr>
-        <w:t xml:space="preserve">(155 Cyber </w:t>
-      </w:r>
-      <w:proofErr w:type="spellStart"/>
-      <w:r>
-        <w:rPr>
-          <w:b/>
-          <w:color w:val="0000FF"/>
-        </w:rPr>
-        <w:t>Securigy</w:t>
-      </w:r>
-      <w:proofErr w:type="spellEnd"/>
-      <w:r>
-        <w:rPr>
-          <w:b/>
-          <w:color w:val="0000FF"/>
-        </w:rPr>
-        <w:t xml:space="preserve"> Management System, </w:t>
+        <w:t>(155 Cyber Securi</w:t>
+      </w:r>
+      <w:r>
+        <w:rPr>
+          <w:rFonts w:hint="eastAsia"/>
+          <w:b/>
+          <w:color w:val="0000FF"/>
+        </w:rPr>
+        <w:t>t</w:t>
+      </w:r>
+      <w:r>
+        <w:rPr>
+          <w:b/>
+          <w:color w:val="0000FF"/>
+        </w:rPr>
+        <w:t xml:space="preserve">y Management System, </w:t>
       </w:r>
       <w:r>
         <w:rPr>
@@ -19104,23 +19088,7 @@
           <w:b/>
           <w:color w:val="0000FF"/>
         </w:rPr>
-        <w:t xml:space="preserve">66 Software Update Management </w:t>
-      </w:r>
-      <w:proofErr w:type="spellStart"/>
-      <w:r>
-        <w:rPr>
-          <w:b/>
-          <w:color w:val="0000FF"/>
-        </w:rPr>
-        <w:t>Systerm</w:t>
-      </w:r>
-      <w:proofErr w:type="spellEnd"/>
-      <w:r>
-        <w:rPr>
-          <w:b/>
-          <w:color w:val="0000FF"/>
-        </w:rPr>
-        <w:t>)</w:t>
+        <w:t>66 Software Update Management System)</w:t>
       </w:r>
     </w:p>
     <w:p>
@@ -19499,7 +19467,7 @@
       </w:r>
       <w:r>
         <w:rPr>
-          <w:rFonts w:cs="Batang" w:hint="eastAsia"/>
+          <w:rFonts w:cs="바탕" w:hint="eastAsia"/>
           <w:b/>
           <w:color w:val="0000FF"/>
           <w:szCs w:val="20"/>
@@ -19508,7 +19476,7 @@
       </w:r>
       <w:r>
         <w:rPr>
-          <w:rFonts w:cs="Batang"/>
+          <w:rFonts w:cs="바탕"/>
           <w:b/>
           <w:color w:val="0000FF"/>
           <w:szCs w:val="20"/>
@@ -19517,7 +19485,7 @@
       </w:r>
       <w:r>
         <w:rPr>
-          <w:rFonts w:cs="Batang" w:hint="eastAsia"/>
+          <w:rFonts w:cs="바탕" w:hint="eastAsia"/>
           <w:b/>
           <w:color w:val="0000FF"/>
           <w:szCs w:val="20"/>
@@ -19526,7 +19494,7 @@
       </w:r>
       <w:r>
         <w:rPr>
-          <w:rFonts w:cs="Batang"/>
+          <w:rFonts w:cs="바탕"/>
           <w:b/>
           <w:color w:val="0000FF"/>
           <w:szCs w:val="20"/>
@@ -19535,7 +19503,7 @@
       </w:r>
       <w:r>
         <w:rPr>
-          <w:rFonts w:cs="Batang"/>
+          <w:rFonts w:cs="바탕"/>
           <w:b/>
           <w:color w:val="0000FF"/>
           <w:szCs w:val="20"/>
@@ -19545,7 +19513,7 @@
       <w:proofErr w:type="spellStart"/>
       <w:r>
         <w:rPr>
-          <w:rFonts w:cs="Batang" w:hint="eastAsia"/>
+          <w:rFonts w:cs="바탕" w:hint="eastAsia"/>
           <w:b/>
           <w:color w:val="0000FF"/>
           <w:szCs w:val="20"/>
@@ -19555,7 +19523,7 @@
       <w:proofErr w:type="spellEnd"/>
       <w:r>
         <w:rPr>
-          <w:rFonts w:cs="Batang" w:hint="eastAsia"/>
+          <w:rFonts w:cs="바탕" w:hint="eastAsia"/>
           <w:b/>
           <w:color w:val="0000FF"/>
           <w:szCs w:val="20"/>
@@ -19564,7 +19532,7 @@
       </w:r>
       <w:r>
         <w:rPr>
-          <w:rFonts w:cs="Batang"/>
+          <w:rFonts w:cs="바탕"/>
           <w:b/>
           <w:color w:val="0000FF"/>
           <w:szCs w:val="20"/>
@@ -19718,7 +19686,7 @@
       </w:r>
       <w:r>
         <w:rPr>
-          <w:rFonts w:cs="Batang" w:hint="eastAsia"/>
+          <w:rFonts w:cs="바탕" w:hint="eastAsia"/>
           <w:b/>
           <w:color w:val="0000FF"/>
         </w:rPr>
@@ -19727,7 +19695,7 @@
       <w:proofErr w:type="spellStart"/>
       <w:r>
         <w:rPr>
-          <w:rFonts w:cs="Batang" w:hint="eastAsia"/>
+          <w:rFonts w:cs="바탕" w:hint="eastAsia"/>
           <w:b/>
           <w:color w:val="0000FF"/>
         </w:rPr>
@@ -19736,7 +19704,7 @@
       <w:proofErr w:type="spellEnd"/>
       <w:r>
         <w:rPr>
-          <w:rFonts w:cs="Batang" w:hint="eastAsia"/>
+          <w:rFonts w:cs="바탕" w:hint="eastAsia"/>
           <w:b/>
           <w:color w:val="0000FF"/>
         </w:rPr>
@@ -19744,7 +19712,7 @@
       </w:r>
       <w:r>
         <w:rPr>
-          <w:rFonts w:cs="Batang"/>
+          <w:rFonts w:cs="바탕"/>
           <w:b/>
           <w:color w:val="0000FF"/>
         </w:rPr>
@@ -19752,7 +19720,7 @@
       </w:r>
       <w:r>
         <w:rPr>
-          <w:rFonts w:cs="Batang" w:hint="eastAsia"/>
+          <w:rFonts w:cs="바탕" w:hint="eastAsia"/>
           <w:b/>
           <w:color w:val="0000FF"/>
         </w:rPr>
@@ -19760,7 +19728,7 @@
       </w:r>
       <w:r>
         <w:rPr>
-          <w:rFonts w:cs="Batang"/>
+          <w:rFonts w:cs="바탕"/>
           <w:b/>
           <w:color w:val="0000FF"/>
         </w:rPr>
@@ -19769,7 +19737,7 @@
       <w:proofErr w:type="spellStart"/>
       <w:r>
         <w:rPr>
-          <w:rFonts w:cs="Batang" w:hint="eastAsia"/>
+          <w:rFonts w:cs="바탕" w:hint="eastAsia"/>
           <w:b/>
           <w:color w:val="0000FF"/>
         </w:rPr>
@@ -19778,7 +19746,7 @@
       <w:proofErr w:type="spellEnd"/>
       <w:r>
         <w:rPr>
-          <w:rFonts w:cs="Batang" w:hint="eastAsia"/>
+          <w:rFonts w:cs="바탕" w:hint="eastAsia"/>
           <w:b/>
           <w:color w:val="0000FF"/>
         </w:rPr>
@@ -19786,7 +19754,7 @@
       </w:r>
       <w:r>
         <w:rPr>
-          <w:rFonts w:cs="Batang"/>
+          <w:rFonts w:cs="바탕"/>
           <w:b/>
           <w:color w:val="0000FF"/>
         </w:rPr>
@@ -19795,7 +19763,7 @@
       <w:proofErr w:type="spellStart"/>
       <w:r>
         <w:rPr>
-          <w:rFonts w:cs="Batang" w:hint="eastAsia"/>
+          <w:rFonts w:cs="바탕" w:hint="eastAsia"/>
           <w:b/>
           <w:color w:val="0000FF"/>
         </w:rPr>
@@ -19804,7 +19772,7 @@
       <w:proofErr w:type="spellEnd"/>
       <w:r>
         <w:rPr>
-          <w:rFonts w:cs="Batang" w:hint="eastAsia"/>
+          <w:rFonts w:cs="바탕" w:hint="eastAsia"/>
           <w:b/>
           <w:color w:val="0000FF"/>
         </w:rPr>
@@ -19813,7 +19781,7 @@
       <w:proofErr w:type="spellStart"/>
       <w:r>
         <w:rPr>
-          <w:rFonts w:ascii="Batang" w:eastAsia="Batang" w:hAnsi="Batang" w:cs="Batang" w:hint="eastAsia"/>
+          <w:rFonts w:cs="바탕" w:hint="eastAsia"/>
           <w:b/>
           <w:color w:val="0000FF"/>
         </w:rPr>
@@ -19822,7 +19790,7 @@
       <w:proofErr w:type="spellEnd"/>
       <w:r>
         <w:rPr>
-          <w:rFonts w:ascii="Batang" w:eastAsia="Batang" w:hAnsi="Batang" w:cs="Batang" w:hint="eastAsia"/>
+          <w:rFonts w:cs="바탕" w:hint="eastAsia"/>
           <w:b/>
           <w:color w:val="0000FF"/>
         </w:rPr>
@@ -19890,7 +19858,7 @@
       </w:r>
       <w:r>
         <w:rPr>
-          <w:rFonts w:ascii="Batang" w:eastAsia="Batang" w:hAnsi="Batang" w:cs="Batang" w:hint="eastAsia"/>
+          <w:rFonts w:cs="바탕" w:hint="eastAsia"/>
           <w:b/>
           <w:color w:val="0000FF"/>
         </w:rPr>
@@ -19899,7 +19867,7 @@
       <w:proofErr w:type="spellStart"/>
       <w:r>
         <w:rPr>
-          <w:rFonts w:ascii="Batang" w:eastAsia="Batang" w:hAnsi="Batang" w:cs="Batang" w:hint="eastAsia"/>
+          <w:rFonts w:cs="바탕" w:hint="eastAsia"/>
           <w:b/>
           <w:color w:val="0000FF"/>
         </w:rPr>
@@ -19908,7 +19876,7 @@
       <w:proofErr w:type="spellEnd"/>
       <w:r>
         <w:rPr>
-          <w:rFonts w:ascii="Batang" w:eastAsia="Batang" w:hAnsi="Batang" w:cs="Batang" w:hint="eastAsia"/>
+          <w:rFonts w:cs="바탕" w:hint="eastAsia"/>
           <w:b/>
           <w:color w:val="0000FF"/>
         </w:rPr>
@@ -19916,7 +19884,7 @@
       </w:r>
       <w:r>
         <w:rPr>
-          <w:rFonts w:ascii="Batang" w:eastAsia="Batang" w:hAnsi="Batang" w:cs="Batang"/>
+          <w:rFonts w:cs="바탕"/>
           <w:b/>
           <w:color w:val="0000FF"/>
         </w:rPr>
@@ -19924,7 +19892,7 @@
       </w:r>
       <w:r>
         <w:rPr>
-          <w:rFonts w:ascii="Batang" w:eastAsia="Batang" w:hAnsi="Batang" w:cs="Batang" w:hint="eastAsia"/>
+          <w:rFonts w:cs="바탕" w:hint="eastAsia"/>
           <w:b/>
           <w:color w:val="0000FF"/>
         </w:rPr>
@@ -20231,7 +20199,7 @@
           <w:numId w:val="0"/>
         </w:numPr>
         <w:rPr>
-          <w:rFonts w:ascii="현대하모니 L" w:hAnsi="현대하모니 L" w:cs="Batang"/>
+          <w:rFonts w:ascii="현대하모니 L" w:hAnsi="현대하모니 L" w:cs="바탕"/>
           <w:sz w:val="18"/>
           <w:szCs w:val="18"/>
         </w:rPr>
@@ -20653,13 +20621,7 @@
         <w:rPr>
           <w:rFonts w:hint="eastAsia"/>
         </w:rPr>
-        <w:t xml:space="preserve"> 감지하여 오작동을 방지하고, 상위제어기가 인지할 수 있도록 통신 </w:t>
-      </w:r>
-      <w:r>
-        <w:rPr>
-          <w:rFonts w:hint="eastAsia"/>
-        </w:rPr>
-        <w:t>시그널로 표출하여야 한다</w:t>
+        <w:t xml:space="preserve"> 감지하여 오작동을 방지하고, 상위제어기가 인지할 수 있도록 통신 시그널로 표출하여야 한다</w:t>
       </w:r>
     </w:p>
     <w:p>
@@ -20913,7 +20875,7 @@
           <w:ilvl w:val="0"/>
           <w:numId w:val="0"/>
         </w:numPr>
-        <w:ind w:leftChars="50" w:left="110" w:firstLineChars="250" w:firstLine="442"/>
+        <w:ind w:leftChars="50" w:left="110" w:firstLineChars="250" w:firstLine="393"/>
         <w:textAlignment w:val="auto"/>
         <w:rPr>
           <w:b/>
@@ -20922,7 +20884,7 @@
       </w:pPr>
       <w:r>
         <w:rPr>
-          <w:rFonts w:ascii="Batang" w:eastAsia="Batang" w:hAnsi="Batang" w:cs="Batang" w:hint="eastAsia"/>
+          <w:rFonts w:cs="바탕" w:hint="eastAsia"/>
           <w:b/>
           <w:color w:val="0000FF"/>
         </w:rPr>
@@ -20931,7 +20893,7 @@
       <w:proofErr w:type="spellStart"/>
       <w:r>
         <w:rPr>
-          <w:rFonts w:ascii="Batang" w:eastAsia="Batang" w:hAnsi="Batang" w:cs="Batang" w:hint="eastAsia"/>
+          <w:rFonts w:cs="바탕" w:hint="eastAsia"/>
           <w:b/>
           <w:color w:val="0000FF"/>
         </w:rPr>
@@ -21018,28 +20980,28 @@
       </w:r>
       <w:r>
         <w:rPr>
-          <w:rFonts w:cs="Batang" w:hint="eastAsia"/>
+          <w:rFonts w:cs="바탕" w:hint="eastAsia"/>
         </w:rPr>
         <w:t>제현상</w:t>
       </w:r>
       <w:proofErr w:type="spellEnd"/>
       <w:r>
         <w:rPr>
-          <w:rFonts w:cs="Batang" w:hint="eastAsia"/>
+          <w:rFonts w:cs="바탕" w:hint="eastAsia"/>
         </w:rPr>
         <w:t xml:space="preserve">, 원인, 개선안 및 side effect에 대해 작성하여 </w:t>
       </w:r>
       <w:proofErr w:type="spellStart"/>
       <w:r>
         <w:rPr>
-          <w:rFonts w:cs="Batang" w:hint="eastAsia"/>
+          <w:rFonts w:cs="바탕" w:hint="eastAsia"/>
         </w:rPr>
         <w:t>대책서를</w:t>
       </w:r>
       <w:proofErr w:type="spellEnd"/>
       <w:r>
         <w:rPr>
-          <w:rFonts w:cs="Batang" w:hint="eastAsia"/>
+          <w:rFonts w:cs="바탕" w:hint="eastAsia"/>
         </w:rPr>
         <w:t xml:space="preserve"> 제출하여야 한다</w:t>
       </w:r>
@@ -21056,55 +21018,49 @@
       </w:pPr>
       <w:r>
         <w:rPr>
-          <w:rFonts w:cs="Batang" w:hint="eastAsia"/>
-        </w:rPr>
-        <w:t>발생한 문제에 대하 개선안 적용</w:t>
-      </w:r>
-      <w:r>
-        <w:rPr>
-          <w:rFonts w:cs="Batang" w:hint="eastAsia"/>
-        </w:rPr>
-        <w:t xml:space="preserve">, </w:t>
-      </w:r>
-      <w:proofErr w:type="spellStart"/>
-      <w:r>
-        <w:rPr>
-          <w:rFonts w:cs="Batang" w:hint="eastAsia"/>
+          <w:rFonts w:cs="바탕" w:hint="eastAsia"/>
+        </w:rPr>
+        <w:t xml:space="preserve">발생한 문제에 대하 개선안 적용, </w:t>
+      </w:r>
+      <w:proofErr w:type="spellStart"/>
+      <w:r>
+        <w:rPr>
+          <w:rFonts w:cs="바탕" w:hint="eastAsia"/>
         </w:rPr>
         <w:t>단품</w:t>
       </w:r>
       <w:proofErr w:type="spellEnd"/>
       <w:r>
         <w:rPr>
-          <w:rFonts w:cs="Batang" w:hint="eastAsia"/>
+          <w:rFonts w:cs="바탕" w:hint="eastAsia"/>
         </w:rPr>
         <w:t xml:space="preserve"> </w:t>
       </w:r>
       <w:proofErr w:type="spellStart"/>
       <w:r>
         <w:rPr>
-          <w:rFonts w:cs="Batang" w:hint="eastAsia"/>
+          <w:rFonts w:cs="바탕" w:hint="eastAsia"/>
         </w:rPr>
         <w:t>개선평가</w:t>
       </w:r>
       <w:proofErr w:type="spellEnd"/>
       <w:r>
         <w:rPr>
-          <w:rFonts w:cs="Batang" w:hint="eastAsia"/>
+          <w:rFonts w:cs="바탕" w:hint="eastAsia"/>
         </w:rPr>
         <w:t xml:space="preserve">, 재발 방지대책이 </w:t>
       </w:r>
       <w:proofErr w:type="spellStart"/>
       <w:r>
         <w:rPr>
-          <w:rFonts w:cs="Batang" w:hint="eastAsia"/>
+          <w:rFonts w:cs="바탕" w:hint="eastAsia"/>
         </w:rPr>
         <w:t>실행일정을</w:t>
       </w:r>
       <w:proofErr w:type="spellEnd"/>
       <w:r>
         <w:rPr>
-          <w:rFonts w:cs="Batang" w:hint="eastAsia"/>
+          <w:rFonts w:cs="바탕" w:hint="eastAsia"/>
         </w:rPr>
         <w:t xml:space="preserve"> 제출하고 일정에 맞게 결과를 제출하여야 한다</w:t>
       </w:r>
@@ -21121,73 +21077,73 @@
       </w:pPr>
       <w:r>
         <w:rPr>
-          <w:rFonts w:cs="Batang" w:hint="eastAsia"/>
+          <w:rFonts w:cs="바탕" w:hint="eastAsia"/>
         </w:rPr>
         <w:t>③, ④</w:t>
       </w:r>
       <w:r>
         <w:rPr>
-          <w:rFonts w:cs="Batang" w:hint="eastAsia"/>
+          <w:rFonts w:cs="바탕" w:hint="eastAsia"/>
         </w:rPr>
         <w:t xml:space="preserve">의 </w:t>
       </w:r>
       <w:proofErr w:type="spellStart"/>
       <w:r>
         <w:rPr>
-          <w:rFonts w:cs="Batang" w:hint="eastAsia"/>
+          <w:rFonts w:cs="바탕" w:hint="eastAsia"/>
         </w:rPr>
         <w:t>제출항목에</w:t>
       </w:r>
       <w:proofErr w:type="spellEnd"/>
       <w:r>
         <w:rPr>
-          <w:rFonts w:cs="Batang" w:hint="eastAsia"/>
+          <w:rFonts w:cs="바탕" w:hint="eastAsia"/>
         </w:rPr>
         <w:t xml:space="preserve"> 대하여 HMG 별도 합의 없이 </w:t>
       </w:r>
       <w:r>
         <w:rPr>
-          <w:rFonts w:cs="Batang" w:hint="eastAsia"/>
+          <w:rFonts w:cs="바탕" w:hint="eastAsia"/>
         </w:rPr>
         <w:t>제출</w:t>
       </w:r>
       <w:r>
         <w:rPr>
-          <w:rFonts w:cs="Batang" w:hint="eastAsia"/>
+          <w:rFonts w:cs="바탕" w:hint="eastAsia"/>
         </w:rPr>
         <w:t>하지 않을 경</w:t>
       </w:r>
       <w:r>
         <w:rPr>
-          <w:rFonts w:cs="Batang" w:hint="eastAsia"/>
+          <w:rFonts w:cs="바탕" w:hint="eastAsia"/>
         </w:rPr>
         <w:t xml:space="preserve">우 </w:t>
       </w:r>
       <w:proofErr w:type="spellStart"/>
       <w:r>
         <w:rPr>
-          <w:rFonts w:cs="Batang" w:hint="eastAsia"/>
+          <w:rFonts w:cs="바탕" w:hint="eastAsia"/>
         </w:rPr>
         <w:t>유관문제</w:t>
       </w:r>
       <w:proofErr w:type="spellEnd"/>
       <w:r>
         <w:rPr>
-          <w:rFonts w:cs="Batang" w:hint="eastAsia"/>
+          <w:rFonts w:cs="바탕" w:hint="eastAsia"/>
         </w:rPr>
         <w:t xml:space="preserve"> 발생시 </w:t>
       </w:r>
       <w:proofErr w:type="spellStart"/>
       <w:r>
         <w:rPr>
-          <w:rFonts w:cs="Batang" w:hint="eastAsia"/>
+          <w:rFonts w:cs="바탕" w:hint="eastAsia"/>
         </w:rPr>
         <w:t>공급사</w:t>
       </w:r>
       <w:proofErr w:type="spellEnd"/>
       <w:r>
         <w:rPr>
-          <w:rFonts w:cs="Batang" w:hint="eastAsia"/>
+          <w:rFonts w:cs="바탕" w:hint="eastAsia"/>
         </w:rPr>
         <w:t xml:space="preserve"> 귀책으로 한다</w:t>
       </w:r>
@@ -21204,21 +21160,21 @@
       </w:pPr>
       <w:r>
         <w:rPr>
-          <w:rFonts w:cs="Batang" w:hint="eastAsia"/>
+          <w:rFonts w:cs="바탕" w:hint="eastAsia"/>
         </w:rPr>
         <w:t xml:space="preserve">식별된 문제는 개발 Cycle마다 </w:t>
       </w:r>
       <w:proofErr w:type="spellStart"/>
       <w:r>
         <w:rPr>
-          <w:rFonts w:cs="Batang" w:hint="eastAsia"/>
+          <w:rFonts w:cs="바탕" w:hint="eastAsia"/>
         </w:rPr>
         <w:t>리스트업</w:t>
       </w:r>
       <w:proofErr w:type="spellEnd"/>
       <w:r>
         <w:rPr>
-          <w:rFonts w:cs="Batang" w:hint="eastAsia"/>
+          <w:rFonts w:cs="바탕" w:hint="eastAsia"/>
         </w:rPr>
         <w:t xml:space="preserve"> 되어 다음 개발 Cycle혹은 프로젝트에 반영이 되어야 한다</w:t>
       </w:r>
@@ -21235,41 +21191,41 @@
       </w:pPr>
       <w:r>
         <w:rPr>
-          <w:rFonts w:cs="Batang" w:hint="eastAsia"/>
+          <w:rFonts w:cs="바탕" w:hint="eastAsia"/>
         </w:rPr>
         <w:t xml:space="preserve">상기 </w:t>
       </w:r>
       <w:r>
         <w:rPr>
-          <w:rFonts w:cs="Batang" w:hint="eastAsia"/>
+          <w:rFonts w:cs="바탕" w:hint="eastAsia"/>
         </w:rPr>
         <w:t xml:space="preserve">요구사항은 프로젝트 내에서 </w:t>
       </w:r>
       <w:proofErr w:type="spellStart"/>
       <w:r>
         <w:rPr>
-          <w:rFonts w:cs="Batang" w:hint="eastAsia"/>
+          <w:rFonts w:cs="바탕" w:hint="eastAsia"/>
         </w:rPr>
         <w:t>추적성이</w:t>
       </w:r>
       <w:proofErr w:type="spellEnd"/>
       <w:r>
         <w:rPr>
-          <w:rFonts w:cs="Batang" w:hint="eastAsia"/>
+          <w:rFonts w:cs="바탕" w:hint="eastAsia"/>
         </w:rPr>
         <w:t xml:space="preserve"> 확보되어야 한다. 또한 문제점은 </w:t>
       </w:r>
       <w:proofErr w:type="spellStart"/>
       <w:r>
         <w:rPr>
-          <w:rFonts w:cs="Batang" w:hint="eastAsia"/>
+          <w:rFonts w:cs="바탕" w:hint="eastAsia"/>
         </w:rPr>
         <w:t>종료시까지</w:t>
       </w:r>
       <w:proofErr w:type="spellEnd"/>
       <w:r>
         <w:rPr>
-          <w:rFonts w:cs="Batang" w:hint="eastAsia"/>
+          <w:rFonts w:cs="바탕" w:hint="eastAsia"/>
         </w:rPr>
         <w:t xml:space="preserve"> 추적되어 승인을 득하여야 한다</w:t>
       </w:r>
@@ -21286,55 +21242,55 @@
       </w:pPr>
       <w:r>
         <w:rPr>
-          <w:rFonts w:cs="Batang" w:hint="eastAsia"/>
+          <w:rFonts w:cs="바탕" w:hint="eastAsia"/>
         </w:rPr>
         <w:t>HMG 요구 시</w:t>
       </w:r>
       <w:r>
         <w:rPr>
-          <w:rFonts w:cs="Batang" w:hint="eastAsia"/>
+          <w:rFonts w:cs="바탕" w:hint="eastAsia"/>
         </w:rPr>
         <w:t>,</w:t>
       </w:r>
       <w:r>
         <w:rPr>
-          <w:rFonts w:cs="Batang" w:hint="eastAsia"/>
+          <w:rFonts w:cs="바탕" w:hint="eastAsia"/>
         </w:rPr>
         <w:t xml:space="preserve"> </w:t>
       </w:r>
       <w:r>
         <w:rPr>
-          <w:rFonts w:cs="Batang" w:hint="eastAsia"/>
+          <w:rFonts w:cs="바탕" w:hint="eastAsia"/>
         </w:rPr>
         <w:t>상기</w:t>
       </w:r>
       <w:r>
         <w:rPr>
-          <w:rFonts w:cs="Batang" w:hint="eastAsia"/>
+          <w:rFonts w:cs="바탕" w:hint="eastAsia"/>
         </w:rPr>
         <w:t xml:space="preserve"> 요구사항에 대하여 제출 혹은 On-Site 리뷰</w:t>
       </w:r>
       <w:r>
         <w:rPr>
-          <w:rFonts w:cs="Batang" w:hint="eastAsia"/>
+          <w:rFonts w:cs="바탕" w:hint="eastAsia"/>
         </w:rPr>
         <w:t>가</w:t>
       </w:r>
       <w:r>
         <w:rPr>
-          <w:rFonts w:cs="Batang" w:hint="eastAsia"/>
+          <w:rFonts w:cs="바탕" w:hint="eastAsia"/>
         </w:rPr>
         <w:t xml:space="preserve"> 요구</w:t>
       </w:r>
       <w:r>
         <w:rPr>
-          <w:rFonts w:cs="Batang" w:hint="eastAsia"/>
+          <w:rFonts w:cs="바탕" w:hint="eastAsia"/>
         </w:rPr>
         <w:t>될</w:t>
       </w:r>
       <w:r>
         <w:rPr>
-          <w:rFonts w:cs="Batang" w:hint="eastAsia"/>
+          <w:rFonts w:cs="바탕" w:hint="eastAsia"/>
         </w:rPr>
         <w:t xml:space="preserve"> 수 있다.</w:t>
       </w:r>
@@ -21654,7 +21610,7 @@
           <w:numId w:val="0"/>
         </w:numPr>
         <w:rPr>
-          <w:rFonts w:ascii="현대하모니 L" w:hAnsi="현대하모니 L" w:cs="Batang"/>
+          <w:rFonts w:ascii="현대하모니 L" w:hAnsi="현대하모니 L" w:cs="바탕"/>
           <w:sz w:val="18"/>
           <w:szCs w:val="18"/>
         </w:rPr>
@@ -21679,7 +21635,7 @@
       </w:r>
       <w:r>
         <w:rPr>
-          <w:rFonts w:ascii="현대하모니 L" w:hAnsi="현대하모니 L" w:cs="Batang" w:hint="eastAsia"/>
+          <w:rFonts w:ascii="현대하모니 L" w:hAnsi="현대하모니 L" w:cs="바탕" w:hint="eastAsia"/>
           <w:sz w:val="18"/>
           <w:szCs w:val="18"/>
         </w:rPr>
@@ -21688,7 +21644,7 @@
       <w:proofErr w:type="spellStart"/>
       <w:r>
         <w:rPr>
-          <w:rFonts w:ascii="현대하모니 L" w:hAnsi="현대하모니 L" w:cs="Batang" w:hint="eastAsia"/>
+          <w:rFonts w:ascii="현대하모니 L" w:hAnsi="현대하모니 L" w:cs="바탕" w:hint="eastAsia"/>
           <w:sz w:val="18"/>
           <w:szCs w:val="18"/>
         </w:rPr>
@@ -21697,7 +21653,7 @@
       <w:proofErr w:type="spellEnd"/>
       <w:r>
         <w:rPr>
-          <w:rFonts w:ascii="현대하모니 L" w:hAnsi="현대하모니 L" w:cs="Batang" w:hint="eastAsia"/>
+          <w:rFonts w:ascii="현대하모니 L" w:hAnsi="현대하모니 L" w:cs="바탕" w:hint="eastAsia"/>
           <w:sz w:val="18"/>
           <w:szCs w:val="18"/>
         </w:rPr>
@@ -21712,7 +21668,7 @@
           <w:numId w:val="0"/>
         </w:numPr>
         <w:rPr>
-          <w:rFonts w:ascii="현대하모니 L" w:hAnsi="현대하모니 L" w:cs="Batang"/>
+          <w:rFonts w:ascii="현대하모니 L" w:hAnsi="현대하모니 L" w:cs="바탕"/>
           <w:sz w:val="18"/>
           <w:szCs w:val="18"/>
         </w:rPr>
@@ -21793,7 +21749,7 @@
           <w:numId w:val="0"/>
         </w:numPr>
         <w:rPr>
-          <w:rFonts w:ascii="현대하모니 L" w:hAnsi="현대하모니 L" w:cs="Batang"/>
+          <w:rFonts w:ascii="현대하모니 L" w:hAnsi="현대하모니 L" w:cs="바탕"/>
           <w:sz w:val="18"/>
           <w:szCs w:val="18"/>
         </w:rPr>
@@ -21858,7 +21814,7 @@
           <w:numId w:val="0"/>
         </w:numPr>
         <w:rPr>
-          <w:rFonts w:ascii="현대하모니 L" w:hAnsi="현대하모니 L" w:cs="Batang"/>
+          <w:rFonts w:ascii="현대하모니 L" w:hAnsi="현대하모니 L" w:cs="바탕"/>
           <w:sz w:val="18"/>
           <w:szCs w:val="18"/>
         </w:rPr>
@@ -21979,8 +21935,6 @@
           <w:szCs w:val="18"/>
         </w:rPr>
       </w:pPr>
-      <w:bookmarkStart w:id="61" w:name="_GoBack"/>
-      <w:bookmarkEnd w:id="61"/>
     </w:p>
     <w:p>
       <w:pPr>
@@ -22084,7 +22038,7 @@
           <w:numId w:val="0"/>
         </w:numPr>
         <w:rPr>
-          <w:rFonts w:ascii="현대하모니 L" w:hAnsi="현대하모니 L" w:cs="Batang"/>
+          <w:rFonts w:ascii="현대하모니 L" w:hAnsi="현대하모니 L" w:cs="바탕"/>
           <w:sz w:val="18"/>
           <w:szCs w:val="18"/>
         </w:rPr>
@@ -22441,15 +22395,7 @@
           <w:b/>
           <w:color w:val="0000FF"/>
         </w:rPr>
-        <w:t>운영</w:t>
-      </w:r>
-      <w:r>
-        <w:rPr>
-          <w:rFonts w:hint="eastAsia"/>
-          <w:b/>
-          <w:color w:val="0000FF"/>
-        </w:rPr>
-        <w:t xml:space="preserve"> 중</w:t>
+        <w:t>운영 중</w:t>
       </w:r>
     </w:p>
     <w:p>
@@ -22581,9 +22527,9 @@
           <w:sz w:val="22"/>
         </w:rPr>
       </w:pPr>
-      <w:bookmarkStart w:id="62" w:name="_Toc169794967"/>
-      <w:bookmarkStart w:id="63" w:name="_Toc169847288"/>
-      <w:bookmarkStart w:id="64" w:name="_Toc169868867"/>
+      <w:bookmarkStart w:id="61" w:name="_Toc169794967"/>
+      <w:bookmarkStart w:id="62" w:name="_Toc169847288"/>
+      <w:bookmarkStart w:id="63" w:name="_Toc169868867"/>
       <w:r>
         <w:rPr>
           <w:rFonts w:ascii="현대하모니 L" w:hAnsi="현대하모니 L" w:hint="eastAsia"/>
@@ -22591,9 +22537,9 @@
         </w:rPr>
         <w:t>시스템 개발 요구사항</w:t>
       </w:r>
+      <w:bookmarkEnd w:id="61"/>
       <w:bookmarkEnd w:id="62"/>
       <w:bookmarkEnd w:id="63"/>
-      <w:bookmarkEnd w:id="64"/>
       <w:r>
         <w:rPr>
           <w:rFonts w:ascii="현대하모니 L" w:hAnsi="현대하모니 L" w:hint="eastAsia"/>
@@ -22603,6 +22549,7 @@
       </w:r>
       <w:r>
         <w:rPr>
+          <w:rFonts w:ascii="현대하모니 L" w:hAnsi="현대하모니 L"/>
           <w:b/>
           <w:color w:val="0000FF"/>
           <w:sz w:val="18"/>
@@ -22612,6 +22559,7 @@
       </w:r>
       <w:r>
         <w:rPr>
+          <w:rFonts w:ascii="현대하모니 L" w:hAnsi="현대하모니 L"/>
           <w:b/>
           <w:color w:val="0000FF"/>
           <w:sz w:val="18"/>
@@ -22621,63 +22569,13 @@
       </w:r>
       <w:r>
         <w:rPr>
-          <w:rFonts w:hint="eastAsia"/>
+          <w:rFonts w:ascii="현대하모니 L" w:hAnsi="현대하모니 L" w:hint="eastAsia"/>
           <w:b/>
           <w:color w:val="0000FF"/>
           <w:sz w:val="18"/>
           <w:szCs w:val="18"/>
         </w:rPr>
-        <w:t>가능</w:t>
-      </w:r>
-      <w:r>
-        <w:rPr>
-          <w:rFonts w:hint="eastAsia"/>
-          <w:b/>
-          <w:color w:val="0000FF"/>
-          <w:sz w:val="18"/>
-          <w:szCs w:val="18"/>
-        </w:rPr>
-        <w:t>(</w:t>
-      </w:r>
-      <w:r>
-        <w:rPr>
-          <w:rFonts w:hint="eastAsia"/>
-          <w:b/>
-          <w:color w:val="0000FF"/>
-          <w:sz w:val="18"/>
-          <w:szCs w:val="18"/>
-        </w:rPr>
-        <w:t>진행</w:t>
-      </w:r>
-      <w:r>
-        <w:rPr>
-          <w:rFonts w:hint="eastAsia"/>
-          <w:b/>
-          <w:color w:val="0000FF"/>
-          <w:sz w:val="18"/>
-          <w:szCs w:val="18"/>
-        </w:rPr>
-        <w:t xml:space="preserve"> </w:t>
-      </w:r>
-      <w:r>
-        <w:rPr>
-          <w:rFonts w:hint="eastAsia"/>
-          <w:b/>
-          <w:color w:val="0000FF"/>
-          <w:sz w:val="18"/>
-          <w:szCs w:val="18"/>
-        </w:rPr>
-        <w:t>중</w:t>
-      </w:r>
-      <w:r>
-        <w:rPr>
-          <w:rFonts w:hint="eastAsia"/>
-          <w:b/>
-          <w:color w:val="0000FF"/>
-          <w:sz w:val="18"/>
-          <w:szCs w:val="18"/>
-        </w:rPr>
-        <w:t>)</w:t>
+        <w:t>가능(진행 중)</w:t>
       </w:r>
     </w:p>
     <w:p>
@@ -22693,9 +22591,9 @@
           <w:sz w:val="22"/>
         </w:rPr>
       </w:pPr>
-      <w:bookmarkStart w:id="65" w:name="_Toc169794968"/>
-      <w:bookmarkStart w:id="66" w:name="_Toc169847289"/>
-      <w:bookmarkStart w:id="67" w:name="_Toc169868868"/>
+      <w:bookmarkStart w:id="64" w:name="_Toc169794968"/>
+      <w:bookmarkStart w:id="65" w:name="_Toc169847289"/>
+      <w:bookmarkStart w:id="66" w:name="_Toc169868868"/>
       <w:r>
         <w:rPr>
           <w:rFonts w:ascii="현대하모니 L" w:hAnsi="현대하모니 L" w:hint="eastAsia"/>
@@ -22703,9 +22601,9 @@
         </w:rPr>
         <w:t>시스템 개발 일반 요구사항</w:t>
       </w:r>
+      <w:bookmarkEnd w:id="64"/>
       <w:bookmarkEnd w:id="65"/>
       <w:bookmarkEnd w:id="66"/>
-      <w:bookmarkEnd w:id="67"/>
       <w:r>
         <w:rPr>
           <w:rFonts w:ascii="현대하모니 L" w:hAnsi="현대하모니 L" w:hint="eastAsia"/>
@@ -22715,6 +22613,7 @@
       </w:r>
       <w:r>
         <w:rPr>
+          <w:rFonts w:ascii="현대하모니 L" w:hAnsi="현대하모니 L"/>
           <w:b/>
           <w:color w:val="0000FF"/>
           <w:sz w:val="18"/>
@@ -22724,6 +22623,7 @@
       </w:r>
       <w:r>
         <w:rPr>
+          <w:rFonts w:ascii="현대하모니 L" w:hAnsi="현대하모니 L"/>
           <w:b/>
           <w:color w:val="0000FF"/>
           <w:sz w:val="18"/>
@@ -22733,63 +22633,13 @@
       </w:r>
       <w:r>
         <w:rPr>
-          <w:rFonts w:hint="eastAsia"/>
+          <w:rFonts w:ascii="현대하모니 L" w:hAnsi="현대하모니 L" w:hint="eastAsia"/>
           <w:b/>
           <w:color w:val="0000FF"/>
           <w:sz w:val="18"/>
           <w:szCs w:val="18"/>
         </w:rPr>
-        <w:t>가능</w:t>
-      </w:r>
-      <w:r>
-        <w:rPr>
-          <w:rFonts w:hint="eastAsia"/>
-          <w:b/>
-          <w:color w:val="0000FF"/>
-          <w:sz w:val="18"/>
-          <w:szCs w:val="18"/>
-        </w:rPr>
-        <w:t>(</w:t>
-      </w:r>
-      <w:r>
-        <w:rPr>
-          <w:rFonts w:hint="eastAsia"/>
-          <w:b/>
-          <w:color w:val="0000FF"/>
-          <w:sz w:val="18"/>
-          <w:szCs w:val="18"/>
-        </w:rPr>
-        <w:t>진행</w:t>
-      </w:r>
-      <w:r>
-        <w:rPr>
-          <w:rFonts w:hint="eastAsia"/>
-          <w:b/>
-          <w:color w:val="0000FF"/>
-          <w:sz w:val="18"/>
-          <w:szCs w:val="18"/>
-        </w:rPr>
-        <w:t xml:space="preserve"> </w:t>
-      </w:r>
-      <w:r>
-        <w:rPr>
-          <w:rFonts w:hint="eastAsia"/>
-          <w:b/>
-          <w:color w:val="0000FF"/>
-          <w:sz w:val="18"/>
-          <w:szCs w:val="18"/>
-        </w:rPr>
-        <w:t>중</w:t>
-      </w:r>
-      <w:r>
-        <w:rPr>
-          <w:rFonts w:hint="eastAsia"/>
-          <w:b/>
-          <w:color w:val="0000FF"/>
-          <w:sz w:val="18"/>
-          <w:szCs w:val="18"/>
-        </w:rPr>
-        <w:t>)</w:t>
+        <w:t>가능(진행 중)</w:t>
       </w:r>
     </w:p>
     <w:p>
@@ -23578,6 +23428,9 @@
           <w:ilvl w:val="0"/>
           <w:numId w:val="0"/>
         </w:numPr>
+        <w:rPr>
+          <w:rFonts w:eastAsia="현대하모니 L"/>
+        </w:rPr>
       </w:pPr>
     </w:p>
     <w:p>
@@ -23847,15 +23700,7 @@
                 <w:sz w:val="18"/>
                 <w:szCs w:val="18"/>
               </w:rPr>
-              <w:t>※</w:t>
-            </w:r>
-            <w:r>
-              <w:rPr>
-                <w:rFonts w:ascii="현대하모니 L" w:hAnsi="현대하모니 L" w:hint="eastAsia"/>
-                <w:sz w:val="18"/>
-                <w:szCs w:val="18"/>
-              </w:rPr>
-              <w:t xml:space="preserve"> IG3 ON 조건에서만 정상 동작을 수행할 것</w:t>
+              <w:t>※ IG3 ON 조건에서만 정상 동작을 수행할 것</w:t>
             </w:r>
           </w:p>
         </w:tc>
@@ -24275,39 +24120,7 @@
                 <w:sz w:val="18"/>
                 <w:szCs w:val="18"/>
               </w:rPr>
-              <w:t>(</w:t>
-            </w:r>
-            <w:r>
-              <w:rPr>
-                <w:rFonts w:ascii="현대하모니 L" w:hAnsi="현대하모니 L" w:hint="eastAsia"/>
-                <w:sz w:val="18"/>
-                <w:szCs w:val="18"/>
-              </w:rPr>
-              <w:t>※</w:t>
-            </w:r>
-            <w:r>
-              <w:rPr>
-                <w:rFonts w:ascii="현대하모니 L" w:hAnsi="현대하모니 L" w:hint="eastAsia"/>
-                <w:sz w:val="18"/>
-                <w:szCs w:val="18"/>
-              </w:rPr>
-              <w:t xml:space="preserve">Limited)을 수행하거나 이상현상 해소될 </w:t>
-            </w:r>
-            <w:r>
-              <w:rPr>
-                <w:rFonts w:ascii="현대하모니 L" w:hAnsi="현대하모니 L" w:hint="eastAsia"/>
-                <w:sz w:val="18"/>
-                <w:szCs w:val="18"/>
-              </w:rPr>
-              <w:t>때까지 대기(※</w:t>
-            </w:r>
-            <w:r>
-              <w:rPr>
-                <w:rFonts w:ascii="현대하모니 L" w:hAnsi="현대하모니 L" w:hint="eastAsia"/>
-                <w:sz w:val="18"/>
-                <w:szCs w:val="18"/>
-              </w:rPr>
-              <w:t>Wait)를 하는 모드</w:t>
+              <w:t>(※Limited)을 수행하거나 이상현상 해소될 때까지 대기(※Wait)를 하는 모드</w:t>
             </w:r>
           </w:p>
         </w:tc>
@@ -24481,15 +24294,7 @@
                 <w:sz w:val="18"/>
                 <w:szCs w:val="18"/>
               </w:rPr>
-              <w:t>※</w:t>
-            </w:r>
-            <w:r>
-              <w:rPr>
-                <w:rFonts w:ascii="현대하모니 L" w:hAnsi="현대하모니 L" w:hint="eastAsia"/>
-                <w:sz w:val="18"/>
-                <w:szCs w:val="18"/>
-              </w:rPr>
-              <w:t xml:space="preserve"> IG3 OFF 시, 일정 시간 후 Sleep 모드 진입을 하여야 한다. (후속 시퀀스 작업등을 위함)</w:t>
+              <w:t>※ IG3 OFF 시, 일정 시간 후 Sleep 모드 진입을 하여야 한다. (후속 시퀀스 작업등을 위함)</w:t>
             </w:r>
           </w:p>
         </w:tc>
@@ -24628,15 +24433,7 @@
                 <w:sz w:val="18"/>
                 <w:szCs w:val="18"/>
               </w:rPr>
-              <w:t>※</w:t>
-            </w:r>
-            <w:r>
-              <w:rPr>
-                <w:rFonts w:ascii="현대하모니 L" w:hAnsi="현대하모니 L" w:hint="eastAsia"/>
-                <w:sz w:val="18"/>
-                <w:szCs w:val="18"/>
-              </w:rPr>
-              <w:t xml:space="preserve"> 고전압 부품에 한함(전동컴프레서, 고전압 </w:t>
+              <w:t xml:space="preserve">※ 고전압 부품에 한함(전동컴프레서, 고전압 </w:t>
             </w:r>
             <w:proofErr w:type="spellStart"/>
             <w:r>
@@ -24760,15 +24557,7 @@
           <w:sz w:val="18"/>
           <w:szCs w:val="18"/>
         </w:rPr>
-        <w:t>*</w:t>
-      </w:r>
-      <w:r>
-        <w:rPr>
-          <w:rFonts w:ascii="현대하모니 L" w:hAnsi="현대하모니 L" w:hint="eastAsia"/>
-          <w:sz w:val="18"/>
-          <w:szCs w:val="18"/>
-        </w:rPr>
-        <w:t xml:space="preserve"> 시스템 </w:t>
+        <w:t xml:space="preserve">* 시스템 </w:t>
       </w:r>
       <w:proofErr w:type="spellStart"/>
       <w:r>
@@ -25495,9 +25284,9 @@
           <w:sz w:val="22"/>
         </w:rPr>
       </w:pPr>
-      <w:bookmarkStart w:id="68" w:name="_Toc169794969"/>
-      <w:bookmarkStart w:id="69" w:name="_Toc169847290"/>
-      <w:bookmarkStart w:id="70" w:name="_Toc169868869"/>
+      <w:bookmarkStart w:id="67" w:name="_Toc169794969"/>
+      <w:bookmarkStart w:id="68" w:name="_Toc169847290"/>
+      <w:bookmarkStart w:id="69" w:name="_Toc169868869"/>
       <w:r>
         <w:rPr>
           <w:rFonts w:ascii="현대하모니 L" w:hAnsi="현대하모니 L" w:hint="eastAsia"/>
@@ -25505,9 +25294,9 @@
         </w:rPr>
         <w:t>시스템 설계 요구사항</w:t>
       </w:r>
+      <w:bookmarkEnd w:id="67"/>
       <w:bookmarkEnd w:id="68"/>
       <w:bookmarkEnd w:id="69"/>
-      <w:bookmarkEnd w:id="70"/>
     </w:p>
     <w:p>
       <w:pPr>
@@ -25522,9 +25311,9 @@
           <w:sz w:val="22"/>
         </w:rPr>
       </w:pPr>
-      <w:bookmarkStart w:id="71" w:name="_Toc169794970"/>
-      <w:bookmarkStart w:id="72" w:name="_Toc169847291"/>
-      <w:bookmarkStart w:id="73" w:name="_Toc169868870"/>
+      <w:bookmarkStart w:id="70" w:name="_Toc169794970"/>
+      <w:bookmarkStart w:id="71" w:name="_Toc169847291"/>
+      <w:bookmarkStart w:id="72" w:name="_Toc169868870"/>
       <w:r>
         <w:rPr>
           <w:rFonts w:ascii="현대하모니 L" w:hAnsi="현대하모니 L" w:hint="eastAsia"/>
@@ -25532,9 +25321,9 @@
         </w:rPr>
         <w:t>고객 요구사항 분석</w:t>
       </w:r>
+      <w:bookmarkEnd w:id="70"/>
       <w:bookmarkEnd w:id="71"/>
       <w:bookmarkEnd w:id="72"/>
-      <w:bookmarkEnd w:id="73"/>
       <w:r>
         <w:rPr>
           <w:rFonts w:ascii="현대하모니 L" w:hAnsi="현대하모니 L" w:hint="eastAsia"/>
@@ -25550,6 +25339,9 @@
           <w:ilvl w:val="0"/>
           <w:numId w:val="0"/>
         </w:numPr>
+        <w:rPr>
+          <w:rFonts w:ascii="현대하모니 L" w:hAnsi="현대하모니 L"/>
+        </w:rPr>
       </w:pPr>
       <w:proofErr w:type="spellStart"/>
       <w:r>
@@ -25598,210 +25390,30 @@
       <w:proofErr w:type="spellStart"/>
       <w:r>
         <w:rPr>
-          <w:rFonts w:hint="eastAsia"/>
+          <w:rFonts w:ascii="현대하모니 L" w:hAnsi="현대하모니 L" w:hint="eastAsia"/>
         </w:rPr>
         <w:t>차량제어요구사양서를</w:t>
       </w:r>
       <w:proofErr w:type="spellEnd"/>
       <w:r>
         <w:rPr>
-          <w:rFonts w:hint="eastAsia"/>
-        </w:rPr>
-        <w:t xml:space="preserve"> </w:t>
-      </w:r>
-      <w:r>
-        <w:rPr>
-          <w:rFonts w:hint="eastAsia"/>
-        </w:rPr>
-        <w:t>통한</w:t>
-      </w:r>
-      <w:r>
-        <w:rPr>
-          <w:rFonts w:hint="eastAsia"/>
-        </w:rPr>
-        <w:t xml:space="preserve"> </w:t>
-      </w:r>
-      <w:r>
-        <w:rPr>
-          <w:rFonts w:hint="eastAsia"/>
-        </w:rPr>
-        <w:t>고객</w:t>
-      </w:r>
-      <w:r>
-        <w:rPr>
-          <w:rFonts w:hint="eastAsia"/>
-        </w:rPr>
-        <w:t xml:space="preserve"> </w:t>
-      </w:r>
-      <w:r>
-        <w:rPr>
-          <w:rFonts w:hint="eastAsia"/>
-        </w:rPr>
-        <w:t>요구사항에</w:t>
-      </w:r>
-      <w:r>
-        <w:rPr>
-          <w:rFonts w:hint="eastAsia"/>
-        </w:rPr>
-        <w:t xml:space="preserve"> </w:t>
-      </w:r>
-      <w:r>
-        <w:rPr>
-          <w:rFonts w:hint="eastAsia"/>
-        </w:rPr>
-        <w:t>대한</w:t>
-      </w:r>
-      <w:r>
-        <w:rPr>
-          <w:rFonts w:hint="eastAsia"/>
-        </w:rPr>
-        <w:t xml:space="preserve"> </w:t>
-      </w:r>
-      <w:r>
-        <w:rPr>
-          <w:rFonts w:hint="eastAsia"/>
-        </w:rPr>
-        <w:t>커버리지는</w:t>
-      </w:r>
-      <w:r>
-        <w:rPr>
-          <w:rFonts w:hint="eastAsia"/>
-        </w:rPr>
-        <w:t xml:space="preserve"> 100% </w:t>
-      </w:r>
-      <w:r>
-        <w:rPr>
-          <w:rFonts w:hint="eastAsia"/>
-        </w:rPr>
-        <w:t>만족하여야</w:t>
-      </w:r>
-      <w:r>
-        <w:rPr>
-          <w:rFonts w:hint="eastAsia"/>
-        </w:rPr>
-        <w:t xml:space="preserve"> </w:t>
-      </w:r>
-      <w:r>
-        <w:rPr>
-          <w:rFonts w:hint="eastAsia"/>
-        </w:rPr>
-        <w:t>하며</w:t>
-      </w:r>
-      <w:r>
-        <w:rPr>
-          <w:rFonts w:hint="eastAsia"/>
-        </w:rPr>
-        <w:t xml:space="preserve">, </w:t>
-      </w:r>
-      <w:r>
-        <w:rPr>
-          <w:rFonts w:hint="eastAsia"/>
-        </w:rPr>
-        <w:t>적어도</w:t>
-      </w:r>
-      <w:r>
-        <w:rPr>
-          <w:rFonts w:hint="eastAsia"/>
-        </w:rPr>
-        <w:t xml:space="preserve"> 1</w:t>
-      </w:r>
-      <w:r>
-        <w:rPr>
-          <w:rFonts w:hint="eastAsia"/>
-        </w:rPr>
-        <w:t>개</w:t>
-      </w:r>
-      <w:r>
-        <w:rPr>
-          <w:rFonts w:hint="eastAsia"/>
-        </w:rPr>
-        <w:t xml:space="preserve"> </w:t>
-      </w:r>
-      <w:r>
-        <w:rPr>
-          <w:rFonts w:hint="eastAsia"/>
-        </w:rPr>
-        <w:t>이상의</w:t>
-      </w:r>
-      <w:r>
-        <w:rPr>
-          <w:rFonts w:hint="eastAsia"/>
-        </w:rPr>
-        <w:t xml:space="preserve"> </w:t>
-      </w:r>
-      <w:r>
-        <w:rPr>
-          <w:rFonts w:hint="eastAsia"/>
-        </w:rPr>
-        <w:t>시스템</w:t>
-      </w:r>
-      <w:r>
-        <w:rPr>
-          <w:rFonts w:hint="eastAsia"/>
-        </w:rPr>
-        <w:t xml:space="preserve"> </w:t>
-      </w:r>
-      <w:proofErr w:type="spellStart"/>
-      <w:r>
-        <w:rPr>
-          <w:rFonts w:hint="eastAsia"/>
+          <w:rFonts w:ascii="현대하모니 L" w:hAnsi="현대하모니 L" w:hint="eastAsia"/>
+        </w:rPr>
+        <w:t xml:space="preserve"> 통한 고객 요구사항에 대한 커버리지는 100% 만족하여야 하며, 적어도 1개 이상의 시스템 </w:t>
+      </w:r>
+      <w:proofErr w:type="spellStart"/>
+      <w:r>
+        <w:rPr>
+          <w:rFonts w:ascii="현대하모니 L" w:hAnsi="현대하모니 L" w:hint="eastAsia"/>
         </w:rPr>
         <w:t>요구사양서</w:t>
       </w:r>
       <w:proofErr w:type="spellEnd"/>
       <w:r>
         <w:rPr>
-          <w:rFonts w:hint="eastAsia"/>
-        </w:rPr>
-        <w:t xml:space="preserve"> </w:t>
-      </w:r>
-      <w:r>
-        <w:rPr>
-          <w:rFonts w:hint="eastAsia"/>
-        </w:rPr>
-        <w:t>내</w:t>
-      </w:r>
-      <w:r>
-        <w:rPr>
-          <w:rFonts w:hint="eastAsia"/>
-        </w:rPr>
-        <w:t xml:space="preserve"> </w:t>
-      </w:r>
-      <w:r>
-        <w:rPr>
-          <w:rFonts w:hint="eastAsia"/>
-        </w:rPr>
-        <w:t>요구사항에</w:t>
-      </w:r>
-      <w:r>
-        <w:rPr>
-          <w:rFonts w:hint="eastAsia"/>
-        </w:rPr>
-        <w:t xml:space="preserve"> </w:t>
-      </w:r>
-      <w:r>
-        <w:rPr>
-          <w:rFonts w:hint="eastAsia"/>
-        </w:rPr>
-        <w:t>할당하여야</w:t>
-      </w:r>
-      <w:r>
-        <w:rPr>
-          <w:rFonts w:hint="eastAsia"/>
-        </w:rPr>
-        <w:t xml:space="preserve"> </w:t>
-      </w:r>
-      <w:r>
-        <w:rPr>
-          <w:rFonts w:hint="eastAsia"/>
-        </w:rPr>
-        <w:t>한다</w:t>
-      </w:r>
-      <w:r>
-        <w:rPr>
-          <w:rFonts w:hint="eastAsia"/>
-        </w:rPr>
-        <w:t>.</w:t>
+          <w:rFonts w:ascii="현대하모니 L" w:hAnsi="현대하모니 L" w:hint="eastAsia"/>
+        </w:rPr>
+        <w:t xml:space="preserve"> 내 요구사항에 할당하여야 한다.</w:t>
       </w:r>
     </w:p>
     <w:p>
@@ -26046,9 +25658,9 @@
           <w:sz w:val="22"/>
         </w:rPr>
       </w:pPr>
-      <w:bookmarkStart w:id="74" w:name="_Toc169794971"/>
-      <w:bookmarkStart w:id="75" w:name="_Toc169847292"/>
-      <w:bookmarkStart w:id="76" w:name="_Toc169868871"/>
+      <w:bookmarkStart w:id="73" w:name="_Toc169794971"/>
+      <w:bookmarkStart w:id="74" w:name="_Toc169847292"/>
+      <w:bookmarkStart w:id="75" w:name="_Toc169868871"/>
       <w:r>
         <w:rPr>
           <w:rFonts w:ascii="현대하모니 L" w:hAnsi="현대하모니 L" w:hint="eastAsia"/>
@@ -26056,9 +25668,9 @@
         </w:rPr>
         <w:t>기능 요구사항</w:t>
       </w:r>
+      <w:bookmarkEnd w:id="73"/>
       <w:bookmarkEnd w:id="74"/>
       <w:bookmarkEnd w:id="75"/>
-      <w:bookmarkEnd w:id="76"/>
       <w:r>
         <w:rPr>
           <w:rFonts w:ascii="현대하모니 L" w:hAnsi="현대하모니 L" w:hint="eastAsia"/>
@@ -26068,6 +25680,7 @@
       </w:r>
       <w:r>
         <w:rPr>
+          <w:rFonts w:ascii="현대하모니 L" w:hAnsi="현대하모니 L"/>
           <w:b/>
           <w:color w:val="0000FF"/>
           <w:sz w:val="18"/>
@@ -26077,6 +25690,7 @@
       </w:r>
       <w:r>
         <w:rPr>
+          <w:rFonts w:ascii="현대하모니 L" w:hAnsi="현대하모니 L"/>
           <w:b/>
           <w:color w:val="0000FF"/>
           <w:sz w:val="18"/>
@@ -26086,63 +25700,13 @@
       </w:r>
       <w:r>
         <w:rPr>
-          <w:rFonts w:hint="eastAsia"/>
+          <w:rFonts w:ascii="현대하모니 L" w:hAnsi="현대하모니 L" w:hint="eastAsia"/>
           <w:b/>
           <w:color w:val="0000FF"/>
           <w:sz w:val="18"/>
           <w:szCs w:val="18"/>
         </w:rPr>
-        <w:t>가능</w:t>
-      </w:r>
-      <w:r>
-        <w:rPr>
-          <w:rFonts w:hint="eastAsia"/>
-          <w:b/>
-          <w:color w:val="0000FF"/>
-          <w:sz w:val="18"/>
-          <w:szCs w:val="18"/>
-        </w:rPr>
-        <w:t>(</w:t>
-      </w:r>
-      <w:r>
-        <w:rPr>
-          <w:rFonts w:hint="eastAsia"/>
-          <w:b/>
-          <w:color w:val="0000FF"/>
-          <w:sz w:val="18"/>
-          <w:szCs w:val="18"/>
-        </w:rPr>
-        <w:t>진행</w:t>
-      </w:r>
-      <w:r>
-        <w:rPr>
-          <w:rFonts w:hint="eastAsia"/>
-          <w:b/>
-          <w:color w:val="0000FF"/>
-          <w:sz w:val="18"/>
-          <w:szCs w:val="18"/>
-        </w:rPr>
-        <w:t xml:space="preserve"> </w:t>
-      </w:r>
-      <w:r>
-        <w:rPr>
-          <w:rFonts w:hint="eastAsia"/>
-          <w:b/>
-          <w:color w:val="0000FF"/>
-          <w:sz w:val="18"/>
-          <w:szCs w:val="18"/>
-        </w:rPr>
-        <w:t>중</w:t>
-      </w:r>
-      <w:r>
-        <w:rPr>
-          <w:rFonts w:hint="eastAsia"/>
-          <w:b/>
-          <w:color w:val="0000FF"/>
-          <w:sz w:val="18"/>
-          <w:szCs w:val="18"/>
-        </w:rPr>
-        <w:t>)</w:t>
+        <w:t>가능(진행 중)</w:t>
       </w:r>
     </w:p>
     <w:p>
@@ -26216,13 +25780,7 @@
         <w:rPr>
           <w:rFonts w:hint="eastAsia"/>
         </w:rPr>
-        <w:t>요구사항을</w:t>
-      </w:r>
-      <w:r>
-        <w:rPr>
-          <w:rFonts w:hint="eastAsia"/>
-        </w:rPr>
-        <w:t xml:space="preserve"> 구체화할 때, 수식, 테이블, 그래프 등을 제시하여 기능 요구사항의 제어 특성을 </w:t>
+        <w:t xml:space="preserve">요구사항을 구체화할 때, 수식, 테이블, 그래프 등을 제시하여 기능 요구사항의 제어 특성을 </w:t>
       </w:r>
       <w:proofErr w:type="spellStart"/>
       <w:r>
@@ -26307,9 +25865,9 @@
           <w:sz w:val="22"/>
         </w:rPr>
       </w:pPr>
-      <w:bookmarkStart w:id="77" w:name="_Toc169794972"/>
-      <w:bookmarkStart w:id="78" w:name="_Toc169847293"/>
-      <w:bookmarkStart w:id="79" w:name="_Toc169868872"/>
+      <w:bookmarkStart w:id="76" w:name="_Toc169794972"/>
+      <w:bookmarkStart w:id="77" w:name="_Toc169847293"/>
+      <w:bookmarkStart w:id="78" w:name="_Toc169868872"/>
       <w:proofErr w:type="spellStart"/>
       <w:r>
         <w:rPr>
@@ -26326,9 +25884,9 @@
         </w:rPr>
         <w:t xml:space="preserve"> 요구사항</w:t>
       </w:r>
+      <w:bookmarkEnd w:id="76"/>
       <w:bookmarkEnd w:id="77"/>
       <w:bookmarkEnd w:id="78"/>
-      <w:bookmarkEnd w:id="79"/>
       <w:r>
         <w:rPr>
           <w:rFonts w:ascii="현대하모니 L" w:hAnsi="현대하모니 L" w:hint="eastAsia"/>
@@ -26610,9 +26168,9 @@
           <w:sz w:val="22"/>
         </w:rPr>
       </w:pPr>
-      <w:bookmarkStart w:id="80" w:name="_Toc169794973"/>
-      <w:bookmarkStart w:id="81" w:name="_Toc169847294"/>
-      <w:bookmarkStart w:id="82" w:name="_Toc169868873"/>
+      <w:bookmarkStart w:id="79" w:name="_Toc169794973"/>
+      <w:bookmarkStart w:id="80" w:name="_Toc169847294"/>
+      <w:bookmarkStart w:id="81" w:name="_Toc169868873"/>
       <w:r>
         <w:rPr>
           <w:rFonts w:ascii="현대하모니 L" w:hAnsi="현대하모니 L" w:hint="eastAsia"/>
@@ -26620,9 +26178,9 @@
         </w:rPr>
         <w:t>진단 기능</w:t>
       </w:r>
+      <w:bookmarkEnd w:id="79"/>
       <w:bookmarkEnd w:id="80"/>
       <w:bookmarkEnd w:id="81"/>
-      <w:bookmarkEnd w:id="82"/>
       <w:r>
         <w:rPr>
           <w:rFonts w:ascii="현대하모니 L" w:hAnsi="현대하모니 L" w:hint="eastAsia"/>
@@ -27159,7 +26717,7 @@
       <w:r>
         <w:rPr>
           <w:rStyle w:val="Char9"/>
-          <w:rFonts w:hint="eastAsia"/>
+          <w:rFonts w:eastAsia="현대하모니 L" w:hint="eastAsia"/>
         </w:rPr>
         <w:t>판정</w:t>
       </w:r>
@@ -27492,9 +27050,9 @@
           <w:sz w:val="22"/>
         </w:rPr>
       </w:pPr>
-      <w:bookmarkStart w:id="83" w:name="_Toc169794974"/>
-      <w:bookmarkStart w:id="84" w:name="_Toc169847295"/>
-      <w:bookmarkStart w:id="85" w:name="_Toc169868874"/>
+      <w:bookmarkStart w:id="82" w:name="_Toc169794974"/>
+      <w:bookmarkStart w:id="83" w:name="_Toc169847295"/>
+      <w:bookmarkStart w:id="84" w:name="_Toc169868874"/>
       <w:r>
         <w:rPr>
           <w:rFonts w:ascii="현대하모니 L" w:hAnsi="현대하모니 L" w:hint="eastAsia"/>
@@ -27502,9 +27060,9 @@
         </w:rPr>
         <w:t>시스템 아키텍처 설계</w:t>
       </w:r>
+      <w:bookmarkEnd w:id="82"/>
       <w:bookmarkEnd w:id="83"/>
       <w:bookmarkEnd w:id="84"/>
-      <w:bookmarkEnd w:id="85"/>
     </w:p>
     <w:p>
       <w:pPr>
@@ -27519,9 +27077,9 @@
           <w:sz w:val="22"/>
         </w:rPr>
       </w:pPr>
-      <w:bookmarkStart w:id="86" w:name="_Toc169794975"/>
-      <w:bookmarkStart w:id="87" w:name="_Toc169847296"/>
-      <w:bookmarkStart w:id="88" w:name="_Toc169868875"/>
+      <w:bookmarkStart w:id="85" w:name="_Toc169794975"/>
+      <w:bookmarkStart w:id="86" w:name="_Toc169847296"/>
+      <w:bookmarkStart w:id="87" w:name="_Toc169868875"/>
       <w:r>
         <w:rPr>
           <w:rFonts w:ascii="현대하모니 L" w:hAnsi="현대하모니 L" w:hint="eastAsia"/>
@@ -27529,9 +27087,9 @@
         </w:rPr>
         <w:t>시스템 아키텍처 설계 요구사항</w:t>
       </w:r>
+      <w:bookmarkEnd w:id="85"/>
       <w:bookmarkEnd w:id="86"/>
       <w:bookmarkEnd w:id="87"/>
-      <w:bookmarkEnd w:id="88"/>
       <w:r>
         <w:rPr>
           <w:rFonts w:ascii="현대하모니 L" w:hAnsi="현대하모니 L" w:hint="eastAsia"/>
@@ -28009,13 +27567,7 @@
         <w:rPr>
           <w:rFonts w:hint="eastAsia"/>
         </w:rPr>
-        <w:t>전략에 의해 검토, 설계</w:t>
-      </w:r>
-      <w:r>
-        <w:rPr>
-          <w:rFonts w:hint="eastAsia"/>
-        </w:rPr>
-        <w:t>된 대안 아키텍처들에 대해서 승인된 아키텍처에 대한 검토/승인 활동에 해당 아키텍처를 선택한 근거가 명세 되어야 한다.</w:t>
+        <w:t>전략에 의해 검토, 설계된 대안 아키텍처들에 대해서 승인된 아키텍처에 대한 검토/승인 활동에 해당 아키텍처를 선택한 근거가 명세 되어야 한다.</w:t>
       </w:r>
     </w:p>
     <w:p>
@@ -28705,9 +28257,9 @@
           <w:sz w:val="22"/>
         </w:rPr>
       </w:pPr>
-      <w:bookmarkStart w:id="89" w:name="_Toc169794976"/>
-      <w:bookmarkStart w:id="90" w:name="_Toc169847297"/>
-      <w:bookmarkStart w:id="91" w:name="_Toc169868876"/>
+      <w:bookmarkStart w:id="88" w:name="_Toc169794976"/>
+      <w:bookmarkStart w:id="89" w:name="_Toc169847297"/>
+      <w:bookmarkStart w:id="90" w:name="_Toc169868876"/>
       <w:r>
         <w:rPr>
           <w:rFonts w:ascii="현대하모니 L" w:hAnsi="현대하모니 L" w:hint="eastAsia"/>
@@ -28715,9 +28267,9 @@
         </w:rPr>
         <w:t>인터페이스 설계 요구사항</w:t>
       </w:r>
+      <w:bookmarkEnd w:id="88"/>
       <w:bookmarkEnd w:id="89"/>
       <w:bookmarkEnd w:id="90"/>
-      <w:bookmarkEnd w:id="91"/>
       <w:r>
         <w:rPr>
           <w:rFonts w:ascii="현대하모니 L" w:hAnsi="현대하모니 L" w:hint="eastAsia"/>
@@ -28831,13 +28383,7 @@
         <w:rPr>
           <w:rFonts w:hint="eastAsia"/>
         </w:rPr>
-        <w:t>데이터 차원(</w:t>
-      </w:r>
-      <w:r>
-        <w:rPr>
-          <w:rFonts w:hint="eastAsia"/>
-        </w:rPr>
-        <w:t>스칼라, 벡터, 행렬)</w:t>
+        <w:t>데이터 차원(스칼라, 벡터, 행렬)</w:t>
       </w:r>
       <w:r>
         <w:t xml:space="preserve"> </w:t>
@@ -29104,9 +28650,9 @@
           <w:sz w:val="22"/>
         </w:rPr>
       </w:pPr>
-      <w:bookmarkStart w:id="92" w:name="_Toc169794977"/>
-      <w:bookmarkStart w:id="93" w:name="_Toc169847298"/>
-      <w:bookmarkStart w:id="94" w:name="_Toc169868877"/>
+      <w:bookmarkStart w:id="91" w:name="_Toc169794977"/>
+      <w:bookmarkStart w:id="92" w:name="_Toc169847298"/>
+      <w:bookmarkStart w:id="93" w:name="_Toc169868877"/>
       <w:r>
         <w:rPr>
           <w:rFonts w:ascii="현대하모니 L" w:hAnsi="현대하모니 L" w:hint="eastAsia"/>
@@ -29114,9 +28660,9 @@
         </w:rPr>
         <w:t>HSI 설계 요구사항</w:t>
       </w:r>
+      <w:bookmarkEnd w:id="91"/>
       <w:bookmarkEnd w:id="92"/>
       <w:bookmarkEnd w:id="93"/>
-      <w:bookmarkEnd w:id="94"/>
       <w:r>
         <w:rPr>
           <w:rFonts w:ascii="현대하모니 L" w:hAnsi="현대하모니 L" w:hint="eastAsia"/>
@@ -29220,7 +28766,17 @@
           <w:sz w:val="18"/>
           <w:szCs w:val="18"/>
         </w:rPr>
-        <w:t>작성 有</w:t>
+        <w:t xml:space="preserve">작성 </w:t>
+      </w:r>
+      <w:r>
+        <w:rPr>
+          <w:rFonts w:ascii="바탕" w:eastAsia="바탕" w:hAnsi="바탕" w:cs="바탕" w:hint="eastAsia"/>
+          <w:b/>
+          <w:color w:val="0000FF"/>
+          <w:sz w:val="18"/>
+          <w:szCs w:val="18"/>
+        </w:rPr>
+        <w:t>有</w:t>
       </w:r>
       <w:r>
         <w:rPr>
@@ -29615,9 +29171,9 @@
           <w:sz w:val="22"/>
         </w:rPr>
       </w:pPr>
-      <w:bookmarkStart w:id="95" w:name="_Toc169794978"/>
-      <w:bookmarkStart w:id="96" w:name="_Toc169847299"/>
-      <w:bookmarkStart w:id="97" w:name="_Toc169868878"/>
+      <w:bookmarkStart w:id="94" w:name="_Toc169794978"/>
+      <w:bookmarkStart w:id="95" w:name="_Toc169847299"/>
+      <w:bookmarkStart w:id="96" w:name="_Toc169868878"/>
       <w:r>
         <w:rPr>
           <w:rFonts w:ascii="현대하모니 L" w:hAnsi="현대하모니 L" w:hint="eastAsia"/>
@@ -29625,9 +29181,9 @@
         </w:rPr>
         <w:t>시스템 테스트 요구사항</w:t>
       </w:r>
+      <w:bookmarkEnd w:id="94"/>
       <w:bookmarkEnd w:id="95"/>
       <w:bookmarkEnd w:id="96"/>
-      <w:bookmarkEnd w:id="97"/>
     </w:p>
     <w:p>
       <w:pPr>
@@ -29642,9 +29198,9 @@
           <w:sz w:val="22"/>
         </w:rPr>
       </w:pPr>
-      <w:bookmarkStart w:id="98" w:name="_Toc169794979"/>
-      <w:bookmarkStart w:id="99" w:name="_Toc169847300"/>
-      <w:bookmarkStart w:id="100" w:name="_Toc169868879"/>
+      <w:bookmarkStart w:id="97" w:name="_Toc169794979"/>
+      <w:bookmarkStart w:id="98" w:name="_Toc169847300"/>
+      <w:bookmarkStart w:id="99" w:name="_Toc169868879"/>
       <w:r>
         <w:rPr>
           <w:rFonts w:ascii="현대하모니 L" w:hAnsi="현대하모니 L" w:hint="eastAsia"/>
@@ -29652,9 +29208,9 @@
         </w:rPr>
         <w:t>시스템 테스트 계획</w:t>
       </w:r>
+      <w:bookmarkEnd w:id="97"/>
       <w:bookmarkEnd w:id="98"/>
       <w:bookmarkEnd w:id="99"/>
-      <w:bookmarkEnd w:id="100"/>
       <w:r>
         <w:rPr>
           <w:rFonts w:ascii="현대하모니 L" w:hAnsi="현대하모니 L"/>
@@ -29772,7 +29328,7 @@
       </w:r>
       <w:r>
         <w:rPr>
-          <w:rFonts w:ascii="현대하모니 L" w:hAnsi="현대하모니 L" w:hint="eastAsia"/>
+          <w:rFonts w:ascii="바탕" w:eastAsia="바탕" w:hAnsi="바탕" w:cs="바탕" w:hint="eastAsia"/>
           <w:b/>
           <w:color w:val="0000FF"/>
           <w:sz w:val="18"/>
@@ -29843,13 +29399,7 @@
         <w:rPr>
           <w:rFonts w:hint="eastAsia"/>
         </w:rPr>
-        <w:t xml:space="preserve">활동이 </w:t>
-      </w:r>
-      <w:r>
-        <w:rPr>
-          <w:rFonts w:hint="eastAsia"/>
-        </w:rPr>
-        <w:t>정의</w:t>
+        <w:t>활동이 정의</w:t>
       </w:r>
       <w:r>
         <w:rPr>
@@ -29992,6 +29542,9 @@
       <w:pPr>
         <w:pStyle w:val="af3"/>
         <w:ind w:left="880"/>
+        <w:rPr>
+          <w:rFonts w:ascii="현대하모니 L" w:eastAsia="현대하모니 L" w:hAnsi="현대하모니 L"/>
+        </w:rPr>
       </w:pPr>
     </w:p>
     <w:p>
@@ -32120,9 +31673,9 @@
           <w:sz w:val="22"/>
         </w:rPr>
       </w:pPr>
-      <w:bookmarkStart w:id="101" w:name="_Toc169794980"/>
-      <w:bookmarkStart w:id="102" w:name="_Toc169847301"/>
-      <w:bookmarkStart w:id="103" w:name="_Toc169868880"/>
+      <w:bookmarkStart w:id="100" w:name="_Toc169794980"/>
+      <w:bookmarkStart w:id="101" w:name="_Toc169847301"/>
+      <w:bookmarkStart w:id="102" w:name="_Toc169868880"/>
       <w:r>
         <w:rPr>
           <w:rFonts w:ascii="현대하모니 L" w:hAnsi="현대하모니 L" w:hint="eastAsia"/>
@@ -32138,9 +31691,9 @@
         </w:rPr>
         <w:t>인정테스트</w:t>
       </w:r>
+      <w:bookmarkEnd w:id="100"/>
       <w:bookmarkEnd w:id="101"/>
       <w:bookmarkEnd w:id="102"/>
-      <w:bookmarkEnd w:id="103"/>
       <w:proofErr w:type="spellEnd"/>
       <w:r>
         <w:rPr>
@@ -32151,6 +31704,7 @@
       </w:r>
       <w:r>
         <w:rPr>
+          <w:rFonts w:ascii="현대하모니 L" w:hAnsi="현대하모니 L"/>
           <w:b/>
           <w:color w:val="0000FF"/>
           <w:sz w:val="18"/>
@@ -32160,73 +31714,23 @@
       </w:r>
       <w:r>
         <w:rPr>
-          <w:rFonts w:hint="eastAsia"/>
+          <w:rFonts w:ascii="현대하모니 L" w:hAnsi="현대하모니 L" w:hint="eastAsia"/>
           <w:b/>
           <w:color w:val="0000FF"/>
           <w:sz w:val="18"/>
           <w:szCs w:val="18"/>
         </w:rPr>
-        <w:t xml:space="preserve"> </w:t>
-      </w:r>
-      <w:r>
-        <w:rPr>
-          <w:rFonts w:hint="eastAsia"/>
+        <w:t xml:space="preserve"> 가능</w:t>
+      </w:r>
+      <w:r>
+        <w:rPr>
+          <w:rFonts w:ascii="현대하모니 L" w:hAnsi="현대하모니 L" w:hint="eastAsia"/>
           <w:b/>
           <w:color w:val="0000FF"/>
           <w:sz w:val="18"/>
           <w:szCs w:val="18"/>
         </w:rPr>
-        <w:t>가능</w:t>
-      </w:r>
-      <w:r>
-        <w:rPr>
-          <w:rFonts w:hint="eastAsia"/>
-          <w:b/>
-          <w:color w:val="0000FF"/>
-          <w:sz w:val="18"/>
-          <w:szCs w:val="18"/>
-        </w:rPr>
-        <w:t>(</w:t>
-      </w:r>
-      <w:r>
-        <w:rPr>
-          <w:rFonts w:hint="eastAsia"/>
-          <w:b/>
-          <w:color w:val="0000FF"/>
-          <w:sz w:val="18"/>
-          <w:szCs w:val="18"/>
-        </w:rPr>
-        <w:t>진행</w:t>
-      </w:r>
-      <w:r>
-        <w:rPr>
-          <w:rFonts w:hint="eastAsia"/>
-          <w:b/>
-          <w:color w:val="0000FF"/>
-          <w:sz w:val="18"/>
-          <w:szCs w:val="18"/>
-        </w:rPr>
-        <w:t xml:space="preserve"> </w:t>
-      </w:r>
-      <w:r>
-        <w:rPr>
-          <w:rFonts w:hint="eastAsia"/>
-          <w:b/>
-          <w:color w:val="0000FF"/>
-          <w:sz w:val="18"/>
-          <w:szCs w:val="18"/>
-        </w:rPr>
-        <w:t>중</w:t>
-      </w:r>
-      <w:r>
-        <w:rPr>
-          <w:rFonts w:hint="eastAsia"/>
-          <w:b/>
-          <w:color w:val="0000FF"/>
-          <w:sz w:val="18"/>
-          <w:szCs w:val="18"/>
-        </w:rPr>
-        <w:t>)</w:t>
+        <w:t>(진행 중)</w:t>
       </w:r>
     </w:p>
     <w:p>
@@ -32389,8 +31893,8 @@
           <w:sz w:val="22"/>
         </w:rPr>
       </w:pPr>
-      <w:bookmarkStart w:id="104" w:name="_Toc169847302"/>
-      <w:bookmarkStart w:id="105" w:name="_Toc169868881"/>
+      <w:bookmarkStart w:id="103" w:name="_Toc169847302"/>
+      <w:bookmarkStart w:id="104" w:name="_Toc169868881"/>
       <w:r>
         <w:rPr>
           <w:rFonts w:ascii="현대하모니 L" w:hAnsi="현대하모니 L" w:hint="eastAsia"/>
@@ -32398,8 +31902,8 @@
         </w:rPr>
         <w:t>테스트 환경</w:t>
       </w:r>
+      <w:bookmarkEnd w:id="103"/>
       <w:bookmarkEnd w:id="104"/>
-      <w:bookmarkEnd w:id="105"/>
     </w:p>
     <w:p>
       <w:pPr>
@@ -32459,8 +31963,8 @@
           <w:sz w:val="22"/>
         </w:rPr>
       </w:pPr>
-      <w:bookmarkStart w:id="106" w:name="_Toc169847303"/>
-      <w:bookmarkStart w:id="107" w:name="_Toc169868882"/>
+      <w:bookmarkStart w:id="105" w:name="_Toc169847303"/>
+      <w:bookmarkStart w:id="106" w:name="_Toc169868882"/>
       <w:r>
         <w:rPr>
           <w:rFonts w:ascii="현대하모니 L" w:hAnsi="현대하모니 L" w:hint="eastAsia"/>
@@ -32468,8 +31972,8 @@
         </w:rPr>
         <w:t>테스트 케이스 설계</w:t>
       </w:r>
+      <w:bookmarkEnd w:id="105"/>
       <w:bookmarkEnd w:id="106"/>
-      <w:bookmarkEnd w:id="107"/>
       <w:r>
         <w:rPr>
           <w:rFonts w:ascii="현대하모니 L" w:hAnsi="현대하모니 L" w:hint="eastAsia"/>
@@ -32479,6 +31983,7 @@
       </w:r>
       <w:r>
         <w:rPr>
+          <w:rFonts w:ascii="현대하모니 L" w:hAnsi="현대하모니 L"/>
           <w:b/>
           <w:color w:val="0000FF"/>
           <w:sz w:val="18"/>
@@ -32488,7 +31993,7 @@
       </w:r>
       <w:r>
         <w:rPr>
-          <w:rFonts w:hint="eastAsia"/>
+          <w:rFonts w:ascii="현대하모니 L" w:hAnsi="현대하모니 L" w:hint="eastAsia"/>
           <w:b/>
           <w:color w:val="0000FF"/>
           <w:sz w:val="18"/>
@@ -32499,7 +32004,7 @@
       <w:proofErr w:type="spellStart"/>
       <w:r>
         <w:rPr>
-          <w:rFonts w:hint="eastAsia"/>
+          <w:rFonts w:ascii="현대하모니 L" w:hAnsi="현대하모니 L" w:hint="eastAsia"/>
           <w:b/>
           <w:color w:val="0000FF"/>
           <w:sz w:val="18"/>
@@ -32510,7 +32015,7 @@
       <w:proofErr w:type="spellEnd"/>
       <w:r>
         <w:rPr>
-          <w:rFonts w:hint="eastAsia"/>
+          <w:rFonts w:ascii="현대하모니 L" w:hAnsi="현대하모니 L" w:hint="eastAsia"/>
           <w:b/>
           <w:color w:val="0000FF"/>
           <w:sz w:val="18"/>
@@ -32520,6 +32025,7 @@
       </w:r>
       <w:r>
         <w:rPr>
+          <w:rFonts w:ascii="현대하모니 L" w:hAnsi="현대하모니 L"/>
           <w:b/>
           <w:color w:val="0000FF"/>
           <w:sz w:val="18"/>
@@ -32529,83 +32035,13 @@
       </w:r>
       <w:r>
         <w:rPr>
-          <w:rFonts w:hint="eastAsia"/>
+          <w:rFonts w:ascii="현대하모니 L" w:hAnsi="현대하모니 L" w:hint="eastAsia"/>
           <w:b/>
           <w:color w:val="0000FF"/>
           <w:sz w:val="18"/>
           <w:szCs w:val="18"/>
         </w:rPr>
-        <w:t>일부</w:t>
-      </w:r>
-      <w:r>
-        <w:rPr>
-          <w:rFonts w:hint="eastAsia"/>
-          <w:b/>
-          <w:color w:val="0000FF"/>
-          <w:sz w:val="18"/>
-          <w:szCs w:val="18"/>
-        </w:rPr>
-        <w:t xml:space="preserve"> </w:t>
-      </w:r>
-      <w:r>
-        <w:rPr>
-          <w:rFonts w:hint="eastAsia"/>
-          <w:b/>
-          <w:color w:val="0000FF"/>
-          <w:sz w:val="18"/>
-          <w:szCs w:val="18"/>
-        </w:rPr>
-        <w:t>항목</w:t>
-      </w:r>
-      <w:r>
-        <w:rPr>
-          <w:rFonts w:hint="eastAsia"/>
-          <w:b/>
-          <w:color w:val="0000FF"/>
-          <w:sz w:val="18"/>
-          <w:szCs w:val="18"/>
-        </w:rPr>
-        <w:t xml:space="preserve"> </w:t>
-      </w:r>
-      <w:r>
-        <w:rPr>
-          <w:rFonts w:hint="eastAsia"/>
-          <w:b/>
-          <w:color w:val="0000FF"/>
-          <w:sz w:val="18"/>
-          <w:szCs w:val="18"/>
-        </w:rPr>
-        <w:t>추가</w:t>
-      </w:r>
-      <w:r>
-        <w:rPr>
-          <w:rFonts w:hint="eastAsia"/>
-          <w:b/>
-          <w:color w:val="0000FF"/>
-          <w:sz w:val="18"/>
-          <w:szCs w:val="18"/>
-        </w:rPr>
-        <w:t xml:space="preserve"> </w:t>
-      </w:r>
-      <w:r>
-        <w:rPr>
-          <w:rFonts w:hint="eastAsia"/>
-          <w:b/>
-          <w:color w:val="0000FF"/>
-          <w:sz w:val="18"/>
-          <w:szCs w:val="18"/>
-        </w:rPr>
-        <w:t>필요</w:t>
-      </w:r>
-      <w:r>
-        <w:rPr>
-          <w:rFonts w:hint="eastAsia"/>
-          <w:b/>
-          <w:color w:val="0000FF"/>
-          <w:sz w:val="18"/>
-          <w:szCs w:val="18"/>
-        </w:rPr>
-        <w:t>)</w:t>
+        <w:t>일부 항목 추가 필요)</w:t>
       </w:r>
     </w:p>
     <w:p>
@@ -32748,8 +32184,8 @@
           <w:sz w:val="22"/>
         </w:rPr>
       </w:pPr>
-      <w:bookmarkStart w:id="108" w:name="_Toc169847304"/>
-      <w:bookmarkStart w:id="109" w:name="_Toc169868883"/>
+      <w:bookmarkStart w:id="107" w:name="_Toc169847304"/>
+      <w:bookmarkStart w:id="108" w:name="_Toc169868883"/>
       <w:r>
         <w:rPr>
           <w:rFonts w:ascii="현대하모니 L" w:hAnsi="현대하모니 L" w:hint="eastAsia"/>
@@ -32757,8 +32193,8 @@
         </w:rPr>
         <w:t>테스트 커버리지</w:t>
       </w:r>
+      <w:bookmarkEnd w:id="107"/>
       <w:bookmarkEnd w:id="108"/>
-      <w:bookmarkEnd w:id="109"/>
     </w:p>
     <w:p>
       <w:pPr>
@@ -32846,8 +32282,8 @@
           <w:sz w:val="22"/>
         </w:rPr>
       </w:pPr>
-      <w:bookmarkStart w:id="110" w:name="_Toc169847305"/>
-      <w:bookmarkStart w:id="111" w:name="_Toc169868884"/>
+      <w:bookmarkStart w:id="109" w:name="_Toc169847305"/>
+      <w:bookmarkStart w:id="110" w:name="_Toc169868884"/>
       <w:r>
         <w:rPr>
           <w:rFonts w:ascii="현대하모니 L" w:hAnsi="현대하모니 L" w:hint="eastAsia"/>
@@ -32855,8 +32291,8 @@
         </w:rPr>
         <w:t>시스템 통합 테스트</w:t>
       </w:r>
+      <w:bookmarkEnd w:id="109"/>
       <w:bookmarkEnd w:id="110"/>
-      <w:bookmarkEnd w:id="111"/>
       <w:r>
         <w:rPr>
           <w:rFonts w:ascii="현대하모니 L" w:hAnsi="현대하모니 L" w:hint="eastAsia"/>
@@ -32866,6 +32302,7 @@
       </w:r>
       <w:r>
         <w:rPr>
+          <w:rFonts w:ascii="현대하모니 L" w:hAnsi="현대하모니 L"/>
           <w:b/>
           <w:color w:val="0000FF"/>
           <w:sz w:val="18"/>
@@ -32875,73 +32312,13 @@
       </w:r>
       <w:r>
         <w:rPr>
-          <w:rFonts w:hint="eastAsia"/>
+          <w:rFonts w:ascii="현대하모니 L" w:hAnsi="현대하모니 L" w:hint="eastAsia"/>
           <w:b/>
           <w:color w:val="0000FF"/>
           <w:sz w:val="18"/>
           <w:szCs w:val="18"/>
         </w:rPr>
-        <w:t xml:space="preserve"> </w:t>
-      </w:r>
-      <w:r>
-        <w:rPr>
-          <w:rFonts w:hint="eastAsia"/>
-          <w:b/>
-          <w:color w:val="0000FF"/>
-          <w:sz w:val="18"/>
-          <w:szCs w:val="18"/>
-        </w:rPr>
-        <w:t>가능</w:t>
-      </w:r>
-      <w:r>
-        <w:rPr>
-          <w:rFonts w:hint="eastAsia"/>
-          <w:b/>
-          <w:color w:val="0000FF"/>
-          <w:sz w:val="18"/>
-          <w:szCs w:val="18"/>
-        </w:rPr>
-        <w:t>(</w:t>
-      </w:r>
-      <w:r>
-        <w:rPr>
-          <w:rFonts w:hint="eastAsia"/>
-          <w:b/>
-          <w:color w:val="0000FF"/>
-          <w:sz w:val="18"/>
-          <w:szCs w:val="18"/>
-        </w:rPr>
-        <w:t>진행</w:t>
-      </w:r>
-      <w:r>
-        <w:rPr>
-          <w:rFonts w:hint="eastAsia"/>
-          <w:b/>
-          <w:color w:val="0000FF"/>
-          <w:sz w:val="18"/>
-          <w:szCs w:val="18"/>
-        </w:rPr>
-        <w:t xml:space="preserve"> </w:t>
-      </w:r>
-      <w:r>
-        <w:rPr>
-          <w:rFonts w:hint="eastAsia"/>
-          <w:b/>
-          <w:color w:val="0000FF"/>
-          <w:sz w:val="18"/>
-          <w:szCs w:val="18"/>
-        </w:rPr>
-        <w:t>중</w:t>
-      </w:r>
-      <w:r>
-        <w:rPr>
-          <w:rFonts w:hint="eastAsia"/>
-          <w:b/>
-          <w:color w:val="0000FF"/>
-          <w:sz w:val="18"/>
-          <w:szCs w:val="18"/>
-        </w:rPr>
-        <w:t>)</w:t>
+        <w:t xml:space="preserve"> 가능(진행 중)</w:t>
       </w:r>
     </w:p>
     <w:p>
@@ -33134,8 +32511,8 @@
           <w:sz w:val="22"/>
         </w:rPr>
       </w:pPr>
-      <w:bookmarkStart w:id="112" w:name="_Toc169847306"/>
-      <w:bookmarkStart w:id="113" w:name="_Toc169868885"/>
+      <w:bookmarkStart w:id="111" w:name="_Toc169847306"/>
+      <w:bookmarkStart w:id="112" w:name="_Toc169868885"/>
       <w:r>
         <w:rPr>
           <w:rFonts w:ascii="현대하모니 L" w:hAnsi="현대하모니 L" w:hint="eastAsia"/>
@@ -33143,8 +32520,8 @@
         </w:rPr>
         <w:t>테스트 환경</w:t>
       </w:r>
+      <w:bookmarkEnd w:id="111"/>
       <w:bookmarkEnd w:id="112"/>
-      <w:bookmarkEnd w:id="113"/>
       <w:r>
         <w:rPr>
           <w:rFonts w:ascii="현대하모니 L" w:hAnsi="현대하모니 L" w:hint="eastAsia"/>
@@ -33154,6 +32531,7 @@
       </w:r>
       <w:r>
         <w:rPr>
+          <w:rFonts w:ascii="현대하모니 L" w:hAnsi="현대하모니 L"/>
           <w:b/>
           <w:color w:val="0000FF"/>
           <w:sz w:val="18"/>
@@ -33163,67 +32541,27 @@
       </w:r>
       <w:r>
         <w:rPr>
-          <w:rFonts w:hint="eastAsia"/>
+          <w:rFonts w:ascii="현대하모니 L" w:hAnsi="현대하모니 L" w:hint="eastAsia"/>
           <w:b/>
           <w:color w:val="0000FF"/>
           <w:sz w:val="18"/>
           <w:szCs w:val="18"/>
         </w:rPr>
-        <w:t xml:space="preserve"> </w:t>
-      </w:r>
-      <w:r>
-        <w:rPr>
-          <w:rFonts w:hint="eastAsia"/>
+        <w:t xml:space="preserve"> 가능(</w:t>
+      </w:r>
+      <w:r>
+        <w:rPr>
+          <w:rFonts w:ascii="현대하모니 L" w:hAnsi="현대하모니 L" w:hint="eastAsia"/>
           <w:b/>
           <w:color w:val="0000FF"/>
           <w:sz w:val="18"/>
           <w:szCs w:val="18"/>
         </w:rPr>
-        <w:t>가능</w:t>
-      </w:r>
-      <w:r>
-        <w:rPr>
-          <w:rFonts w:hint="eastAsia"/>
-          <w:b/>
-          <w:color w:val="0000FF"/>
-          <w:sz w:val="18"/>
-          <w:szCs w:val="18"/>
-        </w:rPr>
-        <w:t>(</w:t>
-      </w:r>
-      <w:r>
-        <w:rPr>
-          <w:rFonts w:hint="eastAsia"/>
-          <w:b/>
-          <w:color w:val="0000FF"/>
-          <w:sz w:val="18"/>
-          <w:szCs w:val="18"/>
-        </w:rPr>
-        <w:t>진행</w:t>
-      </w:r>
-      <w:r>
-        <w:rPr>
-          <w:rFonts w:hint="eastAsia"/>
-          <w:b/>
-          <w:color w:val="0000FF"/>
-          <w:sz w:val="18"/>
-          <w:szCs w:val="18"/>
-        </w:rPr>
-        <w:t xml:space="preserve"> </w:t>
-      </w:r>
-      <w:r>
-        <w:rPr>
-          <w:rFonts w:hint="eastAsia"/>
-          <w:b/>
-          <w:color w:val="0000FF"/>
-          <w:sz w:val="18"/>
-          <w:szCs w:val="18"/>
-        </w:rPr>
-        <w:t>중</w:t>
-      </w:r>
-      <w:r>
-        <w:rPr>
-          <w:rFonts w:hint="eastAsia"/>
+        <w:t>진행 중</w:t>
+      </w:r>
+      <w:r>
+        <w:rPr>
+          <w:rFonts w:ascii="현대하모니 L" w:hAnsi="현대하모니 L" w:hint="eastAsia"/>
           <w:b/>
           <w:color w:val="0000FF"/>
           <w:sz w:val="18"/>
@@ -33500,8 +32838,8 @@
           <w:sz w:val="22"/>
         </w:rPr>
       </w:pPr>
-      <w:bookmarkStart w:id="114" w:name="_Toc169847307"/>
-      <w:bookmarkStart w:id="115" w:name="_Toc169868886"/>
+      <w:bookmarkStart w:id="113" w:name="_Toc169847307"/>
+      <w:bookmarkStart w:id="114" w:name="_Toc169868886"/>
       <w:r>
         <w:rPr>
           <w:rFonts w:ascii="현대하모니 L" w:hAnsi="현대하모니 L" w:hint="eastAsia"/>
@@ -33509,8 +32847,8 @@
         </w:rPr>
         <w:t>테스트 케이스 설계</w:t>
       </w:r>
+      <w:bookmarkEnd w:id="113"/>
       <w:bookmarkEnd w:id="114"/>
-      <w:bookmarkEnd w:id="115"/>
       <w:r>
         <w:rPr>
           <w:rFonts w:ascii="현대하모니 L" w:hAnsi="현대하모니 L" w:hint="eastAsia"/>
@@ -33520,6 +32858,7 @@
       </w:r>
       <w:r>
         <w:rPr>
+          <w:rFonts w:ascii="현대하모니 L" w:hAnsi="현대하모니 L"/>
           <w:b/>
           <w:color w:val="0000FF"/>
           <w:sz w:val="18"/>
@@ -33529,6 +32868,7 @@
       </w:r>
       <w:r>
         <w:rPr>
+          <w:rFonts w:ascii="현대하모니 L" w:hAnsi="현대하모니 L"/>
           <w:b/>
           <w:color w:val="0000FF"/>
           <w:sz w:val="18"/>
@@ -33538,63 +32878,13 @@
       </w:r>
       <w:r>
         <w:rPr>
-          <w:rFonts w:hint="eastAsia"/>
+          <w:rFonts w:ascii="현대하모니 L" w:hAnsi="현대하모니 L" w:hint="eastAsia"/>
           <w:b/>
           <w:color w:val="0000FF"/>
           <w:sz w:val="18"/>
           <w:szCs w:val="18"/>
         </w:rPr>
-        <w:t>가능</w:t>
-      </w:r>
-      <w:r>
-        <w:rPr>
-          <w:rFonts w:hint="eastAsia"/>
-          <w:b/>
-          <w:color w:val="0000FF"/>
-          <w:sz w:val="18"/>
-          <w:szCs w:val="18"/>
-        </w:rPr>
-        <w:t>(</w:t>
-      </w:r>
-      <w:r>
-        <w:rPr>
-          <w:rFonts w:hint="eastAsia"/>
-          <w:b/>
-          <w:color w:val="0000FF"/>
-          <w:sz w:val="18"/>
-          <w:szCs w:val="18"/>
-        </w:rPr>
-        <w:t>진행</w:t>
-      </w:r>
-      <w:r>
-        <w:rPr>
-          <w:rFonts w:hint="eastAsia"/>
-          <w:b/>
-          <w:color w:val="0000FF"/>
-          <w:sz w:val="18"/>
-          <w:szCs w:val="18"/>
-        </w:rPr>
-        <w:t xml:space="preserve"> </w:t>
-      </w:r>
-      <w:r>
-        <w:rPr>
-          <w:rFonts w:hint="eastAsia"/>
-          <w:b/>
-          <w:color w:val="0000FF"/>
-          <w:sz w:val="18"/>
-          <w:szCs w:val="18"/>
-        </w:rPr>
-        <w:t>중</w:t>
-      </w:r>
-      <w:r>
-        <w:rPr>
-          <w:rFonts w:hint="eastAsia"/>
-          <w:b/>
-          <w:color w:val="0000FF"/>
-          <w:sz w:val="18"/>
-          <w:szCs w:val="18"/>
-        </w:rPr>
-        <w:t>)</w:t>
+        <w:t>가능(진행 중)</w:t>
       </w:r>
     </w:p>
     <w:p>
@@ -33788,8 +33078,8 @@
           <w:szCs w:val="18"/>
         </w:rPr>
       </w:pPr>
-      <w:bookmarkStart w:id="116" w:name="_Toc169847308"/>
-      <w:bookmarkStart w:id="117" w:name="_Toc169868887"/>
+      <w:bookmarkStart w:id="115" w:name="_Toc169847308"/>
+      <w:bookmarkStart w:id="116" w:name="_Toc169868887"/>
       <w:r>
         <w:rPr>
           <w:rFonts w:ascii="현대하모니 L" w:hAnsi="현대하모니 L" w:hint="eastAsia"/>
@@ -33797,8 +33087,8 @@
         </w:rPr>
         <w:t>테스트 커버리지</w:t>
       </w:r>
+      <w:bookmarkEnd w:id="115"/>
       <w:bookmarkEnd w:id="116"/>
-      <w:bookmarkEnd w:id="117"/>
       <w:r>
         <w:rPr>
           <w:rFonts w:ascii="현대하모니 L" w:hAnsi="현대하모니 L"/>
@@ -33808,6 +33098,7 @@
       </w:r>
       <w:r>
         <w:rPr>
+          <w:rFonts w:ascii="현대하모니 L" w:hAnsi="현대하모니 L"/>
           <w:b/>
           <w:color w:val="0000FF"/>
           <w:sz w:val="18"/>
@@ -33817,6 +33108,7 @@
       </w:r>
       <w:r>
         <w:rPr>
+          <w:rFonts w:ascii="현대하모니 L" w:hAnsi="현대하모니 L"/>
           <w:b/>
           <w:color w:val="0000FF"/>
           <w:sz w:val="18"/>
@@ -33826,63 +33118,13 @@
       </w:r>
       <w:r>
         <w:rPr>
-          <w:rFonts w:hint="eastAsia"/>
+          <w:rFonts w:ascii="현대하모니 L" w:hAnsi="현대하모니 L" w:hint="eastAsia"/>
           <w:b/>
           <w:color w:val="0000FF"/>
           <w:sz w:val="18"/>
           <w:szCs w:val="18"/>
         </w:rPr>
-        <w:t>가능</w:t>
-      </w:r>
-      <w:r>
-        <w:rPr>
-          <w:rFonts w:hint="eastAsia"/>
-          <w:b/>
-          <w:color w:val="0000FF"/>
-          <w:sz w:val="18"/>
-          <w:szCs w:val="18"/>
-        </w:rPr>
-        <w:t>(</w:t>
-      </w:r>
-      <w:r>
-        <w:rPr>
-          <w:rFonts w:hint="eastAsia"/>
-          <w:b/>
-          <w:color w:val="0000FF"/>
-          <w:sz w:val="18"/>
-          <w:szCs w:val="18"/>
-        </w:rPr>
-        <w:t>진행</w:t>
-      </w:r>
-      <w:r>
-        <w:rPr>
-          <w:rFonts w:hint="eastAsia"/>
-          <w:b/>
-          <w:color w:val="0000FF"/>
-          <w:sz w:val="18"/>
-          <w:szCs w:val="18"/>
-        </w:rPr>
-        <w:t xml:space="preserve"> </w:t>
-      </w:r>
-      <w:r>
-        <w:rPr>
-          <w:rFonts w:hint="eastAsia"/>
-          <w:b/>
-          <w:color w:val="0000FF"/>
-          <w:sz w:val="18"/>
-          <w:szCs w:val="18"/>
-        </w:rPr>
-        <w:t>중</w:t>
-      </w:r>
-      <w:r>
-        <w:rPr>
-          <w:rFonts w:hint="eastAsia"/>
-          <w:b/>
-          <w:color w:val="0000FF"/>
-          <w:sz w:val="18"/>
-          <w:szCs w:val="18"/>
-        </w:rPr>
-        <w:t>)</w:t>
+        <w:t>가능(진행 중)</w:t>
       </w:r>
     </w:p>
     <w:p>
@@ -34005,8 +33247,8 @@
           <w:szCs w:val="18"/>
         </w:rPr>
       </w:pPr>
-      <w:bookmarkStart w:id="118" w:name="_Toc169847309"/>
-      <w:bookmarkStart w:id="119" w:name="_Toc169868888"/>
+      <w:bookmarkStart w:id="117" w:name="_Toc169847309"/>
+      <w:bookmarkStart w:id="118" w:name="_Toc169868888"/>
       <w:r>
         <w:rPr>
           <w:rFonts w:ascii="현대하모니 L" w:hAnsi="현대하모니 L" w:hint="eastAsia"/>
@@ -34014,8 +33256,8 @@
         </w:rPr>
         <w:t>소프트웨어 개발 요구사항</w:t>
       </w:r>
+      <w:bookmarkEnd w:id="117"/>
       <w:bookmarkEnd w:id="118"/>
-      <w:bookmarkEnd w:id="119"/>
       <w:r>
         <w:rPr>
           <w:rFonts w:ascii="현대하모니 L" w:hAnsi="현대하모니 L"/>
@@ -34065,73 +33307,13 @@
       </w:r>
       <w:r>
         <w:rPr>
-          <w:rFonts w:hint="eastAsia"/>
+          <w:rFonts w:ascii="현대하모니 L" w:hAnsi="현대하모니 L" w:hint="eastAsia"/>
           <w:b/>
           <w:color w:val="0000FF"/>
           <w:sz w:val="18"/>
           <w:szCs w:val="18"/>
         </w:rPr>
-        <w:t>일부</w:t>
-      </w:r>
-      <w:r>
-        <w:rPr>
-          <w:rFonts w:hint="eastAsia"/>
-          <w:b/>
-          <w:color w:val="0000FF"/>
-          <w:sz w:val="18"/>
-          <w:szCs w:val="18"/>
-        </w:rPr>
-        <w:t xml:space="preserve"> </w:t>
-      </w:r>
-      <w:r>
-        <w:rPr>
-          <w:rFonts w:hint="eastAsia"/>
-          <w:b/>
-          <w:color w:val="0000FF"/>
-          <w:sz w:val="18"/>
-          <w:szCs w:val="18"/>
-        </w:rPr>
-        <w:t>항목</w:t>
-      </w:r>
-      <w:r>
-        <w:rPr>
-          <w:rFonts w:hint="eastAsia"/>
-          <w:b/>
-          <w:color w:val="0000FF"/>
-          <w:sz w:val="18"/>
-          <w:szCs w:val="18"/>
-        </w:rPr>
-        <w:t xml:space="preserve"> </w:t>
-      </w:r>
-      <w:r>
-        <w:rPr>
-          <w:rFonts w:hint="eastAsia"/>
-          <w:b/>
-          <w:color w:val="0000FF"/>
-          <w:sz w:val="18"/>
-          <w:szCs w:val="18"/>
-        </w:rPr>
-        <w:t>추가</w:t>
-      </w:r>
-      <w:r>
-        <w:rPr>
-          <w:rFonts w:hint="eastAsia"/>
-          <w:b/>
-          <w:color w:val="0000FF"/>
-          <w:sz w:val="18"/>
-          <w:szCs w:val="18"/>
-        </w:rPr>
-        <w:t xml:space="preserve"> </w:t>
-      </w:r>
-      <w:r>
-        <w:rPr>
-          <w:rFonts w:hint="eastAsia"/>
-          <w:b/>
-          <w:color w:val="0000FF"/>
-          <w:sz w:val="18"/>
-          <w:szCs w:val="18"/>
-        </w:rPr>
-        <w:t>필요</w:t>
+        <w:t>일부 항목 추가 필요</w:t>
       </w:r>
       <w:r>
         <w:rPr>
@@ -34157,8 +33339,8 @@
           <w:sz w:val="22"/>
         </w:rPr>
       </w:pPr>
-      <w:bookmarkStart w:id="120" w:name="_Toc169847310"/>
-      <w:bookmarkStart w:id="121" w:name="_Toc169868889"/>
+      <w:bookmarkStart w:id="119" w:name="_Toc169847310"/>
+      <w:bookmarkStart w:id="120" w:name="_Toc169868889"/>
       <w:r>
         <w:rPr>
           <w:rFonts w:ascii="현대하모니 L" w:hAnsi="현대하모니 L" w:hint="eastAsia"/>
@@ -34166,8 +33348,8 @@
         </w:rPr>
         <w:t>소프트웨어 설계 요구사항</w:t>
       </w:r>
+      <w:bookmarkEnd w:id="119"/>
       <w:bookmarkEnd w:id="120"/>
-      <w:bookmarkEnd w:id="121"/>
     </w:p>
     <w:p>
       <w:pPr>
@@ -34182,8 +33364,8 @@
           <w:sz w:val="22"/>
         </w:rPr>
       </w:pPr>
-      <w:bookmarkStart w:id="122" w:name="_Toc169847311"/>
-      <w:bookmarkStart w:id="123" w:name="_Toc169868890"/>
+      <w:bookmarkStart w:id="121" w:name="_Toc169847311"/>
+      <w:bookmarkStart w:id="122" w:name="_Toc169868890"/>
       <w:r>
         <w:rPr>
           <w:rFonts w:ascii="현대하모니 L" w:hAnsi="현대하모니 L" w:hint="eastAsia"/>
@@ -34191,8 +33373,8 @@
         </w:rPr>
         <w:t>소프트웨어 요구사항 설계</w:t>
       </w:r>
+      <w:bookmarkEnd w:id="121"/>
       <w:bookmarkEnd w:id="122"/>
-      <w:bookmarkEnd w:id="123"/>
     </w:p>
     <w:p>
       <w:pPr>
@@ -34362,13 +33544,7 @@
         <w:rPr>
           <w:rFonts w:hint="eastAsia"/>
         </w:rPr>
-        <w:t xml:space="preserve"> 작성 간, </w:t>
-      </w:r>
-      <w:r>
-        <w:rPr>
-          <w:rFonts w:hint="eastAsia"/>
-        </w:rPr>
-        <w:t xml:space="preserve">구현 타당성, 위험, 검증 가능성을 고려하여야 한다. </w:t>
+        <w:t xml:space="preserve"> 작성 간, 구현 타당성, 위험, 검증 가능성을 고려하여야 한다. </w:t>
       </w:r>
       <w:r>
         <w:br/>
@@ -34582,13 +33758,7 @@
         <w:rPr>
           <w:rFonts w:hint="eastAsia"/>
         </w:rPr>
-        <w:t xml:space="preserve"> 사용하는 </w:t>
-      </w:r>
-      <w:r>
-        <w:rPr>
-          <w:rFonts w:hint="eastAsia"/>
-        </w:rPr>
-        <w:t xml:space="preserve">데이터는 문서 내 또는 별도로 관리 및 일관되게 사용되어야 한다. </w:t>
+        <w:t xml:space="preserve"> 사용하는 데이터는 문서 내 또는 별도로 관리 및 일관되게 사용되어야 한다. </w:t>
       </w:r>
     </w:p>
     <w:p>
@@ -34863,8 +34033,8 @@
           <w:sz w:val="22"/>
         </w:rPr>
       </w:pPr>
-      <w:bookmarkStart w:id="124" w:name="_Toc169847312"/>
-      <w:bookmarkStart w:id="125" w:name="_Toc169868891"/>
+      <w:bookmarkStart w:id="123" w:name="_Toc169847312"/>
+      <w:bookmarkStart w:id="124" w:name="_Toc169868891"/>
       <w:r>
         <w:rPr>
           <w:rFonts w:ascii="현대하모니 L" w:hAnsi="현대하모니 L" w:hint="eastAsia"/>
@@ -34872,8 +34042,8 @@
         </w:rPr>
         <w:t>소프트웨어 컴포넌트 설계</w:t>
       </w:r>
+      <w:bookmarkEnd w:id="123"/>
       <w:bookmarkEnd w:id="124"/>
-      <w:bookmarkEnd w:id="125"/>
     </w:p>
     <w:p>
       <w:pPr>
@@ -34934,8 +34104,8 @@
           <w:sz w:val="22"/>
         </w:rPr>
       </w:pPr>
-      <w:bookmarkStart w:id="126" w:name="_Toc169847313"/>
-      <w:bookmarkStart w:id="127" w:name="_Toc169868892"/>
+      <w:bookmarkStart w:id="125" w:name="_Toc169847313"/>
+      <w:bookmarkStart w:id="126" w:name="_Toc169868892"/>
       <w:r>
         <w:rPr>
           <w:rFonts w:ascii="현대하모니 L" w:hAnsi="현대하모니 L" w:hint="eastAsia"/>
@@ -34943,8 +34113,8 @@
         </w:rPr>
         <w:t>정적 설계 요건</w:t>
       </w:r>
+      <w:bookmarkEnd w:id="125"/>
       <w:bookmarkEnd w:id="126"/>
-      <w:bookmarkEnd w:id="127"/>
       <w:r>
         <w:rPr>
           <w:rFonts w:ascii="현대하모니 L" w:hAnsi="현대하모니 L" w:hint="eastAsia"/>
@@ -34954,6 +34124,7 @@
       </w:r>
       <w:r>
         <w:rPr>
+          <w:rFonts w:ascii="현대하모니 L" w:hAnsi="현대하모니 L"/>
           <w:b/>
           <w:color w:val="0000FF"/>
           <w:sz w:val="18"/>
@@ -34963,127 +34134,47 @@
       </w:r>
       <w:r>
         <w:rPr>
-          <w:rFonts w:hint="eastAsia"/>
+          <w:rFonts w:ascii="현대하모니 L" w:hAnsi="현대하모니 L" w:hint="eastAsia"/>
           <w:b/>
           <w:color w:val="0000FF"/>
           <w:sz w:val="18"/>
           <w:szCs w:val="18"/>
         </w:rPr>
-        <w:t xml:space="preserve"> </w:t>
-      </w:r>
-      <w:r>
-        <w:rPr>
-          <w:rFonts w:hint="eastAsia"/>
+        <w:t xml:space="preserve"> 보완</w:t>
+      </w:r>
+      <w:r>
+        <w:rPr>
+          <w:rFonts w:ascii="현대하모니 L" w:hAnsi="현대하모니 L" w:hint="eastAsia"/>
           <w:b/>
           <w:color w:val="0000FF"/>
           <w:sz w:val="18"/>
           <w:szCs w:val="18"/>
         </w:rPr>
-        <w:t>보완</w:t>
-      </w:r>
-      <w:r>
-        <w:rPr>
-          <w:rFonts w:hint="eastAsia"/>
+        <w:t xml:space="preserve"> </w:t>
+      </w:r>
+      <w:r>
+        <w:rPr>
+          <w:rFonts w:ascii="현대하모니 L" w:hAnsi="현대하모니 L" w:hint="eastAsia"/>
           <w:b/>
           <w:color w:val="0000FF"/>
           <w:sz w:val="18"/>
           <w:szCs w:val="18"/>
         </w:rPr>
-        <w:t xml:space="preserve"> </w:t>
-      </w:r>
-      <w:r>
-        <w:rPr>
-          <w:rFonts w:hint="eastAsia"/>
+        <w:t>필요(</w:t>
+      </w:r>
+      <w:r>
+        <w:rPr>
+          <w:rFonts w:ascii="현대하모니 L" w:hAnsi="현대하모니 L" w:hint="eastAsia"/>
           <w:b/>
           <w:color w:val="0000FF"/>
           <w:sz w:val="18"/>
           <w:szCs w:val="18"/>
         </w:rPr>
-        <w:t>필요</w:t>
-      </w:r>
-      <w:r>
-        <w:rPr>
-          <w:rFonts w:hint="eastAsia"/>
-          <w:b/>
-          <w:color w:val="0000FF"/>
-          <w:sz w:val="18"/>
-          <w:szCs w:val="18"/>
-        </w:rPr>
-        <w:t>(</w:t>
-      </w:r>
-      <w:r>
-        <w:rPr>
-          <w:rFonts w:hint="eastAsia"/>
-          <w:b/>
-          <w:color w:val="0000FF"/>
-          <w:sz w:val="18"/>
-          <w:szCs w:val="18"/>
-        </w:rPr>
-        <w:t>일부</w:t>
-      </w:r>
-      <w:r>
-        <w:rPr>
-          <w:rFonts w:hint="eastAsia"/>
-          <w:b/>
-          <w:color w:val="0000FF"/>
-          <w:sz w:val="18"/>
-          <w:szCs w:val="18"/>
-        </w:rPr>
-        <w:t xml:space="preserve"> </w:t>
-      </w:r>
-      <w:r>
-        <w:rPr>
-          <w:rFonts w:hint="eastAsia"/>
-          <w:b/>
-          <w:color w:val="0000FF"/>
-          <w:sz w:val="18"/>
-          <w:szCs w:val="18"/>
-        </w:rPr>
-        <w:t>항목</w:t>
-      </w:r>
-      <w:r>
-        <w:rPr>
-          <w:rFonts w:hint="eastAsia"/>
-          <w:b/>
-          <w:color w:val="0000FF"/>
-          <w:sz w:val="18"/>
-          <w:szCs w:val="18"/>
-        </w:rPr>
-        <w:t xml:space="preserve"> </w:t>
-      </w:r>
-      <w:r>
-        <w:rPr>
-          <w:rFonts w:hint="eastAsia"/>
-          <w:b/>
-          <w:color w:val="0000FF"/>
-          <w:sz w:val="18"/>
-          <w:szCs w:val="18"/>
-        </w:rPr>
-        <w:t>추가</w:t>
-      </w:r>
-      <w:r>
-        <w:rPr>
-          <w:rFonts w:hint="eastAsia"/>
-          <w:b/>
-          <w:color w:val="0000FF"/>
-          <w:sz w:val="18"/>
-          <w:szCs w:val="18"/>
-        </w:rPr>
-        <w:t xml:space="preserve"> </w:t>
-      </w:r>
-      <w:r>
-        <w:rPr>
-          <w:rFonts w:hint="eastAsia"/>
-          <w:b/>
-          <w:color w:val="0000FF"/>
-          <w:sz w:val="18"/>
-          <w:szCs w:val="18"/>
-        </w:rPr>
-        <w:t>필요</w:t>
-      </w:r>
-      <w:r>
-        <w:rPr>
-          <w:rFonts w:hint="eastAsia"/>
+        <w:t>일부 항목 추가 필요</w:t>
+      </w:r>
+      <w:r>
+        <w:rPr>
+          <w:rFonts w:ascii="현대하모니 L" w:hAnsi="현대하모니 L" w:hint="eastAsia"/>
           <w:b/>
           <w:color w:val="0000FF"/>
           <w:sz w:val="18"/>
@@ -35865,8 +34956,8 @@
           <w:sz w:val="22"/>
         </w:rPr>
       </w:pPr>
-      <w:bookmarkStart w:id="128" w:name="_Toc169847314"/>
-      <w:bookmarkStart w:id="129" w:name="_Toc169868893"/>
+      <w:bookmarkStart w:id="127" w:name="_Toc169847314"/>
+      <w:bookmarkStart w:id="128" w:name="_Toc169868893"/>
       <w:r>
         <w:rPr>
           <w:rFonts w:ascii="현대하모니 L" w:hAnsi="현대하모니 L" w:hint="eastAsia"/>
@@ -35874,8 +34965,8 @@
         </w:rPr>
         <w:t>동적 설계 요건</w:t>
       </w:r>
+      <w:bookmarkEnd w:id="127"/>
       <w:bookmarkEnd w:id="128"/>
-      <w:bookmarkEnd w:id="129"/>
       <w:r>
         <w:rPr>
           <w:rFonts w:ascii="현대하모니 L" w:hAnsi="현대하모니 L" w:hint="eastAsia"/>
@@ -35885,6 +34976,7 @@
       </w:r>
       <w:r>
         <w:rPr>
+          <w:rFonts w:ascii="현대하모니 L" w:hAnsi="현대하모니 L"/>
           <w:b/>
           <w:color w:val="0000FF"/>
           <w:sz w:val="18"/>
@@ -35894,127 +34986,47 @@
       </w:r>
       <w:r>
         <w:rPr>
-          <w:rFonts w:hint="eastAsia"/>
+          <w:rFonts w:ascii="현대하모니 L" w:hAnsi="현대하모니 L" w:hint="eastAsia"/>
           <w:b/>
           <w:color w:val="0000FF"/>
           <w:sz w:val="18"/>
           <w:szCs w:val="18"/>
         </w:rPr>
-        <w:t xml:space="preserve"> </w:t>
-      </w:r>
-      <w:r>
-        <w:rPr>
-          <w:rFonts w:hint="eastAsia"/>
+        <w:t xml:space="preserve"> 보완</w:t>
+      </w:r>
+      <w:r>
+        <w:rPr>
+          <w:rFonts w:ascii="현대하모니 L" w:hAnsi="현대하모니 L" w:hint="eastAsia"/>
           <w:b/>
           <w:color w:val="0000FF"/>
           <w:sz w:val="18"/>
           <w:szCs w:val="18"/>
         </w:rPr>
-        <w:t>보완</w:t>
-      </w:r>
-      <w:r>
-        <w:rPr>
-          <w:rFonts w:hint="eastAsia"/>
+        <w:t xml:space="preserve"> </w:t>
+      </w:r>
+      <w:r>
+        <w:rPr>
+          <w:rFonts w:ascii="현대하모니 L" w:hAnsi="현대하모니 L" w:hint="eastAsia"/>
           <w:b/>
           <w:color w:val="0000FF"/>
           <w:sz w:val="18"/>
           <w:szCs w:val="18"/>
         </w:rPr>
-        <w:t xml:space="preserve"> </w:t>
-      </w:r>
-      <w:r>
-        <w:rPr>
-          <w:rFonts w:hint="eastAsia"/>
+        <w:t>필요(</w:t>
+      </w:r>
+      <w:r>
+        <w:rPr>
+          <w:rFonts w:ascii="현대하모니 L" w:hAnsi="현대하모니 L" w:hint="eastAsia"/>
           <w:b/>
           <w:color w:val="0000FF"/>
           <w:sz w:val="18"/>
           <w:szCs w:val="18"/>
         </w:rPr>
-        <w:t>필요</w:t>
-      </w:r>
-      <w:r>
-        <w:rPr>
-          <w:rFonts w:hint="eastAsia"/>
-          <w:b/>
-          <w:color w:val="0000FF"/>
-          <w:sz w:val="18"/>
-          <w:szCs w:val="18"/>
-        </w:rPr>
-        <w:t>(</w:t>
-      </w:r>
-      <w:r>
-        <w:rPr>
-          <w:rFonts w:hint="eastAsia"/>
-          <w:b/>
-          <w:color w:val="0000FF"/>
-          <w:sz w:val="18"/>
-          <w:szCs w:val="18"/>
-        </w:rPr>
-        <w:t>일부</w:t>
-      </w:r>
-      <w:r>
-        <w:rPr>
-          <w:rFonts w:hint="eastAsia"/>
-          <w:b/>
-          <w:color w:val="0000FF"/>
-          <w:sz w:val="18"/>
-          <w:szCs w:val="18"/>
-        </w:rPr>
-        <w:t xml:space="preserve"> </w:t>
-      </w:r>
-      <w:r>
-        <w:rPr>
-          <w:rFonts w:hint="eastAsia"/>
-          <w:b/>
-          <w:color w:val="0000FF"/>
-          <w:sz w:val="18"/>
-          <w:szCs w:val="18"/>
-        </w:rPr>
-        <w:t>항목</w:t>
-      </w:r>
-      <w:r>
-        <w:rPr>
-          <w:rFonts w:hint="eastAsia"/>
-          <w:b/>
-          <w:color w:val="0000FF"/>
-          <w:sz w:val="18"/>
-          <w:szCs w:val="18"/>
-        </w:rPr>
-        <w:t xml:space="preserve"> </w:t>
-      </w:r>
-      <w:r>
-        <w:rPr>
-          <w:rFonts w:hint="eastAsia"/>
-          <w:b/>
-          <w:color w:val="0000FF"/>
-          <w:sz w:val="18"/>
-          <w:szCs w:val="18"/>
-        </w:rPr>
-        <w:t>추가</w:t>
-      </w:r>
-      <w:r>
-        <w:rPr>
-          <w:rFonts w:hint="eastAsia"/>
-          <w:b/>
-          <w:color w:val="0000FF"/>
-          <w:sz w:val="18"/>
-          <w:szCs w:val="18"/>
-        </w:rPr>
-        <w:t xml:space="preserve"> </w:t>
-      </w:r>
-      <w:r>
-        <w:rPr>
-          <w:rFonts w:hint="eastAsia"/>
-          <w:b/>
-          <w:color w:val="0000FF"/>
-          <w:sz w:val="18"/>
-          <w:szCs w:val="18"/>
-        </w:rPr>
-        <w:t>필요</w:t>
-      </w:r>
-      <w:r>
-        <w:rPr>
-          <w:rFonts w:hint="eastAsia"/>
+        <w:t>일부 항목 추가 필요</w:t>
+      </w:r>
+      <w:r>
+        <w:rPr>
+          <w:rFonts w:ascii="현대하모니 L" w:hAnsi="현대하모니 L" w:hint="eastAsia"/>
           <w:b/>
           <w:color w:val="0000FF"/>
           <w:sz w:val="18"/>
@@ -36502,8 +35514,8 @@
           <w:sz w:val="22"/>
         </w:rPr>
       </w:pPr>
-      <w:bookmarkStart w:id="130" w:name="_Toc169847315"/>
-      <w:bookmarkStart w:id="131" w:name="_Toc169868894"/>
+      <w:bookmarkStart w:id="129" w:name="_Toc169847315"/>
+      <w:bookmarkStart w:id="130" w:name="_Toc169868894"/>
       <w:proofErr w:type="spellStart"/>
       <w:r>
         <w:rPr>
@@ -36521,8 +35533,8 @@
         </w:rPr>
         <w:t xml:space="preserve"> 설계</w:t>
       </w:r>
+      <w:bookmarkEnd w:id="129"/>
       <w:bookmarkEnd w:id="130"/>
-      <w:bookmarkEnd w:id="131"/>
       <w:r>
         <w:rPr>
           <w:rFonts w:ascii="현대하모니 L" w:hAnsi="현대하모니 L" w:hint="eastAsia"/>
@@ -36532,6 +35544,7 @@
       </w:r>
       <w:r>
         <w:rPr>
+          <w:rFonts w:ascii="현대하모니 L" w:hAnsi="현대하모니 L"/>
           <w:b/>
           <w:color w:val="0000FF"/>
           <w:sz w:val="18"/>
@@ -36541,7 +35554,7 @@
       </w:r>
       <w:r>
         <w:rPr>
-          <w:rFonts w:hint="eastAsia"/>
+          <w:rFonts w:ascii="현대하모니 L" w:hAnsi="현대하모니 L" w:hint="eastAsia"/>
           <w:b/>
           <w:color w:val="0000FF"/>
           <w:sz w:val="18"/>
@@ -36551,7 +35564,7 @@
       </w:r>
       <w:r>
         <w:rPr>
-          <w:rFonts w:hint="eastAsia"/>
+          <w:rFonts w:ascii="현대하모니 L" w:hAnsi="현대하모니 L" w:hint="eastAsia"/>
           <w:b/>
           <w:color w:val="0000FF"/>
           <w:sz w:val="18"/>
@@ -36561,7 +35574,7 @@
       </w:r>
       <w:r>
         <w:rPr>
-          <w:rFonts w:hint="eastAsia"/>
+          <w:rFonts w:ascii="현대하모니 L" w:hAnsi="현대하모니 L" w:hint="eastAsia"/>
           <w:b/>
           <w:color w:val="0000FF"/>
           <w:sz w:val="18"/>
@@ -36571,37 +35584,17 @@
       </w:r>
       <w:r>
         <w:rPr>
-          <w:rFonts w:hint="eastAsia"/>
+          <w:rFonts w:ascii="현대하모니 L" w:hAnsi="현대하모니 L" w:hint="eastAsia"/>
           <w:b/>
           <w:color w:val="0000FF"/>
           <w:sz w:val="18"/>
           <w:szCs w:val="18"/>
         </w:rPr>
-        <w:t>진행</w:t>
-      </w:r>
-      <w:r>
-        <w:rPr>
-          <w:rFonts w:hint="eastAsia"/>
-          <w:b/>
-          <w:color w:val="0000FF"/>
-          <w:sz w:val="18"/>
-          <w:szCs w:val="18"/>
-        </w:rPr>
-        <w:t xml:space="preserve"> </w:t>
-      </w:r>
-      <w:r>
-        <w:rPr>
-          <w:rFonts w:hint="eastAsia"/>
-          <w:b/>
-          <w:color w:val="0000FF"/>
-          <w:sz w:val="18"/>
-          <w:szCs w:val="18"/>
-        </w:rPr>
-        <w:t>중</w:t>
-      </w:r>
-      <w:r>
-        <w:rPr>
-          <w:rFonts w:hint="eastAsia"/>
+        <w:t>진행 중</w:t>
+      </w:r>
+      <w:r>
+        <w:rPr>
+          <w:rFonts w:ascii="현대하모니 L" w:hAnsi="현대하모니 L" w:hint="eastAsia"/>
           <w:b/>
           <w:color w:val="0000FF"/>
           <w:sz w:val="18"/>
@@ -36769,8 +35762,8 @@
           <w:sz w:val="22"/>
         </w:rPr>
       </w:pPr>
-      <w:bookmarkStart w:id="132" w:name="_Toc169847316"/>
-      <w:bookmarkStart w:id="133" w:name="_Toc169868895"/>
+      <w:bookmarkStart w:id="131" w:name="_Toc169847316"/>
+      <w:bookmarkStart w:id="132" w:name="_Toc169868895"/>
       <w:r>
         <w:rPr>
           <w:rFonts w:ascii="현대하모니 L" w:hAnsi="현대하모니 L" w:hint="eastAsia"/>
@@ -36778,8 +35771,8 @@
         </w:rPr>
         <w:t>소프트웨어 단위 설계</w:t>
       </w:r>
+      <w:bookmarkEnd w:id="131"/>
       <w:bookmarkEnd w:id="132"/>
-      <w:bookmarkEnd w:id="133"/>
       <w:r>
         <w:rPr>
           <w:rFonts w:ascii="현대하모니 L" w:hAnsi="현대하모니 L" w:hint="eastAsia"/>
@@ -36789,6 +35782,7 @@
       </w:r>
       <w:r>
         <w:rPr>
+          <w:rFonts w:ascii="현대하모니 L" w:hAnsi="현대하모니 L"/>
           <w:b/>
           <w:color w:val="0000FF"/>
           <w:sz w:val="18"/>
@@ -36798,73 +35792,13 @@
       </w:r>
       <w:r>
         <w:rPr>
-          <w:rFonts w:hint="eastAsia"/>
+          <w:rFonts w:ascii="현대하모니 L" w:hAnsi="현대하모니 L" w:hint="eastAsia"/>
           <w:b/>
           <w:color w:val="0000FF"/>
           <w:sz w:val="18"/>
           <w:szCs w:val="18"/>
         </w:rPr>
-        <w:t xml:space="preserve"> </w:t>
-      </w:r>
-      <w:r>
-        <w:rPr>
-          <w:rFonts w:hint="eastAsia"/>
-          <w:b/>
-          <w:color w:val="0000FF"/>
-          <w:sz w:val="18"/>
-          <w:szCs w:val="18"/>
-        </w:rPr>
-        <w:t>가능</w:t>
-      </w:r>
-      <w:r>
-        <w:rPr>
-          <w:rFonts w:hint="eastAsia"/>
-          <w:b/>
-          <w:color w:val="0000FF"/>
-          <w:sz w:val="18"/>
-          <w:szCs w:val="18"/>
-        </w:rPr>
-        <w:t>(</w:t>
-      </w:r>
-      <w:r>
-        <w:rPr>
-          <w:rFonts w:hint="eastAsia"/>
-          <w:b/>
-          <w:color w:val="0000FF"/>
-          <w:sz w:val="18"/>
-          <w:szCs w:val="18"/>
-        </w:rPr>
-        <w:t>진행</w:t>
-      </w:r>
-      <w:r>
-        <w:rPr>
-          <w:rFonts w:hint="eastAsia"/>
-          <w:b/>
-          <w:color w:val="0000FF"/>
-          <w:sz w:val="18"/>
-          <w:szCs w:val="18"/>
-        </w:rPr>
-        <w:t xml:space="preserve"> </w:t>
-      </w:r>
-      <w:r>
-        <w:rPr>
-          <w:rFonts w:hint="eastAsia"/>
-          <w:b/>
-          <w:color w:val="0000FF"/>
-          <w:sz w:val="18"/>
-          <w:szCs w:val="18"/>
-        </w:rPr>
-        <w:t>중</w:t>
-      </w:r>
-      <w:r>
-        <w:rPr>
-          <w:rFonts w:hint="eastAsia"/>
-          <w:b/>
-          <w:color w:val="0000FF"/>
-          <w:sz w:val="18"/>
-          <w:szCs w:val="18"/>
-        </w:rPr>
-        <w:t>)</w:t>
+        <w:t xml:space="preserve"> 가능(진행 중)</w:t>
       </w:r>
     </w:p>
     <w:p>
@@ -36967,8 +35901,8 @@
           <w:sz w:val="22"/>
         </w:rPr>
       </w:pPr>
-      <w:bookmarkStart w:id="134" w:name="_Toc169847317"/>
-      <w:bookmarkStart w:id="135" w:name="_Toc169868896"/>
+      <w:bookmarkStart w:id="133" w:name="_Toc169847317"/>
+      <w:bookmarkStart w:id="134" w:name="_Toc169868896"/>
       <w:r>
         <w:rPr>
           <w:rFonts w:ascii="현대하모니 L" w:hAnsi="현대하모니 L" w:hint="eastAsia"/>
@@ -36976,10 +35910,11 @@
         </w:rPr>
         <w:t>정적 설계 요건</w:t>
       </w:r>
+      <w:bookmarkEnd w:id="133"/>
       <w:bookmarkEnd w:id="134"/>
-      <w:bookmarkEnd w:id="135"/>
-      <w:r>
-        <w:rPr>
+      <w:r>
+        <w:rPr>
+          <w:rFonts w:ascii="현대하모니 L" w:hAnsi="현대하모니 L"/>
           <w:b/>
           <w:color w:val="FF0000"/>
         </w:rPr>
@@ -36987,6 +35922,7 @@
       </w:r>
       <w:r>
         <w:rPr>
+          <w:rFonts w:ascii="현대하모니 L" w:hAnsi="현대하모니 L"/>
           <w:b/>
           <w:color w:val="0000FF"/>
           <w:sz w:val="18"/>
@@ -36996,67 +35932,27 @@
       </w:r>
       <w:r>
         <w:rPr>
-          <w:rFonts w:hint="eastAsia"/>
+          <w:rFonts w:ascii="현대하모니 L" w:hAnsi="현대하모니 L" w:hint="eastAsia"/>
           <w:b/>
           <w:color w:val="0000FF"/>
           <w:sz w:val="18"/>
           <w:szCs w:val="18"/>
         </w:rPr>
-        <w:t xml:space="preserve"> </w:t>
-      </w:r>
-      <w:r>
-        <w:rPr>
-          <w:rFonts w:hint="eastAsia"/>
+        <w:t xml:space="preserve"> 가능(</w:t>
+      </w:r>
+      <w:r>
+        <w:rPr>
+          <w:rFonts w:ascii="현대하모니 L" w:hAnsi="현대하모니 L" w:hint="eastAsia"/>
           <w:b/>
           <w:color w:val="0000FF"/>
           <w:sz w:val="18"/>
           <w:szCs w:val="18"/>
         </w:rPr>
-        <w:t>가능</w:t>
-      </w:r>
-      <w:r>
-        <w:rPr>
-          <w:rFonts w:hint="eastAsia"/>
-          <w:b/>
-          <w:color w:val="0000FF"/>
-          <w:sz w:val="18"/>
-          <w:szCs w:val="18"/>
-        </w:rPr>
-        <w:t>(</w:t>
-      </w:r>
-      <w:r>
-        <w:rPr>
-          <w:rFonts w:hint="eastAsia"/>
-          <w:b/>
-          <w:color w:val="0000FF"/>
-          <w:sz w:val="18"/>
-          <w:szCs w:val="18"/>
-        </w:rPr>
-        <w:t>진행</w:t>
-      </w:r>
-      <w:r>
-        <w:rPr>
-          <w:rFonts w:hint="eastAsia"/>
-          <w:b/>
-          <w:color w:val="0000FF"/>
-          <w:sz w:val="18"/>
-          <w:szCs w:val="18"/>
-        </w:rPr>
-        <w:t xml:space="preserve"> </w:t>
-      </w:r>
-      <w:r>
-        <w:rPr>
-          <w:rFonts w:hint="eastAsia"/>
-          <w:b/>
-          <w:color w:val="0000FF"/>
-          <w:sz w:val="18"/>
-          <w:szCs w:val="18"/>
-        </w:rPr>
-        <w:t>중</w:t>
-      </w:r>
-      <w:r>
-        <w:rPr>
-          <w:rFonts w:hint="eastAsia"/>
+        <w:t>진행 중</w:t>
+      </w:r>
+      <w:r>
+        <w:rPr>
+          <w:rFonts w:ascii="현대하모니 L" w:hAnsi="현대하모니 L" w:hint="eastAsia"/>
           <w:b/>
           <w:color w:val="0000FF"/>
           <w:sz w:val="18"/>
@@ -37265,8 +36161,8 @@
           <w:sz w:val="22"/>
         </w:rPr>
       </w:pPr>
-      <w:bookmarkStart w:id="136" w:name="_Toc169847318"/>
-      <w:bookmarkStart w:id="137" w:name="_Toc169868897"/>
+      <w:bookmarkStart w:id="135" w:name="_Toc169847318"/>
+      <w:bookmarkStart w:id="136" w:name="_Toc169868897"/>
       <w:r>
         <w:rPr>
           <w:rFonts w:ascii="현대하모니 L" w:hAnsi="현대하모니 L" w:hint="eastAsia"/>
@@ -37274,8 +36170,8 @@
         </w:rPr>
         <w:t>동적 설계 요건</w:t>
       </w:r>
+      <w:bookmarkEnd w:id="135"/>
       <w:bookmarkEnd w:id="136"/>
-      <w:bookmarkEnd w:id="137"/>
       <w:r>
         <w:rPr>
           <w:rFonts w:ascii="현대하모니 L" w:hAnsi="현대하모니 L" w:hint="eastAsia"/>
@@ -37285,6 +36181,7 @@
       </w:r>
       <w:r>
         <w:rPr>
+          <w:rFonts w:ascii="현대하모니 L" w:hAnsi="현대하모니 L"/>
           <w:b/>
           <w:color w:val="0000FF"/>
           <w:sz w:val="18"/>
@@ -37294,67 +36191,27 @@
       </w:r>
       <w:r>
         <w:rPr>
-          <w:rFonts w:hint="eastAsia"/>
+          <w:rFonts w:ascii="현대하모니 L" w:hAnsi="현대하모니 L" w:hint="eastAsia"/>
           <w:b/>
           <w:color w:val="0000FF"/>
           <w:sz w:val="18"/>
           <w:szCs w:val="18"/>
         </w:rPr>
-        <w:t xml:space="preserve"> </w:t>
-      </w:r>
-      <w:r>
-        <w:rPr>
-          <w:rFonts w:hint="eastAsia"/>
+        <w:t xml:space="preserve"> 가능(</w:t>
+      </w:r>
+      <w:r>
+        <w:rPr>
+          <w:rFonts w:ascii="현대하모니 L" w:hAnsi="현대하모니 L" w:hint="eastAsia"/>
           <w:b/>
           <w:color w:val="0000FF"/>
           <w:sz w:val="18"/>
           <w:szCs w:val="18"/>
         </w:rPr>
-        <w:t>가능</w:t>
-      </w:r>
-      <w:r>
-        <w:rPr>
-          <w:rFonts w:hint="eastAsia"/>
-          <w:b/>
-          <w:color w:val="0000FF"/>
-          <w:sz w:val="18"/>
-          <w:szCs w:val="18"/>
-        </w:rPr>
-        <w:t>(</w:t>
-      </w:r>
-      <w:r>
-        <w:rPr>
-          <w:rFonts w:hint="eastAsia"/>
-          <w:b/>
-          <w:color w:val="0000FF"/>
-          <w:sz w:val="18"/>
-          <w:szCs w:val="18"/>
-        </w:rPr>
-        <w:t>진행</w:t>
-      </w:r>
-      <w:r>
-        <w:rPr>
-          <w:rFonts w:hint="eastAsia"/>
-          <w:b/>
-          <w:color w:val="0000FF"/>
-          <w:sz w:val="18"/>
-          <w:szCs w:val="18"/>
-        </w:rPr>
-        <w:t xml:space="preserve"> </w:t>
-      </w:r>
-      <w:r>
-        <w:rPr>
-          <w:rFonts w:hint="eastAsia"/>
-          <w:b/>
-          <w:color w:val="0000FF"/>
-          <w:sz w:val="18"/>
-          <w:szCs w:val="18"/>
-        </w:rPr>
-        <w:t>중</w:t>
-      </w:r>
-      <w:r>
-        <w:rPr>
-          <w:rFonts w:hint="eastAsia"/>
+        <w:t>진행 중</w:t>
+      </w:r>
+      <w:r>
+        <w:rPr>
+          <w:rFonts w:ascii="현대하모니 L" w:hAnsi="현대하모니 L" w:hint="eastAsia"/>
           <w:b/>
           <w:color w:val="0000FF"/>
           <w:sz w:val="18"/>
@@ -37434,8 +36291,8 @@
           <w:sz w:val="22"/>
         </w:rPr>
       </w:pPr>
-      <w:bookmarkStart w:id="138" w:name="_Toc169847319"/>
-      <w:bookmarkStart w:id="139" w:name="_Toc169868898"/>
+      <w:bookmarkStart w:id="137" w:name="_Toc169847319"/>
+      <w:bookmarkStart w:id="138" w:name="_Toc169868898"/>
       <w:r>
         <w:rPr>
           <w:rFonts w:ascii="현대하모니 L" w:hAnsi="현대하모니 L" w:hint="eastAsia"/>
@@ -37443,8 +36300,8 @@
         </w:rPr>
         <w:t>상세 구현 요구사항</w:t>
       </w:r>
+      <w:bookmarkEnd w:id="137"/>
       <w:bookmarkEnd w:id="138"/>
-      <w:bookmarkEnd w:id="139"/>
       <w:r>
         <w:rPr>
           <w:rFonts w:ascii="현대하모니 L" w:hAnsi="현대하모니 L" w:hint="eastAsia"/>
@@ -37454,6 +36311,7 @@
       </w:r>
       <w:r>
         <w:rPr>
+          <w:rFonts w:ascii="현대하모니 L" w:hAnsi="현대하모니 L"/>
           <w:b/>
           <w:color w:val="0000FF"/>
           <w:sz w:val="18"/>
@@ -37463,6 +36321,7 @@
       </w:r>
       <w:r>
         <w:rPr>
+          <w:rFonts w:ascii="현대하모니 L" w:hAnsi="현대하모니 L"/>
           <w:b/>
           <w:color w:val="0000FF"/>
           <w:sz w:val="18"/>
@@ -37472,57 +36331,27 @@
       </w:r>
       <w:r>
         <w:rPr>
-          <w:rFonts w:hint="eastAsia"/>
+          <w:rFonts w:ascii="현대하모니 L" w:hAnsi="현대하모니 L" w:hint="eastAsia"/>
           <w:b/>
           <w:color w:val="0000FF"/>
           <w:sz w:val="18"/>
           <w:szCs w:val="18"/>
         </w:rPr>
-        <w:t>가능</w:t>
-      </w:r>
-      <w:r>
-        <w:rPr>
-          <w:rFonts w:hint="eastAsia"/>
+        <w:t>가능(</w:t>
+      </w:r>
+      <w:r>
+        <w:rPr>
+          <w:rFonts w:ascii="현대하모니 L" w:hAnsi="현대하모니 L" w:hint="eastAsia"/>
           <w:b/>
           <w:color w:val="0000FF"/>
           <w:sz w:val="18"/>
           <w:szCs w:val="18"/>
         </w:rPr>
-        <w:t>(</w:t>
-      </w:r>
-      <w:r>
-        <w:rPr>
-          <w:rFonts w:hint="eastAsia"/>
-          <w:b/>
-          <w:color w:val="0000FF"/>
-          <w:sz w:val="18"/>
-          <w:szCs w:val="18"/>
-        </w:rPr>
-        <w:t>진행</w:t>
-      </w:r>
-      <w:r>
-        <w:rPr>
-          <w:rFonts w:hint="eastAsia"/>
-          <w:b/>
-          <w:color w:val="0000FF"/>
-          <w:sz w:val="18"/>
-          <w:szCs w:val="18"/>
-        </w:rPr>
-        <w:t xml:space="preserve"> </w:t>
-      </w:r>
-      <w:r>
-        <w:rPr>
-          <w:rFonts w:hint="eastAsia"/>
-          <w:b/>
-          <w:color w:val="0000FF"/>
-          <w:sz w:val="18"/>
-          <w:szCs w:val="18"/>
-        </w:rPr>
-        <w:t>중</w:t>
-      </w:r>
-      <w:r>
-        <w:rPr>
-          <w:rFonts w:hint="eastAsia"/>
+        <w:t>진행 중</w:t>
+      </w:r>
+      <w:r>
+        <w:rPr>
+          <w:rFonts w:ascii="현대하모니 L" w:hAnsi="현대하모니 L" w:hint="eastAsia"/>
           <w:b/>
           <w:color w:val="0000FF"/>
           <w:sz w:val="18"/>
@@ -38426,8 +37255,8 @@
           <w:sz w:val="22"/>
         </w:rPr>
       </w:pPr>
-      <w:bookmarkStart w:id="140" w:name="_Toc169847320"/>
-      <w:bookmarkStart w:id="141" w:name="_Toc169868899"/>
+      <w:bookmarkStart w:id="139" w:name="_Toc169847320"/>
+      <w:bookmarkStart w:id="140" w:name="_Toc169868899"/>
       <w:r>
         <w:rPr>
           <w:rFonts w:ascii="현대하모니 L" w:hAnsi="현대하모니 L" w:hint="eastAsia"/>
@@ -38435,8 +37264,8 @@
         </w:rPr>
         <w:t>빌드 환경</w:t>
       </w:r>
+      <w:bookmarkEnd w:id="139"/>
       <w:bookmarkEnd w:id="140"/>
-      <w:bookmarkEnd w:id="141"/>
       <w:r>
         <w:rPr>
           <w:rFonts w:ascii="현대하모니 L" w:hAnsi="현대하모니 L" w:hint="eastAsia"/>
@@ -38446,6 +37275,7 @@
       </w:r>
       <w:r>
         <w:rPr>
+          <w:rFonts w:ascii="현대하모니 L" w:hAnsi="현대하모니 L"/>
           <w:b/>
           <w:color w:val="0000FF"/>
           <w:sz w:val="18"/>
@@ -38455,7 +37285,7 @@
       </w:r>
       <w:r>
         <w:rPr>
-          <w:rFonts w:hint="eastAsia"/>
+          <w:rFonts w:ascii="현대하모니 L" w:hAnsi="현대하모니 L" w:hint="eastAsia"/>
           <w:b/>
           <w:color w:val="0000FF"/>
           <w:sz w:val="18"/>
@@ -38465,7 +37295,7 @@
       </w:r>
       <w:r>
         <w:rPr>
-          <w:rFonts w:hint="eastAsia"/>
+          <w:rFonts w:ascii="현대하모니 L" w:hAnsi="현대하모니 L" w:hint="eastAsia"/>
           <w:b/>
           <w:color w:val="0000FF"/>
           <w:sz w:val="18"/>
@@ -38475,6 +37305,7 @@
       </w:r>
       <w:r>
         <w:rPr>
+          <w:rFonts w:ascii="현대하모니 L" w:hAnsi="현대하모니 L"/>
           <w:b/>
           <w:color w:val="0000FF"/>
           <w:sz w:val="18"/>
@@ -38484,42 +37315,22 @@
       </w:r>
       <w:r>
         <w:rPr>
-          <w:rFonts w:hint="eastAsia"/>
+          <w:rFonts w:ascii="현대하모니 L" w:hAnsi="현대하모니 L" w:hint="eastAsia"/>
           <w:b/>
           <w:color w:val="0000FF"/>
           <w:sz w:val="18"/>
           <w:szCs w:val="18"/>
         </w:rPr>
-        <w:t>진행</w:t>
-      </w:r>
-      <w:r>
-        <w:rPr>
-          <w:rFonts w:hint="eastAsia"/>
+        <w:t>진행 중</w:t>
+      </w:r>
+      <w:r>
+        <w:rPr>
+          <w:rFonts w:ascii="현대하모니 L" w:hAnsi="현대하모니 L" w:hint="eastAsia"/>
           <w:b/>
           <w:color w:val="0000FF"/>
           <w:sz w:val="18"/>
           <w:szCs w:val="18"/>
         </w:rPr>
-        <w:t xml:space="preserve"> </w:t>
-      </w:r>
-      <w:r>
-        <w:rPr>
-          <w:rFonts w:hint="eastAsia"/>
-          <w:b/>
-          <w:color w:val="0000FF"/>
-          <w:sz w:val="18"/>
-          <w:szCs w:val="18"/>
-        </w:rPr>
-        <w:t>중</w:t>
-      </w:r>
-      <w:r>
-        <w:rPr>
-          <w:rFonts w:hint="eastAsia"/>
-          <w:b/>
-          <w:color w:val="0000FF"/>
-          <w:sz w:val="18"/>
-          <w:szCs w:val="18"/>
-        </w:rPr>
         <w:t xml:space="preserve">) </w:t>
       </w:r>
     </w:p>
@@ -38539,19 +37350,7 @@
         <w:rPr>
           <w:rFonts w:hint="eastAsia"/>
         </w:rPr>
-        <w:t xml:space="preserve"> </w:t>
-      </w:r>
-      <w:r>
-        <w:rPr>
-          <w:rFonts w:hint="eastAsia"/>
-        </w:rPr>
-        <w:t xml:space="preserve">빌드 환경에서 사용되는 모든 매크로 및 정의 목록을 </w:t>
-      </w:r>
-      <w:r>
-        <w:rPr>
-          <w:rFonts w:hint="eastAsia"/>
-        </w:rPr>
-        <w:t>문서화해야 하고, 컴파일러 최적화의</w:t>
+        <w:t xml:space="preserve"> 빌드 환경에서 사용되는 모든 매크로 및 정의 목록을 문서화해야 하고, 컴파일러 최적화의</w:t>
       </w:r>
       <w:r>
         <w:rPr>
@@ -38595,8 +37394,8 @@
           <w:sz w:val="22"/>
         </w:rPr>
       </w:pPr>
-      <w:bookmarkStart w:id="142" w:name="_Toc169847321"/>
-      <w:bookmarkStart w:id="143" w:name="_Toc169868900"/>
+      <w:bookmarkStart w:id="141" w:name="_Toc169847321"/>
+      <w:bookmarkStart w:id="142" w:name="_Toc169868900"/>
       <w:r>
         <w:rPr>
           <w:rFonts w:ascii="현대하모니 L" w:hAnsi="현대하모니 L" w:hint="eastAsia"/>
@@ -38604,8 +37403,8 @@
         </w:rPr>
         <w:t>소프트웨어 테스트 요구사항</w:t>
       </w:r>
+      <w:bookmarkEnd w:id="141"/>
       <w:bookmarkEnd w:id="142"/>
-      <w:bookmarkEnd w:id="143"/>
       <w:r>
         <w:rPr>
           <w:rFonts w:ascii="현대하모니 L" w:hAnsi="현대하모니 L" w:hint="eastAsia"/>
@@ -38615,6 +37414,7 @@
       </w:r>
       <w:r>
         <w:rPr>
+          <w:rFonts w:ascii="현대하모니 L" w:hAnsi="현대하모니 L"/>
           <w:b/>
           <w:color w:val="0000FF"/>
           <w:sz w:val="18"/>
@@ -38624,72 +37424,42 @@
       </w:r>
       <w:r>
         <w:rPr>
-          <w:rFonts w:hint="eastAsia"/>
+          <w:rFonts w:ascii="현대하모니 L" w:hAnsi="현대하모니 L" w:hint="eastAsia"/>
           <w:b/>
           <w:color w:val="0000FF"/>
           <w:sz w:val="18"/>
           <w:szCs w:val="18"/>
         </w:rPr>
-        <w:t xml:space="preserve"> </w:t>
-      </w:r>
-      <w:r>
-        <w:rPr>
-          <w:rFonts w:hint="eastAsia"/>
+        <w:t xml:space="preserve"> 가능</w:t>
+      </w:r>
+      <w:r>
+        <w:rPr>
+          <w:rFonts w:ascii="현대하모니 L" w:hAnsi="현대하모니 L" w:hint="eastAsia"/>
           <w:b/>
           <w:color w:val="0000FF"/>
           <w:sz w:val="18"/>
           <w:szCs w:val="18"/>
         </w:rPr>
-        <w:t>가능</w:t>
-      </w:r>
-      <w:r>
-        <w:rPr>
-          <w:rFonts w:hint="eastAsia"/>
+        <w:t>(</w:t>
+      </w:r>
+      <w:r>
+        <w:rPr>
+          <w:rFonts w:ascii="현대하모니 L" w:hAnsi="현대하모니 L" w:hint="eastAsia"/>
           <w:b/>
           <w:color w:val="0000FF"/>
           <w:sz w:val="18"/>
           <w:szCs w:val="18"/>
         </w:rPr>
-        <w:t>(</w:t>
-      </w:r>
-      <w:r>
-        <w:rPr>
-          <w:rFonts w:hint="eastAsia"/>
+        <w:t>진행 중</w:t>
+      </w:r>
+      <w:r>
+        <w:rPr>
+          <w:rFonts w:ascii="현대하모니 L" w:hAnsi="현대하모니 L" w:hint="eastAsia"/>
           <w:b/>
           <w:color w:val="0000FF"/>
           <w:sz w:val="18"/>
           <w:szCs w:val="18"/>
         </w:rPr>
-        <w:t>진행</w:t>
-      </w:r>
-      <w:r>
-        <w:rPr>
-          <w:rFonts w:hint="eastAsia"/>
-          <w:b/>
-          <w:color w:val="0000FF"/>
-          <w:sz w:val="18"/>
-          <w:szCs w:val="18"/>
-        </w:rPr>
-        <w:t xml:space="preserve"> </w:t>
-      </w:r>
-      <w:r>
-        <w:rPr>
-          <w:rFonts w:hint="eastAsia"/>
-          <w:b/>
-          <w:color w:val="0000FF"/>
-          <w:sz w:val="18"/>
-          <w:szCs w:val="18"/>
-        </w:rPr>
-        <w:t>중</w:t>
-      </w:r>
-      <w:r>
-        <w:rPr>
-          <w:rFonts w:hint="eastAsia"/>
-          <w:b/>
-          <w:color w:val="0000FF"/>
-          <w:sz w:val="18"/>
-          <w:szCs w:val="18"/>
-        </w:rPr>
         <w:t>)</w:t>
       </w:r>
     </w:p>
@@ -38702,13 +37472,7 @@
         <w:rPr>
           <w:rFonts w:hint="eastAsia"/>
         </w:rPr>
-        <w:t>공급</w:t>
-      </w:r>
-      <w:r>
-        <w:rPr>
-          <w:rFonts w:hint="eastAsia"/>
-        </w:rPr>
-        <w:t>사는</w:t>
+        <w:t>공급사는</w:t>
       </w:r>
       <w:proofErr w:type="spellEnd"/>
       <w:r>
@@ -38737,6 +37501,7 @@
           <w:sz w:val="22"/>
         </w:rPr>
       </w:pPr>
+      <w:bookmarkStart w:id="143" w:name="_GoBack"/>
     </w:p>
     <w:p>
       <w:pPr>
@@ -38753,6 +37518,7 @@
       </w:pPr>
       <w:bookmarkStart w:id="144" w:name="_Toc169847322"/>
       <w:bookmarkStart w:id="145" w:name="_Toc169868901"/>
+      <w:bookmarkEnd w:id="143"/>
       <w:r>
         <w:rPr>
           <w:rFonts w:ascii="현대하모니 L" w:hAnsi="현대하모니 L" w:hint="eastAsia"/>
@@ -38771,6 +37537,7 @@
       </w:r>
       <w:r>
         <w:rPr>
+          <w:rFonts w:ascii="현대하모니 L" w:hAnsi="현대하모니 L"/>
           <w:b/>
           <w:color w:val="0000FF"/>
           <w:sz w:val="18"/>
@@ -38780,67 +37547,27 @@
       </w:r>
       <w:r>
         <w:rPr>
-          <w:rFonts w:hint="eastAsia"/>
+          <w:rFonts w:ascii="현대하모니 L" w:hAnsi="현대하모니 L" w:hint="eastAsia"/>
           <w:b/>
           <w:color w:val="0000FF"/>
           <w:sz w:val="18"/>
           <w:szCs w:val="18"/>
         </w:rPr>
-        <w:t xml:space="preserve"> </w:t>
-      </w:r>
-      <w:r>
-        <w:rPr>
-          <w:rFonts w:hint="eastAsia"/>
+        <w:t xml:space="preserve"> 가능(</w:t>
+      </w:r>
+      <w:r>
+        <w:rPr>
+          <w:rFonts w:ascii="현대하모니 L" w:hAnsi="현대하모니 L" w:hint="eastAsia"/>
           <w:b/>
           <w:color w:val="0000FF"/>
           <w:sz w:val="18"/>
           <w:szCs w:val="18"/>
         </w:rPr>
-        <w:t>가능</w:t>
-      </w:r>
-      <w:r>
-        <w:rPr>
-          <w:rFonts w:hint="eastAsia"/>
-          <w:b/>
-          <w:color w:val="0000FF"/>
-          <w:sz w:val="18"/>
-          <w:szCs w:val="18"/>
-        </w:rPr>
-        <w:t>(</w:t>
-      </w:r>
-      <w:r>
-        <w:rPr>
-          <w:rFonts w:hint="eastAsia"/>
-          <w:b/>
-          <w:color w:val="0000FF"/>
-          <w:sz w:val="18"/>
-          <w:szCs w:val="18"/>
-        </w:rPr>
-        <w:t>진행</w:t>
-      </w:r>
-      <w:r>
-        <w:rPr>
-          <w:rFonts w:hint="eastAsia"/>
-          <w:b/>
-          <w:color w:val="0000FF"/>
-          <w:sz w:val="18"/>
-          <w:szCs w:val="18"/>
-        </w:rPr>
-        <w:t xml:space="preserve"> </w:t>
-      </w:r>
-      <w:r>
-        <w:rPr>
-          <w:rFonts w:hint="eastAsia"/>
-          <w:b/>
-          <w:color w:val="0000FF"/>
-          <w:sz w:val="18"/>
-          <w:szCs w:val="18"/>
-        </w:rPr>
-        <w:t>중</w:t>
-      </w:r>
-      <w:r>
-        <w:rPr>
-          <w:rFonts w:hint="eastAsia"/>
+        <w:t>진행 중</w:t>
+      </w:r>
+      <w:r>
+        <w:rPr>
+          <w:rFonts w:ascii="현대하모니 L" w:hAnsi="현대하모니 L" w:hint="eastAsia"/>
           <w:b/>
           <w:color w:val="0000FF"/>
           <w:sz w:val="18"/>
@@ -39027,6 +37754,7 @@
       </w:r>
       <w:r>
         <w:rPr>
+          <w:rFonts w:ascii="현대하모니 L" w:hAnsi="현대하모니 L"/>
           <w:b/>
           <w:color w:val="0000FF"/>
           <w:sz w:val="18"/>
@@ -39036,67 +37764,27 @@
       </w:r>
       <w:r>
         <w:rPr>
-          <w:rFonts w:hint="eastAsia"/>
+          <w:rFonts w:ascii="현대하모니 L" w:hAnsi="현대하모니 L" w:hint="eastAsia"/>
           <w:b/>
           <w:color w:val="0000FF"/>
           <w:sz w:val="18"/>
           <w:szCs w:val="18"/>
         </w:rPr>
-        <w:t xml:space="preserve"> </w:t>
-      </w:r>
-      <w:r>
-        <w:rPr>
-          <w:rFonts w:hint="eastAsia"/>
+        <w:t xml:space="preserve"> 가능(</w:t>
+      </w:r>
+      <w:r>
+        <w:rPr>
+          <w:rFonts w:ascii="현대하모니 L" w:hAnsi="현대하모니 L" w:hint="eastAsia"/>
           <w:b/>
           <w:color w:val="0000FF"/>
           <w:sz w:val="18"/>
           <w:szCs w:val="18"/>
         </w:rPr>
-        <w:t>가능</w:t>
-      </w:r>
-      <w:r>
-        <w:rPr>
-          <w:rFonts w:hint="eastAsia"/>
-          <w:b/>
-          <w:color w:val="0000FF"/>
-          <w:sz w:val="18"/>
-          <w:szCs w:val="18"/>
-        </w:rPr>
-        <w:t>(</w:t>
-      </w:r>
-      <w:r>
-        <w:rPr>
-          <w:rFonts w:hint="eastAsia"/>
-          <w:b/>
-          <w:color w:val="0000FF"/>
-          <w:sz w:val="18"/>
-          <w:szCs w:val="18"/>
-        </w:rPr>
-        <w:t>진행</w:t>
-      </w:r>
-      <w:r>
-        <w:rPr>
-          <w:rFonts w:hint="eastAsia"/>
-          <w:b/>
-          <w:color w:val="0000FF"/>
-          <w:sz w:val="18"/>
-          <w:szCs w:val="18"/>
-        </w:rPr>
-        <w:t xml:space="preserve"> </w:t>
-      </w:r>
-      <w:r>
-        <w:rPr>
-          <w:rFonts w:hint="eastAsia"/>
-          <w:b/>
-          <w:color w:val="0000FF"/>
-          <w:sz w:val="18"/>
-          <w:szCs w:val="18"/>
-        </w:rPr>
-        <w:t>중</w:t>
-      </w:r>
-      <w:r>
-        <w:rPr>
-          <w:rFonts w:hint="eastAsia"/>
+        <w:t>진행 중</w:t>
+      </w:r>
+      <w:r>
+        <w:rPr>
+          <w:rFonts w:ascii="현대하모니 L" w:hAnsi="현대하모니 L" w:hint="eastAsia"/>
           <w:b/>
           <w:color w:val="0000FF"/>
           <w:sz w:val="18"/>
@@ -39328,6 +38016,7 @@
       </w:r>
       <w:r>
         <w:rPr>
+          <w:rFonts w:ascii="현대하모니 L" w:hAnsi="현대하모니 L"/>
           <w:b/>
           <w:color w:val="0000FF"/>
           <w:sz w:val="18"/>
@@ -39337,133 +38026,13 @@
       </w:r>
       <w:r>
         <w:rPr>
-          <w:rFonts w:hint="eastAsia"/>
+          <w:rFonts w:ascii="현대하모니 L" w:hAnsi="현대하모니 L" w:hint="eastAsia"/>
           <w:b/>
           <w:color w:val="0000FF"/>
           <w:sz w:val="18"/>
           <w:szCs w:val="18"/>
         </w:rPr>
-        <w:t xml:space="preserve"> </w:t>
-      </w:r>
-      <w:r>
-        <w:rPr>
-          <w:rFonts w:hint="eastAsia"/>
-          <w:b/>
-          <w:color w:val="0000FF"/>
-          <w:sz w:val="18"/>
-          <w:szCs w:val="18"/>
-        </w:rPr>
-        <w:t>보완</w:t>
-      </w:r>
-      <w:r>
-        <w:rPr>
-          <w:rFonts w:hint="eastAsia"/>
-          <w:b/>
-          <w:color w:val="0000FF"/>
-          <w:sz w:val="18"/>
-          <w:szCs w:val="18"/>
-        </w:rPr>
-        <w:t xml:space="preserve"> </w:t>
-      </w:r>
-      <w:r>
-        <w:rPr>
-          <w:rFonts w:hint="eastAsia"/>
-          <w:b/>
-          <w:color w:val="0000FF"/>
-          <w:sz w:val="18"/>
-          <w:szCs w:val="18"/>
-        </w:rPr>
-        <w:t>필요</w:t>
-      </w:r>
-      <w:r>
-        <w:rPr>
-          <w:rFonts w:hint="eastAsia"/>
-          <w:b/>
-          <w:color w:val="0000FF"/>
-          <w:sz w:val="18"/>
-          <w:szCs w:val="18"/>
-        </w:rPr>
-        <w:t>(</w:t>
-      </w:r>
-      <w:r>
-        <w:rPr>
-          <w:rFonts w:hint="eastAsia"/>
-          <w:b/>
-          <w:color w:val="0000FF"/>
-          <w:sz w:val="18"/>
-          <w:szCs w:val="18"/>
-        </w:rPr>
-        <w:t>항목</w:t>
-      </w:r>
-      <w:r>
-        <w:rPr>
-          <w:rFonts w:hint="eastAsia"/>
-          <w:b/>
-          <w:color w:val="0000FF"/>
-          <w:sz w:val="18"/>
-          <w:szCs w:val="18"/>
-        </w:rPr>
-        <w:t xml:space="preserve"> </w:t>
-      </w:r>
-      <w:r>
-        <w:rPr>
-          <w:rFonts w:hint="eastAsia"/>
-          <w:b/>
-          <w:color w:val="0000FF"/>
-          <w:sz w:val="18"/>
-          <w:szCs w:val="18"/>
-        </w:rPr>
-        <w:t>추가</w:t>
-      </w:r>
-      <w:r>
-        <w:rPr>
-          <w:rFonts w:hint="eastAsia"/>
-          <w:b/>
-          <w:color w:val="0000FF"/>
-          <w:sz w:val="18"/>
-          <w:szCs w:val="18"/>
-        </w:rPr>
-        <w:t xml:space="preserve"> </w:t>
-      </w:r>
-      <w:r>
-        <w:rPr>
-          <w:rFonts w:hint="eastAsia"/>
-          <w:b/>
-          <w:color w:val="0000FF"/>
-          <w:sz w:val="18"/>
-          <w:szCs w:val="18"/>
-        </w:rPr>
-        <w:t>정의</w:t>
-      </w:r>
-      <w:r>
-        <w:rPr>
-          <w:rFonts w:hint="eastAsia"/>
-          <w:b/>
-          <w:color w:val="0000FF"/>
-          <w:sz w:val="18"/>
-          <w:szCs w:val="18"/>
-        </w:rPr>
-        <w:t xml:space="preserve"> </w:t>
-      </w:r>
-      <w:r>
-        <w:rPr>
-          <w:rFonts w:hint="eastAsia"/>
-          <w:b/>
-          <w:color w:val="0000FF"/>
-          <w:sz w:val="18"/>
-          <w:szCs w:val="18"/>
-        </w:rPr>
-        <w:t>필요</w:t>
-      </w:r>
-      <w:r>
-        <w:rPr>
-          <w:rFonts w:hint="eastAsia"/>
-          <w:b/>
-          <w:color w:val="0000FF"/>
-          <w:sz w:val="18"/>
-          <w:szCs w:val="18"/>
-        </w:rPr>
-        <w:t>)</w:t>
+        <w:t xml:space="preserve"> 보완 필요(항목 추가 정의 필요)</w:t>
       </w:r>
     </w:p>
     <w:p>
@@ -39638,6 +38207,7 @@
       </w:r>
       <w:r>
         <w:rPr>
+          <w:rFonts w:ascii="현대하모니 L" w:hAnsi="현대하모니 L"/>
           <w:b/>
           <w:color w:val="0000FF"/>
           <w:sz w:val="18"/>
@@ -39647,73 +38217,13 @@
       </w:r>
       <w:r>
         <w:rPr>
-          <w:rFonts w:hint="eastAsia"/>
+          <w:rFonts w:ascii="현대하모니 L" w:hAnsi="현대하모니 L" w:hint="eastAsia"/>
           <w:b/>
           <w:color w:val="0000FF"/>
           <w:sz w:val="18"/>
           <w:szCs w:val="18"/>
         </w:rPr>
-        <w:t xml:space="preserve"> </w:t>
-      </w:r>
-      <w:r>
-        <w:rPr>
-          <w:rFonts w:hint="eastAsia"/>
-          <w:b/>
-          <w:color w:val="0000FF"/>
-          <w:sz w:val="18"/>
-          <w:szCs w:val="18"/>
-        </w:rPr>
-        <w:t>가능</w:t>
-      </w:r>
-      <w:r>
-        <w:rPr>
-          <w:rFonts w:hint="eastAsia"/>
-          <w:b/>
-          <w:color w:val="0000FF"/>
-          <w:sz w:val="18"/>
-          <w:szCs w:val="18"/>
-        </w:rPr>
-        <w:t>(</w:t>
-      </w:r>
-      <w:r>
-        <w:rPr>
-          <w:rFonts w:hint="eastAsia"/>
-          <w:b/>
-          <w:color w:val="0000FF"/>
-          <w:sz w:val="18"/>
-          <w:szCs w:val="18"/>
-        </w:rPr>
-        <w:t>진행</w:t>
-      </w:r>
-      <w:r>
-        <w:rPr>
-          <w:rFonts w:hint="eastAsia"/>
-          <w:b/>
-          <w:color w:val="0000FF"/>
-          <w:sz w:val="18"/>
-          <w:szCs w:val="18"/>
-        </w:rPr>
-        <w:t xml:space="preserve"> </w:t>
-      </w:r>
-      <w:r>
-        <w:rPr>
-          <w:rFonts w:hint="eastAsia"/>
-          <w:b/>
-          <w:color w:val="0000FF"/>
-          <w:sz w:val="18"/>
-          <w:szCs w:val="18"/>
-        </w:rPr>
-        <w:t>중</w:t>
-      </w:r>
-      <w:r>
-        <w:rPr>
-          <w:rFonts w:hint="eastAsia"/>
-          <w:b/>
-          <w:color w:val="0000FF"/>
-          <w:sz w:val="18"/>
-          <w:szCs w:val="18"/>
-        </w:rPr>
-        <w:t>)</w:t>
+        <w:t xml:space="preserve"> 가능(진행 중)</w:t>
       </w:r>
     </w:p>
     <w:p>
@@ -39806,6 +38316,7 @@
       </w:r>
       <w:r>
         <w:rPr>
+          <w:rFonts w:ascii="현대하모니 L" w:hAnsi="현대하모니 L"/>
           <w:b/>
           <w:color w:val="0000FF"/>
           <w:sz w:val="18"/>
@@ -39815,83 +38326,13 @@
       </w:r>
       <w:r>
         <w:rPr>
-          <w:rFonts w:hint="eastAsia"/>
+          <w:rFonts w:ascii="현대하모니 L" w:hAnsi="현대하모니 L" w:hint="eastAsia"/>
           <w:b/>
           <w:color w:val="0000FF"/>
           <w:sz w:val="18"/>
           <w:szCs w:val="18"/>
         </w:rPr>
-        <w:t xml:space="preserve"> </w:t>
-      </w:r>
-      <w:r>
-        <w:rPr>
-          <w:rFonts w:hint="eastAsia"/>
-          <w:b/>
-          <w:color w:val="0000FF"/>
-          <w:sz w:val="18"/>
-          <w:szCs w:val="18"/>
-        </w:rPr>
-        <w:t>항목</w:t>
-      </w:r>
-      <w:r>
-        <w:rPr>
-          <w:rFonts w:hint="eastAsia"/>
-          <w:b/>
-          <w:color w:val="0000FF"/>
-          <w:sz w:val="18"/>
-          <w:szCs w:val="18"/>
-        </w:rPr>
-        <w:t xml:space="preserve"> </w:t>
-      </w:r>
-      <w:r>
-        <w:rPr>
-          <w:rFonts w:hint="eastAsia"/>
-          <w:b/>
-          <w:color w:val="0000FF"/>
-          <w:sz w:val="18"/>
-          <w:szCs w:val="18"/>
-        </w:rPr>
-        <w:t>추가</w:t>
-      </w:r>
-      <w:r>
-        <w:rPr>
-          <w:rFonts w:hint="eastAsia"/>
-          <w:b/>
-          <w:color w:val="0000FF"/>
-          <w:sz w:val="18"/>
-          <w:szCs w:val="18"/>
-        </w:rPr>
-        <w:t xml:space="preserve"> </w:t>
-      </w:r>
-      <w:r>
-        <w:rPr>
-          <w:rFonts w:hint="eastAsia"/>
-          <w:b/>
-          <w:color w:val="0000FF"/>
-          <w:sz w:val="18"/>
-          <w:szCs w:val="18"/>
-        </w:rPr>
-        <w:t>정의</w:t>
-      </w:r>
-      <w:r>
-        <w:rPr>
-          <w:rFonts w:hint="eastAsia"/>
-          <w:b/>
-          <w:color w:val="0000FF"/>
-          <w:sz w:val="18"/>
-          <w:szCs w:val="18"/>
-        </w:rPr>
-        <w:t xml:space="preserve"> </w:t>
-      </w:r>
-      <w:r>
-        <w:rPr>
-          <w:rFonts w:hint="eastAsia"/>
-          <w:b/>
-          <w:color w:val="0000FF"/>
-          <w:sz w:val="18"/>
-          <w:szCs w:val="18"/>
-        </w:rPr>
-        <w:t>필요</w:t>
+        <w:t xml:space="preserve"> 항목 추가 정의 필요</w:t>
       </w:r>
     </w:p>
     <w:p>
@@ -39981,6 +38422,7 @@
       </w:r>
       <w:r>
         <w:rPr>
+          <w:rFonts w:ascii="현대하모니 L" w:hAnsi="현대하모니 L"/>
           <w:b/>
           <w:color w:val="0000FF"/>
           <w:sz w:val="18"/>
@@ -39990,7 +38432,7 @@
       </w:r>
       <w:r>
         <w:rPr>
-          <w:rFonts w:hint="eastAsia"/>
+          <w:rFonts w:ascii="현대하모니 L" w:hAnsi="현대하모니 L" w:hint="eastAsia"/>
           <w:b/>
           <w:color w:val="0000FF"/>
           <w:sz w:val="18"/>
@@ -40000,73 +38442,13 @@
       </w:r>
       <w:r>
         <w:rPr>
-          <w:rFonts w:hint="eastAsia"/>
+          <w:rFonts w:ascii="현대하모니 L" w:hAnsi="현대하모니 L" w:hint="eastAsia"/>
           <w:b/>
           <w:color w:val="0000FF"/>
           <w:sz w:val="18"/>
           <w:szCs w:val="18"/>
         </w:rPr>
-        <w:t>항목</w:t>
-      </w:r>
-      <w:r>
-        <w:rPr>
-          <w:rFonts w:hint="eastAsia"/>
-          <w:b/>
-          <w:color w:val="0000FF"/>
-          <w:sz w:val="18"/>
-          <w:szCs w:val="18"/>
-        </w:rPr>
-        <w:t xml:space="preserve"> </w:t>
-      </w:r>
-      <w:r>
-        <w:rPr>
-          <w:rFonts w:hint="eastAsia"/>
-          <w:b/>
-          <w:color w:val="0000FF"/>
-          <w:sz w:val="18"/>
-          <w:szCs w:val="18"/>
-        </w:rPr>
-        <w:t>추가</w:t>
-      </w:r>
-      <w:r>
-        <w:rPr>
-          <w:rFonts w:hint="eastAsia"/>
-          <w:b/>
-          <w:color w:val="0000FF"/>
-          <w:sz w:val="18"/>
-          <w:szCs w:val="18"/>
-        </w:rPr>
-        <w:t xml:space="preserve"> </w:t>
-      </w:r>
-      <w:r>
-        <w:rPr>
-          <w:rFonts w:hint="eastAsia"/>
-          <w:b/>
-          <w:color w:val="0000FF"/>
-          <w:sz w:val="18"/>
-          <w:szCs w:val="18"/>
-        </w:rPr>
-        <w:t>정의</w:t>
-      </w:r>
-      <w:r>
-        <w:rPr>
-          <w:rFonts w:hint="eastAsia"/>
-          <w:b/>
-          <w:color w:val="0000FF"/>
-          <w:sz w:val="18"/>
-          <w:szCs w:val="18"/>
-        </w:rPr>
-        <w:t xml:space="preserve"> </w:t>
-      </w:r>
-      <w:r>
-        <w:rPr>
-          <w:rFonts w:hint="eastAsia"/>
-          <w:b/>
-          <w:color w:val="0000FF"/>
-          <w:sz w:val="18"/>
-          <w:szCs w:val="18"/>
-        </w:rPr>
-        <w:t>필요</w:t>
+        <w:t>항목 추가 정의 필요</w:t>
       </w:r>
     </w:p>
     <w:p>
@@ -40353,6 +38735,7 @@
       </w:r>
       <w:r>
         <w:rPr>
+          <w:rFonts w:ascii="현대하모니 L" w:hAnsi="현대하모니 L"/>
           <w:b/>
           <w:color w:val="0000FF"/>
           <w:sz w:val="18"/>
@@ -40362,73 +38745,13 @@
       </w:r>
       <w:r>
         <w:rPr>
-          <w:rFonts w:hint="eastAsia"/>
+          <w:rFonts w:ascii="현대하모니 L" w:hAnsi="현대하모니 L" w:hint="eastAsia"/>
           <w:b/>
           <w:color w:val="0000FF"/>
           <w:sz w:val="18"/>
           <w:szCs w:val="18"/>
         </w:rPr>
-        <w:t xml:space="preserve"> </w:t>
-      </w:r>
-      <w:r>
-        <w:rPr>
-          <w:rFonts w:hint="eastAsia"/>
-          <w:b/>
-          <w:color w:val="0000FF"/>
-          <w:sz w:val="18"/>
-          <w:szCs w:val="18"/>
-        </w:rPr>
-        <w:t>가능</w:t>
-      </w:r>
-      <w:r>
-        <w:rPr>
-          <w:rFonts w:hint="eastAsia"/>
-          <w:b/>
-          <w:color w:val="0000FF"/>
-          <w:sz w:val="18"/>
-          <w:szCs w:val="18"/>
-        </w:rPr>
-        <w:t>(</w:t>
-      </w:r>
-      <w:r>
-        <w:rPr>
-          <w:rFonts w:hint="eastAsia"/>
-          <w:b/>
-          <w:color w:val="0000FF"/>
-          <w:sz w:val="18"/>
-          <w:szCs w:val="18"/>
-        </w:rPr>
-        <w:t>진행</w:t>
-      </w:r>
-      <w:r>
-        <w:rPr>
-          <w:rFonts w:hint="eastAsia"/>
-          <w:b/>
-          <w:color w:val="0000FF"/>
-          <w:sz w:val="18"/>
-          <w:szCs w:val="18"/>
-        </w:rPr>
-        <w:t xml:space="preserve"> </w:t>
-      </w:r>
-      <w:r>
-        <w:rPr>
-          <w:rFonts w:hint="eastAsia"/>
-          <w:b/>
-          <w:color w:val="0000FF"/>
-          <w:sz w:val="18"/>
-          <w:szCs w:val="18"/>
-        </w:rPr>
-        <w:t>중</w:t>
-      </w:r>
-      <w:r>
-        <w:rPr>
-          <w:rFonts w:hint="eastAsia"/>
-          <w:b/>
-          <w:color w:val="0000FF"/>
-          <w:sz w:val="18"/>
-          <w:szCs w:val="18"/>
-        </w:rPr>
-        <w:t>)</w:t>
+        <w:t xml:space="preserve"> 가능(진행 중)</w:t>
       </w:r>
     </w:p>
     <w:p>
@@ -40675,6 +38998,7 @@
       </w:r>
       <w:r>
         <w:rPr>
+          <w:rFonts w:ascii="현대하모니 L" w:hAnsi="현대하모니 L"/>
           <w:b/>
           <w:color w:val="0000FF"/>
           <w:sz w:val="18"/>
@@ -40684,73 +39008,13 @@
       </w:r>
       <w:r>
         <w:rPr>
-          <w:rFonts w:hint="eastAsia"/>
+          <w:rFonts w:ascii="현대하모니 L" w:hAnsi="현대하모니 L" w:hint="eastAsia"/>
           <w:b/>
           <w:color w:val="0000FF"/>
           <w:sz w:val="18"/>
           <w:szCs w:val="18"/>
         </w:rPr>
-        <w:t xml:space="preserve"> </w:t>
-      </w:r>
-      <w:r>
-        <w:rPr>
-          <w:rFonts w:hint="eastAsia"/>
-          <w:b/>
-          <w:color w:val="0000FF"/>
-          <w:sz w:val="18"/>
-          <w:szCs w:val="18"/>
-        </w:rPr>
-        <w:t>가능</w:t>
-      </w:r>
-      <w:r>
-        <w:rPr>
-          <w:rFonts w:hint="eastAsia"/>
-          <w:b/>
-          <w:color w:val="0000FF"/>
-          <w:sz w:val="18"/>
-          <w:szCs w:val="18"/>
-        </w:rPr>
-        <w:t>(</w:t>
-      </w:r>
-      <w:r>
-        <w:rPr>
-          <w:rFonts w:hint="eastAsia"/>
-          <w:b/>
-          <w:color w:val="0000FF"/>
-          <w:sz w:val="18"/>
-          <w:szCs w:val="18"/>
-        </w:rPr>
-        <w:t>진행</w:t>
-      </w:r>
-      <w:r>
-        <w:rPr>
-          <w:rFonts w:hint="eastAsia"/>
-          <w:b/>
-          <w:color w:val="0000FF"/>
-          <w:sz w:val="18"/>
-          <w:szCs w:val="18"/>
-        </w:rPr>
-        <w:t xml:space="preserve"> </w:t>
-      </w:r>
-      <w:r>
-        <w:rPr>
-          <w:rFonts w:hint="eastAsia"/>
-          <w:b/>
-          <w:color w:val="0000FF"/>
-          <w:sz w:val="18"/>
-          <w:szCs w:val="18"/>
-        </w:rPr>
-        <w:t>중</w:t>
-      </w:r>
-      <w:r>
-        <w:rPr>
-          <w:rFonts w:hint="eastAsia"/>
-          <w:b/>
-          <w:color w:val="0000FF"/>
-          <w:sz w:val="18"/>
-          <w:szCs w:val="18"/>
-        </w:rPr>
-        <w:t>)</w:t>
+        <w:t xml:space="preserve"> 가능(진행 중)</w:t>
       </w:r>
     </w:p>
     <w:p>
@@ -40998,6 +39262,7 @@
       </w:r>
       <w:r>
         <w:rPr>
+          <w:rFonts w:ascii="현대하모니 L" w:hAnsi="현대하모니 L"/>
           <w:b/>
           <w:color w:val="0000FF"/>
           <w:sz w:val="18"/>
@@ -41007,7 +39272,7 @@
       </w:r>
       <w:r>
         <w:rPr>
-          <w:rFonts w:hint="eastAsia"/>
+          <w:rFonts w:ascii="현대하모니 L" w:hAnsi="현대하모니 L" w:hint="eastAsia"/>
           <w:b/>
           <w:color w:val="0000FF"/>
           <w:sz w:val="18"/>
@@ -41017,63 +39282,13 @@
       </w:r>
       <w:r>
         <w:rPr>
-          <w:rFonts w:hint="eastAsia"/>
+          <w:rFonts w:ascii="현대하모니 L" w:hAnsi="현대하모니 L" w:hint="eastAsia"/>
           <w:b/>
           <w:color w:val="0000FF"/>
           <w:sz w:val="18"/>
           <w:szCs w:val="18"/>
         </w:rPr>
-        <w:t>가능</w:t>
-      </w:r>
-      <w:r>
-        <w:rPr>
-          <w:rFonts w:hint="eastAsia"/>
-          <w:b/>
-          <w:color w:val="0000FF"/>
-          <w:sz w:val="18"/>
-          <w:szCs w:val="18"/>
-        </w:rPr>
-        <w:t>(</w:t>
-      </w:r>
-      <w:r>
-        <w:rPr>
-          <w:rFonts w:hint="eastAsia"/>
-          <w:b/>
-          <w:color w:val="0000FF"/>
-          <w:sz w:val="18"/>
-          <w:szCs w:val="18"/>
-        </w:rPr>
-        <w:t>진행</w:t>
-      </w:r>
-      <w:r>
-        <w:rPr>
-          <w:rFonts w:hint="eastAsia"/>
-          <w:b/>
-          <w:color w:val="0000FF"/>
-          <w:sz w:val="18"/>
-          <w:szCs w:val="18"/>
-        </w:rPr>
-        <w:t xml:space="preserve"> </w:t>
-      </w:r>
-      <w:r>
-        <w:rPr>
-          <w:rFonts w:hint="eastAsia"/>
-          <w:b/>
-          <w:color w:val="0000FF"/>
-          <w:sz w:val="18"/>
-          <w:szCs w:val="18"/>
-        </w:rPr>
-        <w:t>중</w:t>
-      </w:r>
-      <w:r>
-        <w:rPr>
-          <w:rFonts w:hint="eastAsia"/>
-          <w:b/>
-          <w:color w:val="0000FF"/>
-          <w:sz w:val="18"/>
-          <w:szCs w:val="18"/>
-        </w:rPr>
-        <w:t>)</w:t>
+        <w:t>가능(진행 중)</w:t>
       </w:r>
     </w:p>
     <w:p>
@@ -41524,6 +39739,7 @@
       </w:r>
       <w:r>
         <w:rPr>
+          <w:rFonts w:ascii="현대하모니 L" w:hAnsi="현대하모니 L"/>
           <w:b/>
           <w:color w:val="0000FF"/>
           <w:sz w:val="18"/>
@@ -41533,73 +39749,13 @@
       </w:r>
       <w:r>
         <w:rPr>
-          <w:rFonts w:hint="eastAsia"/>
+          <w:rFonts w:ascii="현대하모니 L" w:hAnsi="현대하모니 L" w:hint="eastAsia"/>
           <w:b/>
           <w:color w:val="0000FF"/>
           <w:sz w:val="18"/>
           <w:szCs w:val="18"/>
         </w:rPr>
-        <w:t xml:space="preserve"> </w:t>
-      </w:r>
-      <w:r>
-        <w:rPr>
-          <w:rFonts w:hint="eastAsia"/>
-          <w:b/>
-          <w:color w:val="0000FF"/>
-          <w:sz w:val="18"/>
-          <w:szCs w:val="18"/>
-        </w:rPr>
-        <w:t>가능</w:t>
-      </w:r>
-      <w:r>
-        <w:rPr>
-          <w:rFonts w:hint="eastAsia"/>
-          <w:b/>
-          <w:color w:val="0000FF"/>
-          <w:sz w:val="18"/>
-          <w:szCs w:val="18"/>
-        </w:rPr>
-        <w:t>(</w:t>
-      </w:r>
-      <w:r>
-        <w:rPr>
-          <w:rFonts w:hint="eastAsia"/>
-          <w:b/>
-          <w:color w:val="0000FF"/>
-          <w:sz w:val="18"/>
-          <w:szCs w:val="18"/>
-        </w:rPr>
-        <w:t>진행</w:t>
-      </w:r>
-      <w:r>
-        <w:rPr>
-          <w:rFonts w:hint="eastAsia"/>
-          <w:b/>
-          <w:color w:val="0000FF"/>
-          <w:sz w:val="18"/>
-          <w:szCs w:val="18"/>
-        </w:rPr>
-        <w:t xml:space="preserve"> </w:t>
-      </w:r>
-      <w:r>
-        <w:rPr>
-          <w:rFonts w:hint="eastAsia"/>
-          <w:b/>
-          <w:color w:val="0000FF"/>
-          <w:sz w:val="18"/>
-          <w:szCs w:val="18"/>
-        </w:rPr>
-        <w:t>중</w:t>
-      </w:r>
-      <w:r>
-        <w:rPr>
-          <w:rFonts w:hint="eastAsia"/>
-          <w:b/>
-          <w:color w:val="0000FF"/>
-          <w:sz w:val="18"/>
-          <w:szCs w:val="18"/>
-        </w:rPr>
-        <w:t>)</w:t>
+        <w:t xml:space="preserve"> 가능(진행 중)</w:t>
       </w:r>
     </w:p>
     <w:p>
@@ -41667,13 +39823,7 @@
         <w:rPr>
           <w:rFonts w:hint="eastAsia"/>
         </w:rPr>
-        <w:t>소프트웨어</w:t>
-      </w:r>
-      <w:r>
-        <w:rPr>
-          <w:rFonts w:hint="eastAsia"/>
-        </w:rPr>
-        <w:t xml:space="preserve"> 단위 시험은 해당 부품에 탑재되는 전체 코드(BSW 및 소자</w:t>
+        <w:t>소프트웨어 단위 시험은 해당 부품에 탑재되는 전체 코드(BSW 및 소자</w:t>
       </w:r>
       <w:r>
         <w:rPr>
@@ -41749,6 +39899,7 @@
       </w:r>
       <w:r>
         <w:rPr>
+          <w:rFonts w:ascii="현대하모니 L" w:hAnsi="현대하모니 L"/>
           <w:b/>
           <w:color w:val="0000FF"/>
           <w:sz w:val="18"/>
@@ -41758,7 +39909,7 @@
       </w:r>
       <w:r>
         <w:rPr>
-          <w:rFonts w:hint="eastAsia"/>
+          <w:rFonts w:ascii="현대하모니 L" w:hAnsi="현대하모니 L" w:hint="eastAsia"/>
           <w:b/>
           <w:color w:val="0000FF"/>
           <w:sz w:val="18"/>
@@ -41768,166 +39919,123 @@
       </w:r>
       <w:r>
         <w:rPr>
-          <w:rFonts w:hint="eastAsia"/>
+          <w:rFonts w:ascii="현대하모니 L" w:hAnsi="현대하모니 L" w:hint="eastAsia"/>
           <w:b/>
           <w:color w:val="0000FF"/>
           <w:sz w:val="18"/>
           <w:szCs w:val="18"/>
         </w:rPr>
-        <w:t>보완</w:t>
-      </w:r>
-      <w:r>
-        <w:rPr>
-          <w:rFonts w:hint="eastAsia"/>
+        <w:t>보완 필요</w:t>
+      </w:r>
+      <w:r>
+        <w:rPr>
+          <w:rFonts w:ascii="현대하모니 L" w:hAnsi="현대하모니 L" w:hint="eastAsia"/>
           <w:b/>
           <w:color w:val="0000FF"/>
           <w:sz w:val="18"/>
           <w:szCs w:val="18"/>
         </w:rPr>
-        <w:t xml:space="preserve"> </w:t>
-      </w:r>
-      <w:r>
-        <w:rPr>
-          <w:rFonts w:hint="eastAsia"/>
+        <w:t>(</w:t>
+      </w:r>
+      <w:proofErr w:type="spellStart"/>
+      <w:r>
+        <w:rPr>
+          <w:rFonts w:ascii="현대하모니 L" w:hAnsi="현대하모니 L"/>
           <w:b/>
           <w:color w:val="0000FF"/>
           <w:sz w:val="18"/>
           <w:szCs w:val="18"/>
         </w:rPr>
-        <w:t>필요</w:t>
-      </w:r>
-      <w:r>
-        <w:rPr>
-          <w:rFonts w:hint="eastAsia"/>
+        <w:t>parasoft</w:t>
+      </w:r>
+      <w:proofErr w:type="spellEnd"/>
+      <w:r>
+        <w:rPr>
+          <w:rFonts w:ascii="현대하모니 L" w:hAnsi="현대하모니 L"/>
           <w:b/>
           <w:color w:val="0000FF"/>
           <w:sz w:val="18"/>
           <w:szCs w:val="18"/>
         </w:rPr>
-        <w:t>(</w:t>
-      </w:r>
-      <w:proofErr w:type="spellStart"/>
-      <w:r>
-        <w:rPr>
+        <w:t xml:space="preserve"> c/</w:t>
+      </w:r>
+      <w:proofErr w:type="spellStart"/>
+      <w:r>
+        <w:rPr>
+          <w:rFonts w:ascii="현대하모니 L" w:hAnsi="현대하모니 L"/>
           <w:b/>
           <w:color w:val="0000FF"/>
           <w:sz w:val="18"/>
           <w:szCs w:val="18"/>
         </w:rPr>
-        <w:t>parasoft</w:t>
-      </w:r>
-      <w:proofErr w:type="spellEnd"/>
-      <w:r>
-        <w:rPr>
+        <w:t>c++</w:t>
+      </w:r>
+      <w:proofErr w:type="spellEnd"/>
+      <w:r>
+        <w:rPr>
+          <w:rFonts w:ascii="현대하모니 L" w:hAnsi="현대하모니 L"/>
           <w:b/>
           <w:color w:val="0000FF"/>
           <w:sz w:val="18"/>
           <w:szCs w:val="18"/>
         </w:rPr>
-        <w:t xml:space="preserve"> c/</w:t>
-      </w:r>
-      <w:proofErr w:type="spellStart"/>
-      <w:r>
-        <w:rPr>
+        <w:t xml:space="preserve"> Test MISRA-C</w:t>
+      </w:r>
+      <w:proofErr w:type="gramStart"/>
+      <w:r>
+        <w:rPr>
+          <w:rFonts w:ascii="현대하모니 L" w:hAnsi="현대하모니 L"/>
           <w:b/>
           <w:color w:val="0000FF"/>
           <w:sz w:val="18"/>
           <w:szCs w:val="18"/>
         </w:rPr>
-        <w:t>c++</w:t>
-      </w:r>
-      <w:proofErr w:type="spellEnd"/>
-      <w:r>
-        <w:rPr>
+        <w:t>:2012</w:t>
+      </w:r>
+      <w:proofErr w:type="gramEnd"/>
+      <w:r>
+        <w:rPr>
+          <w:rFonts w:ascii="현대하모니 L" w:hAnsi="현대하모니 L"/>
           <w:b/>
           <w:color w:val="0000FF"/>
           <w:sz w:val="18"/>
           <w:szCs w:val="18"/>
         </w:rPr>
-        <w:t xml:space="preserve"> Test MISRA-C</w:t>
-      </w:r>
-      <w:proofErr w:type="gramStart"/>
-      <w:r>
-        <w:rPr>
+        <w:t xml:space="preserve"> </w:t>
+      </w:r>
+      <w:r>
+        <w:rPr>
+          <w:rFonts w:ascii="현대하모니 L" w:hAnsi="현대하모니 L" w:hint="eastAsia"/>
           <w:b/>
           <w:color w:val="0000FF"/>
           <w:sz w:val="18"/>
           <w:szCs w:val="18"/>
         </w:rPr>
-        <w:t>:2012</w:t>
-      </w:r>
-      <w:proofErr w:type="gramEnd"/>
-      <w:r>
-        <w:rPr>
+        <w:t xml:space="preserve">요구 </w:t>
+      </w:r>
+      <w:r>
+        <w:rPr>
+          <w:rFonts w:ascii="현대하모니 L" w:hAnsi="현대하모니 L" w:hint="eastAsia"/>
           <w:b/>
           <w:color w:val="0000FF"/>
           <w:sz w:val="18"/>
           <w:szCs w:val="18"/>
         </w:rPr>
-        <w:t xml:space="preserve"> </w:t>
-      </w:r>
-      <w:r>
-        <w:rPr>
-          <w:rFonts w:hint="eastAsia"/>
+        <w:t>항목 검증</w:t>
+      </w:r>
+      <w:r>
+        <w:rPr>
+          <w:rFonts w:ascii="현대하모니 L" w:hAnsi="현대하모니 L" w:hint="eastAsia"/>
           <w:b/>
           <w:color w:val="0000FF"/>
           <w:sz w:val="18"/>
           <w:szCs w:val="18"/>
         </w:rPr>
-        <w:t>요구</w:t>
-      </w:r>
-      <w:r>
-        <w:rPr>
-          <w:rFonts w:hint="eastAsia"/>
-          <w:b/>
-          <w:color w:val="0000FF"/>
-          <w:sz w:val="18"/>
-          <w:szCs w:val="18"/>
-        </w:rPr>
-        <w:t xml:space="preserve"> </w:t>
-      </w:r>
-      <w:r>
-        <w:rPr>
-          <w:rFonts w:hint="eastAsia"/>
-          <w:b/>
-          <w:color w:val="0000FF"/>
-          <w:sz w:val="18"/>
-          <w:szCs w:val="18"/>
-        </w:rPr>
-        <w:t>항목</w:t>
-      </w:r>
-      <w:r>
-        <w:rPr>
-          <w:rFonts w:hint="eastAsia"/>
-          <w:b/>
-          <w:color w:val="0000FF"/>
-          <w:sz w:val="18"/>
-          <w:szCs w:val="18"/>
-        </w:rPr>
-        <w:t xml:space="preserve"> </w:t>
-      </w:r>
-      <w:r>
-        <w:rPr>
-          <w:rFonts w:hint="eastAsia"/>
-          <w:b/>
-          <w:color w:val="0000FF"/>
-          <w:sz w:val="18"/>
-          <w:szCs w:val="18"/>
-        </w:rPr>
-        <w:t>검증</w:t>
-      </w:r>
-      <w:r>
-        <w:rPr>
-          <w:rFonts w:hint="eastAsia"/>
-          <w:b/>
-          <w:color w:val="0000FF"/>
-          <w:sz w:val="18"/>
-          <w:szCs w:val="18"/>
-        </w:rPr>
         <w:t>)</w:t>
       </w:r>
       <w:r>
         <w:rPr>
+          <w:rFonts w:ascii="현대하모니 L" w:hAnsi="현대하모니 L"/>
           <w:b/>
           <w:color w:val="FF0000"/>
         </w:rPr>
@@ -42209,6 +40317,7 @@
       </w:r>
       <w:r>
         <w:rPr>
+          <w:rFonts w:ascii="현대하모니 L" w:hAnsi="현대하모니 L"/>
           <w:b/>
           <w:color w:val="0000FF"/>
           <w:sz w:val="18"/>
@@ -42218,7 +40327,7 @@
       </w:r>
       <w:r>
         <w:rPr>
-          <w:rFonts w:hint="eastAsia"/>
+          <w:rFonts w:ascii="현대하모니 L" w:hAnsi="현대하모니 L" w:hint="eastAsia"/>
           <w:b/>
           <w:color w:val="0000FF"/>
           <w:sz w:val="18"/>
@@ -42228,180 +40337,127 @@
       </w:r>
       <w:r>
         <w:rPr>
-          <w:rFonts w:hint="eastAsia"/>
+          <w:rFonts w:ascii="현대하모니 L" w:hAnsi="현대하모니 L" w:hint="eastAsia"/>
           <w:b/>
           <w:color w:val="0000FF"/>
           <w:sz w:val="18"/>
           <w:szCs w:val="18"/>
         </w:rPr>
-        <w:t>가능</w:t>
-      </w:r>
-      <w:r>
-        <w:rPr>
-          <w:rFonts w:hint="eastAsia"/>
+        <w:t>가능(</w:t>
+      </w:r>
+      <w:proofErr w:type="spellStart"/>
+      <w:r>
+        <w:rPr>
+          <w:rFonts w:ascii="현대하모니 L" w:hAnsi="현대하모니 L"/>
           <w:b/>
           <w:color w:val="0000FF"/>
           <w:sz w:val="18"/>
           <w:szCs w:val="18"/>
         </w:rPr>
-        <w:t>(</w:t>
-      </w:r>
-      <w:proofErr w:type="spellStart"/>
-      <w:r>
-        <w:rPr>
+        <w:t>parasoft</w:t>
+      </w:r>
+      <w:proofErr w:type="spellEnd"/>
+      <w:r>
+        <w:rPr>
+          <w:rFonts w:ascii="현대하모니 L" w:hAnsi="현대하모니 L"/>
           <w:b/>
           <w:color w:val="0000FF"/>
           <w:sz w:val="18"/>
           <w:szCs w:val="18"/>
         </w:rPr>
-        <w:t>parasoft</w:t>
-      </w:r>
-      <w:proofErr w:type="spellEnd"/>
-      <w:r>
-        <w:rPr>
+        <w:t xml:space="preserve"> c/</w:t>
+      </w:r>
+      <w:proofErr w:type="spellStart"/>
+      <w:r>
+        <w:rPr>
+          <w:rFonts w:ascii="현대하모니 L" w:hAnsi="현대하모니 L"/>
           <w:b/>
           <w:color w:val="0000FF"/>
           <w:sz w:val="18"/>
           <w:szCs w:val="18"/>
         </w:rPr>
-        <w:t xml:space="preserve"> c/</w:t>
-      </w:r>
-      <w:proofErr w:type="spellStart"/>
-      <w:r>
-        <w:rPr>
+        <w:t>c++</w:t>
+      </w:r>
+      <w:proofErr w:type="spellEnd"/>
+      <w:r>
+        <w:rPr>
+          <w:rFonts w:ascii="현대하모니 L" w:hAnsi="현대하모니 L"/>
           <w:b/>
           <w:color w:val="0000FF"/>
           <w:sz w:val="18"/>
           <w:szCs w:val="18"/>
         </w:rPr>
-        <w:t>c++</w:t>
-      </w:r>
-      <w:proofErr w:type="spellEnd"/>
-      <w:r>
-        <w:rPr>
+        <w:t xml:space="preserve"> Test </w:t>
+      </w:r>
+      <w:r>
+        <w:rPr>
+          <w:rFonts w:ascii="현대하모니 L" w:hAnsi="현대하모니 L" w:hint="eastAsia"/>
           <w:b/>
           <w:color w:val="0000FF"/>
           <w:sz w:val="18"/>
           <w:szCs w:val="18"/>
         </w:rPr>
-        <w:t xml:space="preserve"> Test </w:t>
-      </w:r>
-      <w:r>
-        <w:rPr>
-          <w:rFonts w:hint="eastAsia"/>
+        <w:t>T</w:t>
+      </w:r>
+      <w:r>
+        <w:rPr>
+          <w:rFonts w:ascii="현대하모니 L" w:hAnsi="현대하모니 L"/>
           <w:b/>
           <w:color w:val="0000FF"/>
           <w:sz w:val="18"/>
           <w:szCs w:val="18"/>
         </w:rPr>
-        <w:t>T</w:t>
-      </w:r>
-      <w:r>
-        <w:rPr>
+        <w:t>oo</w:t>
+      </w:r>
+      <w:r>
+        <w:rPr>
+          <w:rFonts w:ascii="현대하모니 L" w:hAnsi="현대하모니 L" w:hint="eastAsia"/>
           <w:b/>
           <w:color w:val="0000FF"/>
           <w:sz w:val="18"/>
           <w:szCs w:val="18"/>
         </w:rPr>
-        <w:t>oo</w:t>
-      </w:r>
-      <w:r>
-        <w:rPr>
-          <w:rFonts w:hint="eastAsia"/>
+        <w:t>l</w:t>
+      </w:r>
+      <w:r>
+        <w:rPr>
+          <w:rFonts w:ascii="현대하모니 L" w:hAnsi="현대하모니 L"/>
           <w:b/>
           <w:color w:val="0000FF"/>
           <w:sz w:val="18"/>
           <w:szCs w:val="18"/>
         </w:rPr>
-        <w:t>l</w:t>
-      </w:r>
-      <w:r>
-        <w:rPr>
+        <w:t xml:space="preserve"> </w:t>
+      </w:r>
+      <w:r>
+        <w:rPr>
+          <w:rFonts w:ascii="현대하모니 L" w:hAnsi="현대하모니 L" w:hint="eastAsia"/>
           <w:b/>
           <w:color w:val="0000FF"/>
           <w:sz w:val="18"/>
           <w:szCs w:val="18"/>
         </w:rPr>
-        <w:t xml:space="preserve"> </w:t>
-      </w:r>
-      <w:r>
-        <w:rPr>
-          <w:rFonts w:hint="eastAsia"/>
+        <w:t>c</w:t>
+      </w:r>
+      <w:r>
+        <w:rPr>
+          <w:rFonts w:ascii="현대하모니 L" w:hAnsi="현대하모니 L"/>
           <w:b/>
           <w:color w:val="0000FF"/>
           <w:sz w:val="18"/>
           <w:szCs w:val="18"/>
         </w:rPr>
-        <w:t>c</w:t>
-      </w:r>
-      <w:r>
-        <w:rPr>
+        <w:t xml:space="preserve">hain </w:t>
+      </w:r>
+      <w:r>
+        <w:rPr>
+          <w:rFonts w:ascii="현대하모니 L" w:hAnsi="현대하모니 L" w:hint="eastAsia"/>
           <w:b/>
           <w:color w:val="0000FF"/>
           <w:sz w:val="18"/>
           <w:szCs w:val="18"/>
         </w:rPr>
-        <w:t xml:space="preserve">hain </w:t>
-      </w:r>
-      <w:r>
-        <w:rPr>
-          <w:rFonts w:hint="eastAsia"/>
-          <w:b/>
-          <w:color w:val="0000FF"/>
-          <w:sz w:val="18"/>
-          <w:szCs w:val="18"/>
-        </w:rPr>
-        <w:t>검증</w:t>
-      </w:r>
-      <w:r>
-        <w:rPr>
-          <w:rFonts w:hint="eastAsia"/>
-          <w:b/>
-          <w:color w:val="0000FF"/>
-          <w:sz w:val="18"/>
-          <w:szCs w:val="18"/>
-        </w:rPr>
-        <w:t xml:space="preserve"> </w:t>
-      </w:r>
-      <w:r>
-        <w:rPr>
-          <w:rFonts w:hint="eastAsia"/>
-          <w:b/>
-          <w:color w:val="0000FF"/>
-          <w:sz w:val="18"/>
-          <w:szCs w:val="18"/>
-        </w:rPr>
-        <w:t>진행</w:t>
-      </w:r>
-      <w:r>
-        <w:rPr>
-          <w:rFonts w:hint="eastAsia"/>
-          <w:b/>
-          <w:color w:val="0000FF"/>
-          <w:sz w:val="18"/>
-          <w:szCs w:val="18"/>
-        </w:rPr>
-        <w:t xml:space="preserve"> </w:t>
-      </w:r>
-      <w:r>
-        <w:rPr>
-          <w:rFonts w:hint="eastAsia"/>
-          <w:b/>
-          <w:color w:val="0000FF"/>
-          <w:sz w:val="18"/>
-          <w:szCs w:val="18"/>
-        </w:rPr>
-        <w:t>중</w:t>
-      </w:r>
-      <w:r>
-        <w:rPr>
-          <w:rFonts w:hint="eastAsia"/>
-          <w:b/>
-          <w:color w:val="0000FF"/>
-          <w:sz w:val="18"/>
-          <w:szCs w:val="18"/>
-        </w:rPr>
-        <w:t>)</w:t>
+        <w:t>검증 진행 중)</w:t>
       </w:r>
     </w:p>
     <w:p>
@@ -42667,6 +40723,7 @@
       </w:r>
       <w:r>
         <w:rPr>
+          <w:rFonts w:ascii="현대하모니 L" w:hAnsi="현대하모니 L"/>
           <w:b/>
           <w:color w:val="0000FF"/>
           <w:sz w:val="18"/>
@@ -42676,190 +40733,137 @@
       </w:r>
       <w:r>
         <w:rPr>
-          <w:rFonts w:hint="eastAsia"/>
+          <w:rFonts w:ascii="현대하모니 L" w:hAnsi="현대하모니 L" w:hint="eastAsia"/>
           <w:b/>
           <w:color w:val="0000FF"/>
           <w:sz w:val="18"/>
           <w:szCs w:val="18"/>
         </w:rPr>
-        <w:t xml:space="preserve"> </w:t>
-      </w:r>
-      <w:r>
-        <w:rPr>
-          <w:rFonts w:hint="eastAsia"/>
+        <w:t xml:space="preserve"> 가능(</w:t>
+      </w:r>
+      <w:proofErr w:type="spellStart"/>
+      <w:r>
+        <w:rPr>
+          <w:rFonts w:ascii="현대하모니 L" w:hAnsi="현대하모니 L"/>
           <w:b/>
           <w:color w:val="0000FF"/>
           <w:sz w:val="18"/>
           <w:szCs w:val="18"/>
         </w:rPr>
-        <w:t>가능</w:t>
-      </w:r>
-      <w:r>
-        <w:rPr>
-          <w:rFonts w:hint="eastAsia"/>
+        <w:t>parasoft</w:t>
+      </w:r>
+      <w:proofErr w:type="spellEnd"/>
+      <w:r>
+        <w:rPr>
+          <w:rFonts w:ascii="현대하모니 L" w:hAnsi="현대하모니 L"/>
           <w:b/>
           <w:color w:val="0000FF"/>
           <w:sz w:val="18"/>
           <w:szCs w:val="18"/>
         </w:rPr>
-        <w:t>(</w:t>
-      </w:r>
-      <w:proofErr w:type="spellStart"/>
-      <w:r>
-        <w:rPr>
+        <w:t xml:space="preserve"> c/</w:t>
+      </w:r>
+      <w:proofErr w:type="spellStart"/>
+      <w:r>
+        <w:rPr>
+          <w:rFonts w:ascii="현대하모니 L" w:hAnsi="현대하모니 L"/>
           <w:b/>
           <w:color w:val="0000FF"/>
           <w:sz w:val="18"/>
           <w:szCs w:val="18"/>
         </w:rPr>
-        <w:t>parasoft</w:t>
-      </w:r>
-      <w:proofErr w:type="spellEnd"/>
-      <w:r>
-        <w:rPr>
+        <w:t>c++</w:t>
+      </w:r>
+      <w:proofErr w:type="spellEnd"/>
+      <w:r>
+        <w:rPr>
+          <w:rFonts w:ascii="현대하모니 L" w:hAnsi="현대하모니 L"/>
           <w:b/>
           <w:color w:val="0000FF"/>
           <w:sz w:val="18"/>
           <w:szCs w:val="18"/>
         </w:rPr>
-        <w:t xml:space="preserve"> c/</w:t>
-      </w:r>
-      <w:proofErr w:type="spellStart"/>
-      <w:r>
-        <w:rPr>
+        <w:t xml:space="preserve"> Test </w:t>
+      </w:r>
+      <w:r>
+        <w:rPr>
+          <w:rFonts w:ascii="현대하모니 L" w:hAnsi="현대하모니 L" w:hint="eastAsia"/>
           <w:b/>
           <w:color w:val="0000FF"/>
           <w:sz w:val="18"/>
           <w:szCs w:val="18"/>
         </w:rPr>
-        <w:t>c++</w:t>
-      </w:r>
-      <w:proofErr w:type="spellEnd"/>
-      <w:r>
-        <w:rPr>
+        <w:t>T</w:t>
+      </w:r>
+      <w:r>
+        <w:rPr>
+          <w:rFonts w:ascii="현대하모니 L" w:hAnsi="현대하모니 L"/>
           <w:b/>
           <w:color w:val="0000FF"/>
           <w:sz w:val="18"/>
           <w:szCs w:val="18"/>
         </w:rPr>
-        <w:t xml:space="preserve"> Test </w:t>
-      </w:r>
-      <w:r>
-        <w:rPr>
-          <w:rFonts w:hint="eastAsia"/>
+        <w:t>oo</w:t>
+      </w:r>
+      <w:r>
+        <w:rPr>
+          <w:rFonts w:ascii="현대하모니 L" w:hAnsi="현대하모니 L" w:hint="eastAsia"/>
           <w:b/>
           <w:color w:val="0000FF"/>
           <w:sz w:val="18"/>
           <w:szCs w:val="18"/>
         </w:rPr>
-        <w:t>T</w:t>
-      </w:r>
-      <w:r>
-        <w:rPr>
+        <w:t>l</w:t>
+      </w:r>
+      <w:r>
+        <w:rPr>
+          <w:rFonts w:ascii="현대하모니 L" w:hAnsi="현대하모니 L"/>
           <w:b/>
           <w:color w:val="0000FF"/>
           <w:sz w:val="18"/>
           <w:szCs w:val="18"/>
         </w:rPr>
-        <w:t>oo</w:t>
-      </w:r>
-      <w:r>
-        <w:rPr>
-          <w:rFonts w:hint="eastAsia"/>
+        <w:t xml:space="preserve"> </w:t>
+      </w:r>
+      <w:r>
+        <w:rPr>
+          <w:rFonts w:ascii="현대하모니 L" w:hAnsi="현대하모니 L" w:hint="eastAsia"/>
           <w:b/>
           <w:color w:val="0000FF"/>
           <w:sz w:val="18"/>
           <w:szCs w:val="18"/>
         </w:rPr>
-        <w:t>l</w:t>
-      </w:r>
-      <w:r>
-        <w:rPr>
+        <w:t>c</w:t>
+      </w:r>
+      <w:r>
+        <w:rPr>
+          <w:rFonts w:ascii="현대하모니 L" w:hAnsi="현대하모니 L"/>
           <w:b/>
           <w:color w:val="0000FF"/>
           <w:sz w:val="18"/>
           <w:szCs w:val="18"/>
         </w:rPr>
-        <w:t xml:space="preserve"> </w:t>
-      </w:r>
-      <w:r>
-        <w:rPr>
-          <w:rFonts w:hint="eastAsia"/>
+        <w:t xml:space="preserve">hain </w:t>
+      </w:r>
+      <w:r>
+        <w:rPr>
+          <w:rFonts w:ascii="현대하모니 L" w:hAnsi="현대하모니 L" w:hint="eastAsia"/>
           <w:b/>
           <w:color w:val="0000FF"/>
           <w:sz w:val="18"/>
           <w:szCs w:val="18"/>
         </w:rPr>
-        <w:t>c</w:t>
-      </w:r>
-      <w:r>
-        <w:rPr>
+        <w:t xml:space="preserve">검증 </w:t>
+      </w:r>
+      <w:r>
+        <w:rPr>
+          <w:rFonts w:ascii="현대하모니 L" w:hAnsi="현대하모니 L" w:hint="eastAsia"/>
           <w:b/>
           <w:color w:val="0000FF"/>
           <w:sz w:val="18"/>
           <w:szCs w:val="18"/>
         </w:rPr>
-        <w:t xml:space="preserve">hain </w:t>
-      </w:r>
-      <w:r>
-        <w:rPr>
-          <w:rFonts w:hint="eastAsia"/>
-          <w:b/>
-          <w:color w:val="0000FF"/>
-          <w:sz w:val="18"/>
-          <w:szCs w:val="18"/>
-        </w:rPr>
-        <w:t>검증</w:t>
-      </w:r>
-      <w:r>
-        <w:rPr>
-          <w:rFonts w:hint="eastAsia"/>
-          <w:b/>
-          <w:color w:val="0000FF"/>
-          <w:sz w:val="18"/>
-          <w:szCs w:val="18"/>
-        </w:rPr>
-        <w:t xml:space="preserve"> </w:t>
-      </w:r>
-      <w:r>
-        <w:rPr>
-          <w:rFonts w:hint="eastAsia"/>
-          <w:b/>
-          <w:color w:val="0000FF"/>
-          <w:sz w:val="18"/>
-          <w:szCs w:val="18"/>
-        </w:rPr>
-        <w:t>진행</w:t>
-      </w:r>
-      <w:r>
-        <w:rPr>
-          <w:rFonts w:hint="eastAsia"/>
-          <w:b/>
-          <w:color w:val="0000FF"/>
-          <w:sz w:val="18"/>
-          <w:szCs w:val="18"/>
-        </w:rPr>
-        <w:t xml:space="preserve"> </w:t>
-      </w:r>
-      <w:r>
-        <w:rPr>
-          <w:rFonts w:hint="eastAsia"/>
-          <w:b/>
-          <w:color w:val="0000FF"/>
-          <w:sz w:val="18"/>
-          <w:szCs w:val="18"/>
-        </w:rPr>
-        <w:t>중</w:t>
-      </w:r>
-      <w:r>
-        <w:rPr>
-          <w:rFonts w:hint="eastAsia"/>
-          <w:b/>
-          <w:color w:val="0000FF"/>
-          <w:sz w:val="18"/>
-          <w:szCs w:val="18"/>
-        </w:rPr>
-        <w:t>)</w:t>
+        <w:t>진행 중)</w:t>
       </w:r>
     </w:p>
     <w:p>
@@ -43282,6 +41286,7 @@
       </w:r>
       <w:r>
         <w:rPr>
+          <w:rFonts w:ascii="현대하모니 L" w:hAnsi="현대하모니 L"/>
           <w:b/>
           <w:color w:val="0000FF"/>
           <w:sz w:val="18"/>
@@ -43291,72 +41296,33 @@
       </w:r>
       <w:r>
         <w:rPr>
-          <w:rFonts w:hint="eastAsia"/>
+          <w:rFonts w:ascii="현대하모니 L" w:hAnsi="현대하모니 L" w:hint="eastAsia"/>
           <w:b/>
           <w:color w:val="0000FF"/>
           <w:sz w:val="18"/>
           <w:szCs w:val="18"/>
         </w:rPr>
-        <w:t xml:space="preserve"> </w:t>
-      </w:r>
-      <w:r>
-        <w:rPr>
-          <w:rFonts w:hint="eastAsia"/>
+        <w:t xml:space="preserve"> 가능</w:t>
+      </w:r>
+      <w:r>
+        <w:rPr>
+          <w:rFonts w:ascii="현대하모니 L" w:hAnsi="현대하모니 L"/>
           <w:b/>
           <w:color w:val="0000FF"/>
           <w:sz w:val="18"/>
           <w:szCs w:val="18"/>
         </w:rPr>
-        <w:t>가능</w:t>
-      </w:r>
-      <w:r>
-        <w:rPr>
+        <w:t>(</w:t>
+      </w:r>
+      <w:r>
+        <w:rPr>
+          <w:rFonts w:ascii="현대하모니 L" w:hAnsi="현대하모니 L" w:hint="eastAsia"/>
           <w:b/>
           <w:color w:val="0000FF"/>
           <w:sz w:val="18"/>
           <w:szCs w:val="18"/>
         </w:rPr>
-        <w:t>(</w:t>
-      </w:r>
-      <w:r>
-        <w:rPr>
-          <w:rFonts w:hint="eastAsia"/>
-          <w:b/>
-          <w:color w:val="0000FF"/>
-          <w:sz w:val="18"/>
-          <w:szCs w:val="18"/>
-        </w:rPr>
-        <w:t>진행</w:t>
-      </w:r>
-      <w:r>
-        <w:rPr>
-          <w:rFonts w:hint="eastAsia"/>
-          <w:b/>
-          <w:color w:val="0000FF"/>
-          <w:sz w:val="18"/>
-          <w:szCs w:val="18"/>
-        </w:rPr>
-        <w:t xml:space="preserve"> </w:t>
-      </w:r>
-      <w:r>
-        <w:rPr>
-          <w:rFonts w:hint="eastAsia"/>
-          <w:b/>
-          <w:color w:val="0000FF"/>
-          <w:sz w:val="18"/>
-          <w:szCs w:val="18"/>
-        </w:rPr>
-        <w:t>중</w:t>
-      </w:r>
-      <w:r>
-        <w:rPr>
-          <w:rFonts w:hint="eastAsia"/>
-          <w:b/>
-          <w:color w:val="0000FF"/>
-          <w:sz w:val="18"/>
-          <w:szCs w:val="18"/>
-        </w:rPr>
-        <w:t>)</w:t>
+        <w:t>진행 중)</w:t>
       </w:r>
     </w:p>
     <w:p>
@@ -43392,6 +41358,7 @@
       </w:r>
       <w:r>
         <w:rPr>
+          <w:rFonts w:ascii="현대하모니 L" w:hAnsi="현대하모니 L"/>
           <w:b/>
           <w:color w:val="0000FF"/>
           <w:sz w:val="18"/>
@@ -43401,67 +41368,27 @@
       </w:r>
       <w:r>
         <w:rPr>
-          <w:rFonts w:hint="eastAsia"/>
+          <w:rFonts w:ascii="현대하모니 L" w:hAnsi="현대하모니 L" w:hint="eastAsia"/>
           <w:b/>
           <w:color w:val="0000FF"/>
           <w:sz w:val="18"/>
           <w:szCs w:val="18"/>
         </w:rPr>
-        <w:t xml:space="preserve"> </w:t>
-      </w:r>
-      <w:r>
-        <w:rPr>
-          <w:rFonts w:hint="eastAsia"/>
+        <w:t xml:space="preserve"> 가능(</w:t>
+      </w:r>
+      <w:r>
+        <w:rPr>
+          <w:rFonts w:ascii="현대하모니 L" w:hAnsi="현대하모니 L" w:hint="eastAsia"/>
           <w:b/>
           <w:color w:val="0000FF"/>
           <w:sz w:val="18"/>
           <w:szCs w:val="18"/>
         </w:rPr>
-        <w:t>가능</w:t>
-      </w:r>
-      <w:r>
-        <w:rPr>
-          <w:rFonts w:hint="eastAsia"/>
-          <w:b/>
-          <w:color w:val="0000FF"/>
-          <w:sz w:val="18"/>
-          <w:szCs w:val="18"/>
-        </w:rPr>
-        <w:t>(</w:t>
-      </w:r>
-      <w:r>
-        <w:rPr>
-          <w:rFonts w:hint="eastAsia"/>
-          <w:b/>
-          <w:color w:val="0000FF"/>
-          <w:sz w:val="18"/>
-          <w:szCs w:val="18"/>
-        </w:rPr>
-        <w:t>진행</w:t>
-      </w:r>
-      <w:r>
-        <w:rPr>
-          <w:rFonts w:hint="eastAsia"/>
-          <w:b/>
-          <w:color w:val="0000FF"/>
-          <w:sz w:val="18"/>
-          <w:szCs w:val="18"/>
-        </w:rPr>
-        <w:t xml:space="preserve"> </w:t>
-      </w:r>
-      <w:r>
-        <w:rPr>
-          <w:rFonts w:hint="eastAsia"/>
-          <w:b/>
-          <w:color w:val="0000FF"/>
-          <w:sz w:val="18"/>
-          <w:szCs w:val="18"/>
-        </w:rPr>
-        <w:t>중</w:t>
-      </w:r>
-      <w:r>
-        <w:rPr>
-          <w:rFonts w:hint="eastAsia"/>
+        <w:t>진행 중</w:t>
+      </w:r>
+      <w:r>
+        <w:rPr>
+          <w:rFonts w:ascii="현대하모니 L" w:hAnsi="현대하모니 L" w:hint="eastAsia"/>
           <w:b/>
           <w:color w:val="0000FF"/>
           <w:sz w:val="18"/>
@@ -44027,19 +41954,7 @@
         <w:rPr>
           <w:rFonts w:hint="eastAsia"/>
         </w:rPr>
-        <w:t xml:space="preserve"> 100% (통과된 테</w:t>
-      </w:r>
-      <w:r>
-        <w:rPr>
-          <w:rFonts w:hint="eastAsia"/>
-        </w:rPr>
-        <w:t xml:space="preserve">스트 케이스 </w:t>
-      </w:r>
-      <w:r>
-        <w:rPr>
-          <w:rFonts w:hint="eastAsia"/>
-        </w:rPr>
-        <w:t>수/전체 테스트 케이스 수)</w:t>
+        <w:t xml:space="preserve"> 100% (통과된 테스트 케이스 수/전체 테스트 케이스 수)</w:t>
       </w:r>
     </w:p>
     <w:p>
@@ -44456,13 +42371,7 @@
         <w:rPr>
           <w:rFonts w:hint="eastAsia"/>
         </w:rPr>
-        <w:t xml:space="preserve"> 명을 그대로 사용하여도 되고, 새로 정의해도 무방하다. 분류 체계 구성을 새로 정의하는 경우는 아래와 같은 형식으로 </w:t>
-      </w:r>
-      <w:r>
-        <w:rPr>
-          <w:rFonts w:hint="eastAsia"/>
-        </w:rPr>
-        <w:t>분류 체계를 기술하여야 한다. 분류 체계는 하위 수준으로 세분화 가능하며, 최대 3-Level 수준을 넘지 않도록 한다.</w:t>
+        <w:t xml:space="preserve"> 명을 그대로 사용하여도 되고, 새로 정의해도 무방하다. 분류 체계 구성을 새로 정의하는 경우는 아래와 같은 형식으로 분류 체계를 기술하여야 한다. 분류 체계는 하위 수준으로 세분화 가능하며, 최대 3-Level 수준을 넘지 않도록 한다.</w:t>
       </w:r>
     </w:p>
     <w:p>
@@ -44767,21 +42676,7 @@
         <w:rPr>
           <w:rFonts w:hint="eastAsia"/>
         </w:rPr>
-        <w:t xml:space="preserve"> 출력)</w:t>
-      </w:r>
-      <w:proofErr w:type="spellStart"/>
-      <w:r>
-        <w:rPr>
-          <w:rFonts w:hint="eastAsia"/>
-        </w:rPr>
-        <w:t>으로</w:t>
-      </w:r>
-      <w:proofErr w:type="spellEnd"/>
-      <w:r>
-        <w:rPr>
-          <w:rFonts w:hint="eastAsia"/>
-        </w:rPr>
-        <w:t xml:space="preserve"> 요구사항을 </w:t>
+        <w:t xml:space="preserve"> 출력)으로 요구사항을 </w:t>
       </w:r>
       <w:proofErr w:type="spellStart"/>
       <w:r>
@@ -45145,13 +43040,7 @@
         <w:rPr>
           <w:rFonts w:hint="eastAsia"/>
         </w:rPr>
-        <w:t xml:space="preserve">(Robustness)과 가용성(Availability) 관련 요구사항을 </w:t>
-      </w:r>
-      <w:r>
-        <w:rPr>
-          <w:rFonts w:hint="eastAsia"/>
-        </w:rPr>
-        <w:t>작성한다.</w:t>
+        <w:t>(Robustness)과 가용성(Availability) 관련 요구사항을 작성한다.</w:t>
       </w:r>
       <w:r>
         <w:rPr>
@@ -45491,13 +43380,7 @@
         <w:rPr>
           <w:rFonts w:hint="eastAsia"/>
         </w:rPr>
-        <w:t>(Reusability) 및 시험 가능성 (testability) 등을 위한 하드웨어 유지보수 관련 요구사항을 작성한다</w:t>
-      </w:r>
-      <w:r>
-        <w:rPr>
-          <w:rFonts w:hint="eastAsia"/>
-        </w:rPr>
-        <w:t>.</w:t>
+        <w:t>(Reusability) 및 시험 가능성 (testability) 등을 위한 하드웨어 유지보수 관련 요구사항을 작성한다.</w:t>
       </w:r>
       <w:r>
         <w:t xml:space="preserve"> </w:t>
@@ -45520,7 +43403,7 @@
       </w:r>
       <w:r>
         <w:rPr>
-          <w:rFonts w:cs="Batang" w:hint="eastAsia"/>
+          <w:rFonts w:cs="바탕" w:hint="eastAsia"/>
           <w:b/>
           <w:color w:val="0000FF"/>
           <w:szCs w:val="18"/>
@@ -45529,7 +43412,7 @@
       </w:r>
       <w:r>
         <w:rPr>
-          <w:rFonts w:cs="Batang"/>
+          <w:rFonts w:cs="바탕"/>
           <w:b/>
           <w:color w:val="0000FF"/>
           <w:szCs w:val="18"/>
@@ -45732,13 +43615,7 @@
         <w:rPr>
           <w:rFonts w:hint="eastAsia"/>
         </w:rPr>
-        <w:t xml:space="preserve">), 데이터 무결성(Data Integrity)등의 보안 관련 </w:t>
-      </w:r>
-      <w:r>
-        <w:rPr>
-          <w:rFonts w:hint="eastAsia"/>
-        </w:rPr>
-        <w:t>하드웨어 요구사항을 작성한다.</w:t>
+        <w:t>), 데이터 무결성(Data Integrity)등의 보안 관련 하드웨어 요구사항을 작성한다.</w:t>
       </w:r>
       <w:r>
         <w:br/>
@@ -46180,6 +44057,7 @@
         </w:numPr>
         <w:outlineLvl w:val="1"/>
         <w:rPr>
+          <w:rFonts w:ascii="현대하모니 L" w:hAnsi="현대하모니 L"/>
           <w:sz w:val="22"/>
         </w:rPr>
       </w:pPr>
@@ -46259,13 +44137,7 @@
         <w:rPr>
           <w:rFonts w:hint="eastAsia"/>
         </w:rPr>
-        <w:t xml:space="preserve"> 아키텍처 설계의 구조를 </w:t>
-      </w:r>
-      <w:r>
-        <w:rPr>
-          <w:rFonts w:hint="eastAsia"/>
-        </w:rPr>
-        <w:t>포함하여 다음을 문서화하여야 한다.</w:t>
+        <w:t xml:space="preserve"> 아키텍처 설계의 구조를 포함하여 다음을 문서화하여야 한다.</w:t>
       </w:r>
       <w:r>
         <w:t xml:space="preserve"> </w:t>
@@ -47332,13 +45204,7 @@
         <w:rPr>
           <w:rFonts w:hint="eastAsia"/>
         </w:rPr>
-        <w:t>사항</w:t>
-      </w:r>
-      <w:r>
-        <w:rPr>
-          <w:rFonts w:hint="eastAsia"/>
-        </w:rPr>
-        <w:t xml:space="preserve"> 테스트를 위한 테스트 설계 시 최소한 다음을 포함하여야 한다.</w:t>
+        <w:t>사항 테스트를 위한 테스트 설계 시 최소한 다음을 포함하여야 한다.</w:t>
       </w:r>
       <w:r>
         <w:t xml:space="preserve"> </w:t>
@@ -47753,25 +45619,7 @@
         <w:rPr>
           <w:rFonts w:hint="eastAsia"/>
         </w:rPr>
-        <w:t>하드웨어 컴포넌트와 인터페이스에서 정의한 대</w:t>
-      </w:r>
-      <w:r>
-        <w:rPr>
-          <w:rFonts w:hint="eastAsia"/>
-        </w:rPr>
-        <w:t>표</w:t>
-      </w:r>
-      <w:r>
-        <w:rPr>
-          <w:rFonts w:hint="eastAsia"/>
-        </w:rPr>
-        <w:t xml:space="preserve"> </w:t>
-      </w:r>
-      <w:r>
-        <w:rPr>
-          <w:rFonts w:hint="eastAsia"/>
-        </w:rPr>
-        <w:t>값</w:t>
+        <w:t>하드웨어 컴포넌트와 인터페이스에서 정의한 대표 값</w:t>
       </w:r>
     </w:p>
     <w:p>
@@ -47782,19 +45630,7 @@
         <w:rPr>
           <w:rFonts w:hint="eastAsia"/>
         </w:rPr>
-        <w:t>최대, 최소 입력</w:t>
-      </w:r>
-      <w:r>
-        <w:rPr>
-          <w:rFonts w:hint="eastAsia"/>
-        </w:rPr>
-        <w:t xml:space="preserve"> </w:t>
-      </w:r>
-      <w:r>
-        <w:rPr>
-          <w:rFonts w:hint="eastAsia"/>
-        </w:rPr>
-        <w:t>값</w:t>
+        <w:t>최대, 최소 입력 값</w:t>
       </w:r>
     </w:p>
     <w:p>
@@ -47905,13 +45741,7 @@
         <w:rPr>
           <w:rFonts w:hint="eastAsia"/>
         </w:rPr>
-        <w:t xml:space="preserve">HW Component % </w:t>
-      </w:r>
-      <w:r>
-        <w:rPr>
-          <w:rFonts w:hint="eastAsia"/>
-        </w:rPr>
-        <w:t xml:space="preserve">Interface </w:t>
+        <w:t xml:space="preserve">HW Component % Interface </w:t>
       </w:r>
       <w:r>
         <w:t>커버리지</w:t>
@@ -48128,13 +45958,7 @@
         <w:rPr>
           <w:rFonts w:hint="eastAsia"/>
         </w:rPr>
-        <w:t xml:space="preserve"> 요구되는 </w:t>
-      </w:r>
-      <w:r>
-        <w:rPr>
-          <w:rFonts w:hint="eastAsia"/>
-        </w:rPr>
-        <w:t xml:space="preserve">모든 모터 요구사항을 만족하기 위한 설계 요구사항을 구체화하고 </w:t>
+        <w:t xml:space="preserve"> 요구되는 모든 모터 요구사항을 만족하기 위한 설계 요구사항을 구체화하고 </w:t>
       </w:r>
       <w:proofErr w:type="spellStart"/>
       <w:r>
@@ -48210,7 +46034,7 @@
       </w:r>
       <w:r>
         <w:rPr>
-          <w:rFonts w:ascii="Times New Roman" w:hAnsi="Times New Roman"/>
+          <w:rFonts w:ascii="바탕" w:eastAsia="바탕" w:hAnsi="바탕" w:cs="바탕" w:hint="eastAsia"/>
         </w:rPr>
         <w:t>–</w:t>
       </w:r>
@@ -48987,13 +46811,7 @@
         <w:rPr>
           <w:rFonts w:hint="eastAsia"/>
         </w:rPr>
-        <w:t xml:space="preserve">, 철심 </w:t>
-      </w:r>
-      <w:r>
-        <w:rPr>
-          <w:rFonts w:hint="eastAsia"/>
-        </w:rPr>
-        <w:t xml:space="preserve">재질/사이즈, 강판 </w:t>
+        <w:t xml:space="preserve">, 철심 재질/사이즈, 강판 </w:t>
       </w:r>
       <w:proofErr w:type="spellStart"/>
       <w:r>
@@ -49134,19 +46952,7 @@
         <w:rPr>
           <w:rFonts w:hint="eastAsia"/>
         </w:rPr>
-        <w:t xml:space="preserve">코일의 상세 </w:t>
-      </w:r>
-      <w:r>
-        <w:rPr>
-          <w:rFonts w:hint="eastAsia"/>
-        </w:rPr>
-        <w:t>설계 내용을</w:t>
-      </w:r>
-      <w:r>
-        <w:rPr>
-          <w:rFonts w:hint="eastAsia"/>
-        </w:rPr>
-        <w:t xml:space="preserve"> 선정하고 고정자 상세설계 내용과 </w:t>
+        <w:t xml:space="preserve">코일의 상세 설계 내용을 선정하고 고정자 상세설계 내용과 </w:t>
       </w:r>
       <w:proofErr w:type="spellStart"/>
       <w:r>
@@ -49598,13 +47404,7 @@
         <w:rPr>
           <w:rFonts w:hint="eastAsia"/>
         </w:rPr>
-        <w:t>DRBFM: 2차종/2년 이상의 양산 실적을 가지고 있는 모터를 BASE로 설정하고 신규 설계한 모터에서 BASE와 상이한 모든</w:t>
-      </w:r>
-      <w:r>
-        <w:rPr>
-          <w:rFonts w:hint="eastAsia"/>
-        </w:rPr>
-        <w:t xml:space="preserve"> 요소를 </w:t>
+        <w:t xml:space="preserve">DRBFM: 2차종/2년 이상의 양산 실적을 가지고 있는 모터를 BASE로 설정하고 신규 설계한 모터에서 BASE와 상이한 모든 요소를 </w:t>
       </w:r>
       <w:proofErr w:type="spellStart"/>
       <w:r>
@@ -49618,13 +47418,7 @@
         <w:rPr>
           <w:rFonts w:hint="eastAsia"/>
         </w:rPr>
-        <w:t xml:space="preserve"> 식별하여야 한다.</w:t>
-      </w:r>
-      <w:r>
-        <w:rPr>
-          <w:rFonts w:hint="eastAsia"/>
-        </w:rPr>
-        <w:t xml:space="preserve"> </w:t>
+        <w:t xml:space="preserve"> 식별하여야 한다. </w:t>
       </w:r>
       <w:proofErr w:type="spellStart"/>
       <w:r>
@@ -49994,13 +47788,7 @@
         <w:rPr>
           <w:rFonts w:hint="eastAsia"/>
         </w:rPr>
-        <w:t>대</w:t>
-      </w:r>
-      <w:r>
-        <w:rPr>
-          <w:rFonts w:hint="eastAsia"/>
-        </w:rPr>
-        <w:t>표값</w:t>
+        <w:t>대표값</w:t>
       </w:r>
       <w:proofErr w:type="spellEnd"/>
       <w:r>
@@ -50112,7 +47900,7 @@
 </file>
 
 <file path=word/endnotes.xml><?xml version="1.0" encoding="utf-8"?>
-<w:endnotes xmlns:wpc="http://schemas.microsoft.com/office/word/2010/wordprocessingCanvas" xmlns:cx="http://schemas.microsoft.com/office/drawing/2014/chartex" xmlns:cx1="http://schemas.microsoft.com/office/drawing/2015/9/8/chartex" xmlns:mc="http://schemas.openxmlformats.org/markup-compatibility/2006" xmlns:o="urn:schemas-microsoft-com:office:office" xmlns:r="http://schemas.openxmlformats.org/officeDocument/2006/relationships" xmlns:m="http://schemas.openxmlformats.org/officeDocument/2006/math" xmlns:v="urn:schemas-microsoft-com:vml" xmlns:wp14="http://schemas.microsoft.com/office/word/2010/wordprocessingDrawing" xmlns:wp="http://schemas.openxmlformats.org/drawingml/2006/wordprocessingDrawing" xmlns:w10="urn:schemas-microsoft-com:office:word" xmlns:w="http://schemas.openxmlformats.org/wordprocessingml/2006/main" xmlns:w14="http://schemas.microsoft.com/office/word/2010/wordml" xmlns:w15="http://schemas.microsoft.com/office/word/2012/wordml" xmlns:w16se="http://schemas.microsoft.com/office/word/2015/wordml/symex" xmlns:wpg="http://schemas.microsoft.com/office/word/2010/wordprocessingGroup" xmlns:wpi="http://schemas.microsoft.com/office/word/2010/wordprocessingInk" xmlns:wne="http://schemas.microsoft.com/office/word/2006/wordml" xmlns:wps="http://schemas.microsoft.com/office/word/2010/wordprocessingShape" mc:Ignorable="w14 w15 w16se wp14">
+<w:endnotes xmlns:wpc="http://schemas.microsoft.com/office/word/2010/wordprocessingCanvas" xmlns:cx="http://schemas.microsoft.com/office/drawing/2014/chartex" xmlns:mc="http://schemas.openxmlformats.org/markup-compatibility/2006" xmlns:o="urn:schemas-microsoft-com:office:office" xmlns:r="http://schemas.openxmlformats.org/officeDocument/2006/relationships" xmlns:m="http://schemas.openxmlformats.org/officeDocument/2006/math" xmlns:v="urn:schemas-microsoft-com:vml" xmlns:wp14="http://schemas.microsoft.com/office/word/2010/wordprocessingDrawing" xmlns:wp="http://schemas.openxmlformats.org/drawingml/2006/wordprocessingDrawing" xmlns:w10="urn:schemas-microsoft-com:office:word" xmlns:w="http://schemas.openxmlformats.org/wordprocessingml/2006/main" xmlns:w14="http://schemas.microsoft.com/office/word/2010/wordml" xmlns:w15="http://schemas.microsoft.com/office/word/2012/wordml" xmlns:w16se="http://schemas.microsoft.com/office/word/2015/wordml/symex" xmlns:wpg="http://schemas.microsoft.com/office/word/2010/wordprocessingGroup" xmlns:wpi="http://schemas.microsoft.com/office/word/2010/wordprocessingInk" xmlns:wne="http://schemas.microsoft.com/office/word/2006/wordml" xmlns:wps="http://schemas.microsoft.com/office/word/2010/wordprocessingShape" mc:Ignorable="w14 w15 w16se wp14">
   <w:endnote w:type="separator" w:id="-1">
     <w:p>
       <w:r>
@@ -50131,7 +47919,7 @@
 </file>
 
 <file path=word/footer1.xml><?xml version="1.0" encoding="utf-8"?>
-<w:ftr xmlns:wpc="http://schemas.microsoft.com/office/word/2010/wordprocessingCanvas" xmlns:cx="http://schemas.microsoft.com/office/drawing/2014/chartex" xmlns:cx1="http://schemas.microsoft.com/office/drawing/2015/9/8/chartex" xmlns:mc="http://schemas.openxmlformats.org/markup-compatibility/2006" xmlns:o="urn:schemas-microsoft-com:office:office" xmlns:r="http://schemas.openxmlformats.org/officeDocument/2006/relationships" xmlns:m="http://schemas.openxmlformats.org/officeDocument/2006/math" xmlns:v="urn:schemas-microsoft-com:vml" xmlns:wp14="http://schemas.microsoft.com/office/word/2010/wordprocessingDrawing" xmlns:wp="http://schemas.openxmlformats.org/drawingml/2006/wordprocessingDrawing" xmlns:w10="urn:schemas-microsoft-com:office:word" xmlns:w="http://schemas.openxmlformats.org/wordprocessingml/2006/main" xmlns:w14="http://schemas.microsoft.com/office/word/2010/wordml" xmlns:w15="http://schemas.microsoft.com/office/word/2012/wordml" xmlns:w16se="http://schemas.microsoft.com/office/word/2015/wordml/symex" xmlns:wpg="http://schemas.microsoft.com/office/word/2010/wordprocessingGroup" xmlns:wpi="http://schemas.microsoft.com/office/word/2010/wordprocessingInk" xmlns:wne="http://schemas.microsoft.com/office/word/2006/wordml" xmlns:wps="http://schemas.microsoft.com/office/word/2010/wordprocessingShape" mc:Ignorable="w14 w15 w16se wp14">
+<w:ftr xmlns:wpc="http://schemas.microsoft.com/office/word/2010/wordprocessingCanvas" xmlns:cx="http://schemas.microsoft.com/office/drawing/2014/chartex" xmlns:mc="http://schemas.openxmlformats.org/markup-compatibility/2006" xmlns:o="urn:schemas-microsoft-com:office:office" xmlns:r="http://schemas.openxmlformats.org/officeDocument/2006/relationships" xmlns:m="http://schemas.openxmlformats.org/officeDocument/2006/math" xmlns:v="urn:schemas-microsoft-com:vml" xmlns:wp14="http://schemas.microsoft.com/office/word/2010/wordprocessingDrawing" xmlns:wp="http://schemas.openxmlformats.org/drawingml/2006/wordprocessingDrawing" xmlns:w10="urn:schemas-microsoft-com:office:word" xmlns:w="http://schemas.openxmlformats.org/wordprocessingml/2006/main" xmlns:w14="http://schemas.microsoft.com/office/word/2010/wordml" xmlns:w15="http://schemas.microsoft.com/office/word/2012/wordml" xmlns:w16se="http://schemas.microsoft.com/office/word/2015/wordml/symex" xmlns:wpg="http://schemas.microsoft.com/office/word/2010/wordprocessingGroup" xmlns:wpi="http://schemas.microsoft.com/office/word/2010/wordprocessingInk" xmlns:wne="http://schemas.microsoft.com/office/word/2006/wordml" xmlns:wps="http://schemas.microsoft.com/office/word/2010/wordprocessingShape" mc:Ignorable="w14 w15 w16se wp14">
   <w:p>
     <w:pPr>
       <w:pStyle w:val="ad"/>
@@ -50157,7 +47945,7 @@
               <wp:docPr id="759362516" name="Text Box 2" descr="본 문서는 현대자동차·기아의 정보자산으로 귀사와의 비밀유지계약 및 제반법률에 따라 법적 보호를 받습니다.">
                 <a:extLst xmlns:a="http://schemas.openxmlformats.org/drawingml/2006/main">
                   <a:ext uri="{5AE41FA2-C0FF-4470-9BD4-5FADCA87CBE2}">
-                    <aclsh:classification xmlns:aclsh="http://schemas.microsoft.com/office/drawing/2020/classificationShape" xmlns:w16sdtdh="http://schemas.microsoft.com/office/word/2020/wordml/sdtdatahash" xmlns:w16du="http://schemas.microsoft.com/office/word/2023/wordml/word16du" xmlns:w16="http://schemas.microsoft.com/office/word/2018/wordml" xmlns:w16cid="http://schemas.microsoft.com/office/word/2016/wordml/cid" xmlns:w16cex="http://schemas.microsoft.com/office/word/2018/wordml/cex" xmlns:w="http://schemas.openxmlformats.org/wordprocessingml/2006/main" xmlns:w10="urn:schemas-microsoft-com:office:word" xmlns:v="urn:schemas-microsoft-com:vml" xmlns:oel="http://schemas.microsoft.com/office/2019/extlst" xmlns:o="urn:schemas-microsoft-com:office:office" xmlns:am3d="http://schemas.microsoft.com/office/drawing/2017/model3d" xmlns:aink="http://schemas.microsoft.com/office/drawing/2016/ink" xmlns:cx8="http://schemas.microsoft.com/office/drawing/2016/5/14/chartex" xmlns:cx7="http://schemas.microsoft.com/office/drawing/2016/5/13/chartex" xmlns:cx6="http://schemas.microsoft.com/office/drawing/2016/5/12/chartex" xmlns:cx5="http://schemas.microsoft.com/office/drawing/2016/5/11/chartex" xmlns:cx4="http://schemas.microsoft.com/office/drawing/2016/5/10/chartex" xmlns:cx3="http://schemas.microsoft.com/office/drawing/2016/5/9/chartex" xmlns:cx2="http://schemas.microsoft.com/office/drawing/2015/10/21/chartex" xmlns="" classificationOutcomeType="ftr"/>
+                    <aclsh:classification xmlns="" xmlns:cx2="http://schemas.microsoft.com/office/drawing/2015/10/21/chartex" xmlns:cx3="http://schemas.microsoft.com/office/drawing/2016/5/9/chartex" xmlns:cx4="http://schemas.microsoft.com/office/drawing/2016/5/10/chartex" xmlns:cx5="http://schemas.microsoft.com/office/drawing/2016/5/11/chartex" xmlns:cx6="http://schemas.microsoft.com/office/drawing/2016/5/12/chartex" xmlns:cx7="http://schemas.microsoft.com/office/drawing/2016/5/13/chartex" xmlns:cx8="http://schemas.microsoft.com/office/drawing/2016/5/14/chartex" xmlns:aink="http://schemas.microsoft.com/office/drawing/2016/ink" xmlns:am3d="http://schemas.microsoft.com/office/drawing/2017/model3d" xmlns:o="urn:schemas-microsoft-com:office:office" xmlns:oel="http://schemas.microsoft.com/office/2019/extlst" xmlns:v="urn:schemas-microsoft-com:vml" xmlns:w10="urn:schemas-microsoft-com:office:word" xmlns:w="http://schemas.openxmlformats.org/wordprocessingml/2006/main" xmlns:w16cex="http://schemas.microsoft.com/office/word/2018/wordml/cex" xmlns:w16cid="http://schemas.microsoft.com/office/word/2016/wordml/cid" xmlns:w16="http://schemas.microsoft.com/office/word/2018/wordml" xmlns:w16du="http://schemas.microsoft.com/office/word/2023/wordml/word16du" xmlns:w16sdtdh="http://schemas.microsoft.com/office/word/2020/wordml/sdtdatahash" xmlns:aclsh="http://schemas.microsoft.com/office/drawing/2020/classificationShape" xmlns:cx1="http://schemas.microsoft.com/office/drawing/2015/9/8/chartex" classificationOutcomeType="ftr"/>
                   </a:ext>
                 </a:extLst>
               </wp:docPr>
@@ -50255,7 +48043,7 @@
 </file>
 
 <file path=word/footer2.xml><?xml version="1.0" encoding="utf-8"?>
-<w:ftr xmlns:wpc="http://schemas.microsoft.com/office/word/2010/wordprocessingCanvas" xmlns:cx="http://schemas.microsoft.com/office/drawing/2014/chartex" xmlns:cx1="http://schemas.microsoft.com/office/drawing/2015/9/8/chartex" xmlns:mc="http://schemas.openxmlformats.org/markup-compatibility/2006" xmlns:o="urn:schemas-microsoft-com:office:office" xmlns:r="http://schemas.openxmlformats.org/officeDocument/2006/relationships" xmlns:m="http://schemas.openxmlformats.org/officeDocument/2006/math" xmlns:v="urn:schemas-microsoft-com:vml" xmlns:wp14="http://schemas.microsoft.com/office/word/2010/wordprocessingDrawing" xmlns:wp="http://schemas.openxmlformats.org/drawingml/2006/wordprocessingDrawing" xmlns:w10="urn:schemas-microsoft-com:office:word" xmlns:w="http://schemas.openxmlformats.org/wordprocessingml/2006/main" xmlns:w14="http://schemas.microsoft.com/office/word/2010/wordml" xmlns:w15="http://schemas.microsoft.com/office/word/2012/wordml" xmlns:w16se="http://schemas.microsoft.com/office/word/2015/wordml/symex" xmlns:wpg="http://schemas.microsoft.com/office/word/2010/wordprocessingGroup" xmlns:wpi="http://schemas.microsoft.com/office/word/2010/wordprocessingInk" xmlns:wne="http://schemas.microsoft.com/office/word/2006/wordml" xmlns:wps="http://schemas.microsoft.com/office/word/2010/wordprocessingShape" mc:Ignorable="w14 w15 w16se wp14">
+<w:ftr xmlns:wpc="http://schemas.microsoft.com/office/word/2010/wordprocessingCanvas" xmlns:cx="http://schemas.microsoft.com/office/drawing/2014/chartex" xmlns:mc="http://schemas.openxmlformats.org/markup-compatibility/2006" xmlns:o="urn:schemas-microsoft-com:office:office" xmlns:r="http://schemas.openxmlformats.org/officeDocument/2006/relationships" xmlns:m="http://schemas.openxmlformats.org/officeDocument/2006/math" xmlns:v="urn:schemas-microsoft-com:vml" xmlns:wp14="http://schemas.microsoft.com/office/word/2010/wordprocessingDrawing" xmlns:wp="http://schemas.openxmlformats.org/drawingml/2006/wordprocessingDrawing" xmlns:w10="urn:schemas-microsoft-com:office:word" xmlns:w="http://schemas.openxmlformats.org/wordprocessingml/2006/main" xmlns:w14="http://schemas.microsoft.com/office/word/2010/wordml" xmlns:w15="http://schemas.microsoft.com/office/word/2012/wordml" xmlns:w16se="http://schemas.microsoft.com/office/word/2015/wordml/symex" xmlns:wpg="http://schemas.microsoft.com/office/word/2010/wordprocessingGroup" xmlns:wpi="http://schemas.microsoft.com/office/word/2010/wordprocessingInk" xmlns:wne="http://schemas.microsoft.com/office/word/2006/wordml" xmlns:wps="http://schemas.microsoft.com/office/word/2010/wordprocessingShape" mc:Ignorable="w14 w15 w16se wp14">
   <w:p>
     <w:pPr>
       <w:spacing w:line="240" w:lineRule="atLeast"/>
@@ -50283,7 +48071,7 @@
               <wp:docPr id="202783038" name="Text Box 3" descr="본 문서는 현대자동차·기아의 정보자산으로 귀사와의 비밀유지계약 및 제반법률에 따라 법적 보호를 받습니다.">
                 <a:extLst xmlns:a="http://schemas.openxmlformats.org/drawingml/2006/main">
                   <a:ext uri="{5AE41FA2-C0FF-4470-9BD4-5FADCA87CBE2}">
-                    <aclsh:classification xmlns:aclsh="http://schemas.microsoft.com/office/drawing/2020/classificationShape" xmlns:w16sdtdh="http://schemas.microsoft.com/office/word/2020/wordml/sdtdatahash" xmlns:w16du="http://schemas.microsoft.com/office/word/2023/wordml/word16du" xmlns:w16="http://schemas.microsoft.com/office/word/2018/wordml" xmlns:w16cid="http://schemas.microsoft.com/office/word/2016/wordml/cid" xmlns:w16cex="http://schemas.microsoft.com/office/word/2018/wordml/cex" xmlns:w="http://schemas.openxmlformats.org/wordprocessingml/2006/main" xmlns:w10="urn:schemas-microsoft-com:office:word" xmlns:v="urn:schemas-microsoft-com:vml" xmlns:oel="http://schemas.microsoft.com/office/2019/extlst" xmlns:o="urn:schemas-microsoft-com:office:office" xmlns:am3d="http://schemas.microsoft.com/office/drawing/2017/model3d" xmlns:aink="http://schemas.microsoft.com/office/drawing/2016/ink" xmlns:cx8="http://schemas.microsoft.com/office/drawing/2016/5/14/chartex" xmlns:cx7="http://schemas.microsoft.com/office/drawing/2016/5/13/chartex" xmlns:cx6="http://schemas.microsoft.com/office/drawing/2016/5/12/chartex" xmlns:cx5="http://schemas.microsoft.com/office/drawing/2016/5/11/chartex" xmlns:cx4="http://schemas.microsoft.com/office/drawing/2016/5/10/chartex" xmlns:cx3="http://schemas.microsoft.com/office/drawing/2016/5/9/chartex" xmlns:cx2="http://schemas.microsoft.com/office/drawing/2015/10/21/chartex" xmlns="" classificationOutcomeType="ftr"/>
+                    <aclsh:classification xmlns="" xmlns:cx2="http://schemas.microsoft.com/office/drawing/2015/10/21/chartex" xmlns:cx3="http://schemas.microsoft.com/office/drawing/2016/5/9/chartex" xmlns:cx4="http://schemas.microsoft.com/office/drawing/2016/5/10/chartex" xmlns:cx5="http://schemas.microsoft.com/office/drawing/2016/5/11/chartex" xmlns:cx6="http://schemas.microsoft.com/office/drawing/2016/5/12/chartex" xmlns:cx7="http://schemas.microsoft.com/office/drawing/2016/5/13/chartex" xmlns:cx8="http://schemas.microsoft.com/office/drawing/2016/5/14/chartex" xmlns:aink="http://schemas.microsoft.com/office/drawing/2016/ink" xmlns:am3d="http://schemas.microsoft.com/office/drawing/2017/model3d" xmlns:o="urn:schemas-microsoft-com:office:office" xmlns:oel="http://schemas.microsoft.com/office/2019/extlst" xmlns:v="urn:schemas-microsoft-com:vml" xmlns:w10="urn:schemas-microsoft-com:office:word" xmlns:w="http://schemas.openxmlformats.org/wordprocessingml/2006/main" xmlns:w16cex="http://schemas.microsoft.com/office/word/2018/wordml/cex" xmlns:w16cid="http://schemas.microsoft.com/office/word/2016/wordml/cid" xmlns:w16="http://schemas.microsoft.com/office/word/2018/wordml" xmlns:w16du="http://schemas.microsoft.com/office/word/2023/wordml/word16du" xmlns:w16sdtdh="http://schemas.microsoft.com/office/word/2020/wordml/sdtdatahash" xmlns:aclsh="http://schemas.microsoft.com/office/drawing/2020/classificationShape" xmlns:cx1="http://schemas.microsoft.com/office/drawing/2015/9/8/chartex" classificationOutcomeType="ftr"/>
                   </a:ext>
                 </a:extLst>
               </wp:docPr>
@@ -50434,7 +48222,7 @@
 </file>
 
 <file path=word/footer3.xml><?xml version="1.0" encoding="utf-8"?>
-<w:ftr xmlns:wpc="http://schemas.microsoft.com/office/word/2010/wordprocessingCanvas" xmlns:cx="http://schemas.microsoft.com/office/drawing/2014/chartex" xmlns:cx1="http://schemas.microsoft.com/office/drawing/2015/9/8/chartex" xmlns:mc="http://schemas.openxmlformats.org/markup-compatibility/2006" xmlns:o="urn:schemas-microsoft-com:office:office" xmlns:r="http://schemas.openxmlformats.org/officeDocument/2006/relationships" xmlns:m="http://schemas.openxmlformats.org/officeDocument/2006/math" xmlns:v="urn:schemas-microsoft-com:vml" xmlns:wp14="http://schemas.microsoft.com/office/word/2010/wordprocessingDrawing" xmlns:wp="http://schemas.openxmlformats.org/drawingml/2006/wordprocessingDrawing" xmlns:w10="urn:schemas-microsoft-com:office:word" xmlns:w="http://schemas.openxmlformats.org/wordprocessingml/2006/main" xmlns:w14="http://schemas.microsoft.com/office/word/2010/wordml" xmlns:w15="http://schemas.microsoft.com/office/word/2012/wordml" xmlns:w16se="http://schemas.microsoft.com/office/word/2015/wordml/symex" xmlns:wpg="http://schemas.microsoft.com/office/word/2010/wordprocessingGroup" xmlns:wpi="http://schemas.microsoft.com/office/word/2010/wordprocessingInk" xmlns:wne="http://schemas.microsoft.com/office/word/2006/wordml" xmlns:wps="http://schemas.microsoft.com/office/word/2010/wordprocessingShape" mc:Ignorable="w14 w15 w16se wp14">
+<w:ftr xmlns:wpc="http://schemas.microsoft.com/office/word/2010/wordprocessingCanvas" xmlns:cx="http://schemas.microsoft.com/office/drawing/2014/chartex" xmlns:mc="http://schemas.openxmlformats.org/markup-compatibility/2006" xmlns:o="urn:schemas-microsoft-com:office:office" xmlns:r="http://schemas.openxmlformats.org/officeDocument/2006/relationships" xmlns:m="http://schemas.openxmlformats.org/officeDocument/2006/math" xmlns:v="urn:schemas-microsoft-com:vml" xmlns:wp14="http://schemas.microsoft.com/office/word/2010/wordprocessingDrawing" xmlns:wp="http://schemas.openxmlformats.org/drawingml/2006/wordprocessingDrawing" xmlns:w10="urn:schemas-microsoft-com:office:word" xmlns:w="http://schemas.openxmlformats.org/wordprocessingml/2006/main" xmlns:w14="http://schemas.microsoft.com/office/word/2010/wordml" xmlns:w15="http://schemas.microsoft.com/office/word/2012/wordml" xmlns:w16se="http://schemas.microsoft.com/office/word/2015/wordml/symex" xmlns:wpg="http://schemas.microsoft.com/office/word/2010/wordprocessingGroup" xmlns:wpi="http://schemas.microsoft.com/office/word/2010/wordprocessingInk" xmlns:wne="http://schemas.microsoft.com/office/word/2006/wordml" xmlns:wps="http://schemas.microsoft.com/office/word/2010/wordprocessingShape" mc:Ignorable="w14 w15 w16se wp14">
   <w:p>
     <w:pPr>
       <w:spacing w:line="240" w:lineRule="atLeast"/>
@@ -50461,7 +48249,7 @@
               <wp:docPr id="2039925468" name="Text Box 1" descr="본 문서는 현대자동차·기아의 정보자산으로 귀사와의 비밀유지계약 및 제반법률에 따라 법적 보호를 받습니다.">
                 <a:extLst xmlns:a="http://schemas.openxmlformats.org/drawingml/2006/main">
                   <a:ext uri="{5AE41FA2-C0FF-4470-9BD4-5FADCA87CBE2}">
-                    <aclsh:classification xmlns:aclsh="http://schemas.microsoft.com/office/drawing/2020/classificationShape" xmlns:w16sdtdh="http://schemas.microsoft.com/office/word/2020/wordml/sdtdatahash" xmlns:w16du="http://schemas.microsoft.com/office/word/2023/wordml/word16du" xmlns:w16="http://schemas.microsoft.com/office/word/2018/wordml" xmlns:w16cid="http://schemas.microsoft.com/office/word/2016/wordml/cid" xmlns:w16cex="http://schemas.microsoft.com/office/word/2018/wordml/cex" xmlns:w="http://schemas.openxmlformats.org/wordprocessingml/2006/main" xmlns:w10="urn:schemas-microsoft-com:office:word" xmlns:v="urn:schemas-microsoft-com:vml" xmlns:oel="http://schemas.microsoft.com/office/2019/extlst" xmlns:o="urn:schemas-microsoft-com:office:office" xmlns:am3d="http://schemas.microsoft.com/office/drawing/2017/model3d" xmlns:aink="http://schemas.microsoft.com/office/drawing/2016/ink" xmlns:cx8="http://schemas.microsoft.com/office/drawing/2016/5/14/chartex" xmlns:cx7="http://schemas.microsoft.com/office/drawing/2016/5/13/chartex" xmlns:cx6="http://schemas.microsoft.com/office/drawing/2016/5/12/chartex" xmlns:cx5="http://schemas.microsoft.com/office/drawing/2016/5/11/chartex" xmlns:cx4="http://schemas.microsoft.com/office/drawing/2016/5/10/chartex" xmlns:cx3="http://schemas.microsoft.com/office/drawing/2016/5/9/chartex" xmlns:cx2="http://schemas.microsoft.com/office/drawing/2015/10/21/chartex" xmlns="" classificationOutcomeType="ftr"/>
+                    <aclsh:classification xmlns="" xmlns:cx2="http://schemas.microsoft.com/office/drawing/2015/10/21/chartex" xmlns:cx3="http://schemas.microsoft.com/office/drawing/2016/5/9/chartex" xmlns:cx4="http://schemas.microsoft.com/office/drawing/2016/5/10/chartex" xmlns:cx5="http://schemas.microsoft.com/office/drawing/2016/5/11/chartex" xmlns:cx6="http://schemas.microsoft.com/office/drawing/2016/5/12/chartex" xmlns:cx7="http://schemas.microsoft.com/office/drawing/2016/5/13/chartex" xmlns:cx8="http://schemas.microsoft.com/office/drawing/2016/5/14/chartex" xmlns:aink="http://schemas.microsoft.com/office/drawing/2016/ink" xmlns:am3d="http://schemas.microsoft.com/office/drawing/2017/model3d" xmlns:o="urn:schemas-microsoft-com:office:office" xmlns:oel="http://schemas.microsoft.com/office/2019/extlst" xmlns:v="urn:schemas-microsoft-com:vml" xmlns:w10="urn:schemas-microsoft-com:office:word" xmlns:w="http://schemas.openxmlformats.org/wordprocessingml/2006/main" xmlns:w16cex="http://schemas.microsoft.com/office/word/2018/wordml/cex" xmlns:w16cid="http://schemas.microsoft.com/office/word/2016/wordml/cid" xmlns:w16="http://schemas.microsoft.com/office/word/2018/wordml" xmlns:w16du="http://schemas.microsoft.com/office/word/2023/wordml/word16du" xmlns:w16sdtdh="http://schemas.microsoft.com/office/word/2020/wordml/sdtdatahash" xmlns:aclsh="http://schemas.microsoft.com/office/drawing/2020/classificationShape" xmlns:cx1="http://schemas.microsoft.com/office/drawing/2015/9/8/chartex" classificationOutcomeType="ftr"/>
                   </a:ext>
                 </a:extLst>
               </wp:docPr>
@@ -50603,7 +48391,7 @@
 </file>
 
 <file path=word/footnotes.xml><?xml version="1.0" encoding="utf-8"?>
-<w:footnotes xmlns:wpc="http://schemas.microsoft.com/office/word/2010/wordprocessingCanvas" xmlns:cx="http://schemas.microsoft.com/office/drawing/2014/chartex" xmlns:cx1="http://schemas.microsoft.com/office/drawing/2015/9/8/chartex" xmlns:mc="http://schemas.openxmlformats.org/markup-compatibility/2006" xmlns:o="urn:schemas-microsoft-com:office:office" xmlns:r="http://schemas.openxmlformats.org/officeDocument/2006/relationships" xmlns:m="http://schemas.openxmlformats.org/officeDocument/2006/math" xmlns:v="urn:schemas-microsoft-com:vml" xmlns:wp14="http://schemas.microsoft.com/office/word/2010/wordprocessingDrawing" xmlns:wp="http://schemas.openxmlformats.org/drawingml/2006/wordprocessingDrawing" xmlns:w10="urn:schemas-microsoft-com:office:word" xmlns:w="http://schemas.openxmlformats.org/wordprocessingml/2006/main" xmlns:w14="http://schemas.microsoft.com/office/word/2010/wordml" xmlns:w15="http://schemas.microsoft.com/office/word/2012/wordml" xmlns:w16se="http://schemas.microsoft.com/office/word/2015/wordml/symex" xmlns:wpg="http://schemas.microsoft.com/office/word/2010/wordprocessingGroup" xmlns:wpi="http://schemas.microsoft.com/office/word/2010/wordprocessingInk" xmlns:wne="http://schemas.microsoft.com/office/word/2006/wordml" xmlns:wps="http://schemas.microsoft.com/office/word/2010/wordprocessingShape" mc:Ignorable="w14 w15 w16se wp14">
+<w:footnotes xmlns:wpc="http://schemas.microsoft.com/office/word/2010/wordprocessingCanvas" xmlns:cx="http://schemas.microsoft.com/office/drawing/2014/chartex" xmlns:mc="http://schemas.openxmlformats.org/markup-compatibility/2006" xmlns:o="urn:schemas-microsoft-com:office:office" xmlns:r="http://schemas.openxmlformats.org/officeDocument/2006/relationships" xmlns:m="http://schemas.openxmlformats.org/officeDocument/2006/math" xmlns:v="urn:schemas-microsoft-com:vml" xmlns:wp14="http://schemas.microsoft.com/office/word/2010/wordprocessingDrawing" xmlns:wp="http://schemas.openxmlformats.org/drawingml/2006/wordprocessingDrawing" xmlns:w10="urn:schemas-microsoft-com:office:word" xmlns:w="http://schemas.openxmlformats.org/wordprocessingml/2006/main" xmlns:w14="http://schemas.microsoft.com/office/word/2010/wordml" xmlns:w15="http://schemas.microsoft.com/office/word/2012/wordml" xmlns:w16se="http://schemas.microsoft.com/office/word/2015/wordml/symex" xmlns:wpg="http://schemas.microsoft.com/office/word/2010/wordprocessingGroup" xmlns:wpi="http://schemas.microsoft.com/office/word/2010/wordprocessingInk" xmlns:wne="http://schemas.microsoft.com/office/word/2006/wordml" xmlns:wps="http://schemas.microsoft.com/office/word/2010/wordprocessingShape" mc:Ignorable="w14 w15 w16se wp14">
   <w:footnote w:type="separator" w:id="-1">
     <w:p>
       <w:r>
@@ -50622,7 +48410,7 @@
 </file>
 
 <file path=word/header1.xml><?xml version="1.0" encoding="utf-8"?>
-<w:hdr xmlns:wpc="http://schemas.microsoft.com/office/word/2010/wordprocessingCanvas" xmlns:cx="http://schemas.microsoft.com/office/drawing/2014/chartex" xmlns:cx1="http://schemas.microsoft.com/office/drawing/2015/9/8/chartex" xmlns:mc="http://schemas.openxmlformats.org/markup-compatibility/2006" xmlns:o="urn:schemas-microsoft-com:office:office" xmlns:r="http://schemas.openxmlformats.org/officeDocument/2006/relationships" xmlns:m="http://schemas.openxmlformats.org/officeDocument/2006/math" xmlns:v="urn:schemas-microsoft-com:vml" xmlns:wp14="http://schemas.microsoft.com/office/word/2010/wordprocessingDrawing" xmlns:wp="http://schemas.openxmlformats.org/drawingml/2006/wordprocessingDrawing" xmlns:w10="urn:schemas-microsoft-com:office:word" xmlns:w="http://schemas.openxmlformats.org/wordprocessingml/2006/main" xmlns:w14="http://schemas.microsoft.com/office/word/2010/wordml" xmlns:w15="http://schemas.microsoft.com/office/word/2012/wordml" xmlns:w16se="http://schemas.microsoft.com/office/word/2015/wordml/symex" xmlns:wpg="http://schemas.microsoft.com/office/word/2010/wordprocessingGroup" xmlns:wpi="http://schemas.microsoft.com/office/word/2010/wordprocessingInk" xmlns:wne="http://schemas.microsoft.com/office/word/2006/wordml" xmlns:wps="http://schemas.microsoft.com/office/word/2010/wordprocessingShape" mc:Ignorable="w14 w15 w16se wp14">
+<w:hdr xmlns:wpc="http://schemas.microsoft.com/office/word/2010/wordprocessingCanvas" xmlns:cx="http://schemas.microsoft.com/office/drawing/2014/chartex" xmlns:mc="http://schemas.openxmlformats.org/markup-compatibility/2006" xmlns:o="urn:schemas-microsoft-com:office:office" xmlns:r="http://schemas.openxmlformats.org/officeDocument/2006/relationships" xmlns:m="http://schemas.openxmlformats.org/officeDocument/2006/math" xmlns:v="urn:schemas-microsoft-com:vml" xmlns:wp14="http://schemas.microsoft.com/office/word/2010/wordprocessingDrawing" xmlns:wp="http://schemas.openxmlformats.org/drawingml/2006/wordprocessingDrawing" xmlns:w10="urn:schemas-microsoft-com:office:word" xmlns:w="http://schemas.openxmlformats.org/wordprocessingml/2006/main" xmlns:w14="http://schemas.microsoft.com/office/word/2010/wordml" xmlns:w15="http://schemas.microsoft.com/office/word/2012/wordml" xmlns:w16se="http://schemas.microsoft.com/office/word/2015/wordml/symex" xmlns:wpg="http://schemas.microsoft.com/office/word/2010/wordprocessingGroup" xmlns:wpi="http://schemas.microsoft.com/office/word/2010/wordprocessingInk" xmlns:wne="http://schemas.microsoft.com/office/word/2006/wordml" xmlns:wps="http://schemas.microsoft.com/office/word/2010/wordprocessingShape" mc:Ignorable="w14 w15 w16se wp14">
   <w:tbl>
     <w:tblPr>
       <w:tblW w:w="0" w:type="auto"/>
@@ -50940,7 +48728,7 @@
               <w:noProof/>
               <w:lang w:val="ko-KR"/>
             </w:rPr>
-            <w:t>24</w:t>
+            <w:t>40</w:t>
           </w:r>
           <w:r>
             <w:rPr>
@@ -51103,7 +48891,7 @@
             </wp:anchor>
           </w:drawing>
         </mc:Choice>
-        <mc:Fallback>
+        <mc:Fallback xmlns:cx1="http://schemas.microsoft.com/office/drawing/2015/9/8/chartex">
           <w:pict>
             <v:group w14:anchorId="32A52D01" id="그룹 4" o:spid="_x0000_s1026" style="position:absolute;margin-left:91.2pt;margin-top:-62.3pt;width:72.1pt;height:20.35pt;z-index:251659264" coordsize="9157,2586" o:gfxdata="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">
               <v:shapetype id="_x0000_t75" coordsize="21600,21600" o:spt="75" o:preferrelative="t" path="m@4@5l@4@11@9@11@9@5xe" filled="f" stroked="f">
@@ -51218,7 +49006,7 @@
             </wp:anchor>
           </w:drawing>
         </mc:Choice>
-        <mc:Fallback>
+        <mc:Fallback xmlns:cx1="http://schemas.microsoft.com/office/drawing/2015/9/8/chartex">
           <w:pict>
             <v:rect w14:anchorId="2627FF2A" id="Rectangle 1" o:spid="_x0000_s1026" style="position:absolute;margin-left:-15pt;margin-top:-.1pt;width:532.4pt;height:687.95pt;z-index:251655168;visibility:visible;mso-wrap-style:square;mso-width-percent:0;mso-height-percent:0;mso-wrap-distance-left:9pt;mso-wrap-distance-top:0;mso-wrap-distance-right:9pt;mso-wrap-distance-bottom:0;mso-position-horizontal:absolute;mso-position-horizontal-relative:text;mso-position-vertical:absolute;mso-position-vertical-relative:text;mso-width-percent:0;mso-height-percent:0;mso-width-relative:page;mso-height-relative:page;v-text-anchor:top" o:gfxdata="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" o:allowincell="f" filled="f" strokeweight="1pt"/>
           </w:pict>
@@ -51230,7 +49018,7 @@
 </file>
 
 <file path=word/header2.xml><?xml version="1.0" encoding="utf-8"?>
-<w:hdr xmlns:wpc="http://schemas.microsoft.com/office/word/2010/wordprocessingCanvas" xmlns:cx="http://schemas.microsoft.com/office/drawing/2014/chartex" xmlns:cx1="http://schemas.microsoft.com/office/drawing/2015/9/8/chartex" xmlns:mc="http://schemas.openxmlformats.org/markup-compatibility/2006" xmlns:o="urn:schemas-microsoft-com:office:office" xmlns:r="http://schemas.openxmlformats.org/officeDocument/2006/relationships" xmlns:m="http://schemas.openxmlformats.org/officeDocument/2006/math" xmlns:v="urn:schemas-microsoft-com:vml" xmlns:wp14="http://schemas.microsoft.com/office/word/2010/wordprocessingDrawing" xmlns:wp="http://schemas.openxmlformats.org/drawingml/2006/wordprocessingDrawing" xmlns:w10="urn:schemas-microsoft-com:office:word" xmlns:w="http://schemas.openxmlformats.org/wordprocessingml/2006/main" xmlns:w14="http://schemas.microsoft.com/office/word/2010/wordml" xmlns:w15="http://schemas.microsoft.com/office/word/2012/wordml" xmlns:w16se="http://schemas.microsoft.com/office/word/2015/wordml/symex" xmlns:wpg="http://schemas.microsoft.com/office/word/2010/wordprocessingGroup" xmlns:wpi="http://schemas.microsoft.com/office/word/2010/wordprocessingInk" xmlns:wne="http://schemas.microsoft.com/office/word/2006/wordml" xmlns:wps="http://schemas.microsoft.com/office/word/2010/wordprocessingShape" mc:Ignorable="w14 w15 w16se wp14">
+<w:hdr xmlns:wpc="http://schemas.microsoft.com/office/word/2010/wordprocessingCanvas" xmlns:cx="http://schemas.microsoft.com/office/drawing/2014/chartex" xmlns:mc="http://schemas.openxmlformats.org/markup-compatibility/2006" xmlns:o="urn:schemas-microsoft-com:office:office" xmlns:r="http://schemas.openxmlformats.org/officeDocument/2006/relationships" xmlns:m="http://schemas.openxmlformats.org/officeDocument/2006/math" xmlns:v="urn:schemas-microsoft-com:vml" xmlns:wp14="http://schemas.microsoft.com/office/word/2010/wordprocessingDrawing" xmlns:wp="http://schemas.openxmlformats.org/drawingml/2006/wordprocessingDrawing" xmlns:w10="urn:schemas-microsoft-com:office:word" xmlns:w="http://schemas.openxmlformats.org/wordprocessingml/2006/main" xmlns:w14="http://schemas.microsoft.com/office/word/2010/wordml" xmlns:w15="http://schemas.microsoft.com/office/word/2012/wordml" xmlns:w16se="http://schemas.microsoft.com/office/word/2015/wordml/symex" xmlns:wpg="http://schemas.microsoft.com/office/word/2010/wordprocessingGroup" xmlns:wpi="http://schemas.microsoft.com/office/word/2010/wordprocessingInk" xmlns:wne="http://schemas.microsoft.com/office/word/2006/wordml" xmlns:wps="http://schemas.microsoft.com/office/word/2010/wordprocessingShape" mc:Ignorable="w14 w15 w16se wp14">
   <w:tbl>
     <w:tblPr>
       <w:tblW w:w="0" w:type="auto"/>
@@ -51698,7 +49486,7 @@
             </wp:anchor>
           </w:drawing>
         </mc:Choice>
-        <mc:Fallback>
+        <mc:Fallback xmlns:cx1="http://schemas.microsoft.com/office/drawing/2015/9/8/chartex">
           <w:pict>
             <v:rect w14:anchorId="1F4B3430" id="Rectangle 15" o:spid="_x0000_s1026" style="position:absolute;margin-left:-15pt;margin-top:-.1pt;width:532.4pt;height:687.95pt;z-index:251658240;visibility:visible;mso-wrap-style:square;mso-width-percent:0;mso-height-percent:0;mso-wrap-distance-left:9pt;mso-wrap-distance-top:0;mso-wrap-distance-right:9pt;mso-wrap-distance-bottom:0;mso-position-horizontal:absolute;mso-position-horizontal-relative:text;mso-position-vertical:absolute;mso-position-vertical-relative:text;mso-width-percent:0;mso-height-percent:0;mso-width-relative:page;mso-height-relative:page;v-text-anchor:top" o:gfxdata="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" o:allowincell="f" filled="f" strokeweight="1pt"/>
           </w:pict>
@@ -51710,11 +49498,11 @@
 </file>
 
 <file path=word/numbering.xml><?xml version="1.0" encoding="utf-8"?>
-<w:numbering xmlns:wpc="http://schemas.microsoft.com/office/word/2010/wordprocessingCanvas" xmlns:cx="http://schemas.microsoft.com/office/drawing/2014/chartex" xmlns:cx1="http://schemas.microsoft.com/office/drawing/2015/9/8/chartex" xmlns:mc="http://schemas.openxmlformats.org/markup-compatibility/2006" xmlns:o="urn:schemas-microsoft-com:office:office" xmlns:r="http://schemas.openxmlformats.org/officeDocument/2006/relationships" xmlns:m="http://schemas.openxmlformats.org/officeDocument/2006/math" xmlns:v="urn:schemas-microsoft-com:vml" xmlns:wp14="http://schemas.microsoft.com/office/word/2010/wordprocessingDrawing" xmlns:wp="http://schemas.openxmlformats.org/drawingml/2006/wordprocessingDrawing" xmlns:w10="urn:schemas-microsoft-com:office:word" xmlns:w="http://schemas.openxmlformats.org/wordprocessingml/2006/main" xmlns:w14="http://schemas.microsoft.com/office/word/2010/wordml" xmlns:w15="http://schemas.microsoft.com/office/word/2012/wordml" xmlns:w16se="http://schemas.microsoft.com/office/word/2015/wordml/symex" xmlns:wpg="http://schemas.microsoft.com/office/word/2010/wordprocessingGroup" xmlns:wpi="http://schemas.microsoft.com/office/word/2010/wordprocessingInk" xmlns:wne="http://schemas.microsoft.com/office/word/2006/wordml" xmlns:wps="http://schemas.microsoft.com/office/word/2010/wordprocessingShape" mc:Ignorable="w14 w15 w16se wp14">
+<w:numbering xmlns:wpc="http://schemas.microsoft.com/office/word/2010/wordprocessingCanvas" xmlns:cx="http://schemas.microsoft.com/office/drawing/2014/chartex" xmlns:mc="http://schemas.openxmlformats.org/markup-compatibility/2006" xmlns:o="urn:schemas-microsoft-com:office:office" xmlns:r="http://schemas.openxmlformats.org/officeDocument/2006/relationships" xmlns:m="http://schemas.openxmlformats.org/officeDocument/2006/math" xmlns:v="urn:schemas-microsoft-com:vml" xmlns:wp14="http://schemas.microsoft.com/office/word/2010/wordprocessingDrawing" xmlns:wp="http://schemas.openxmlformats.org/drawingml/2006/wordprocessingDrawing" xmlns:w10="urn:schemas-microsoft-com:office:word" xmlns:w="http://schemas.openxmlformats.org/wordprocessingml/2006/main" xmlns:w14="http://schemas.microsoft.com/office/word/2010/wordml" xmlns:w15="http://schemas.microsoft.com/office/word/2012/wordml" xmlns:w16se="http://schemas.microsoft.com/office/word/2015/wordml/symex" xmlns:wpg="http://schemas.microsoft.com/office/word/2010/wordprocessingGroup" xmlns:wpi="http://schemas.microsoft.com/office/word/2010/wordprocessingInk" xmlns:wne="http://schemas.microsoft.com/office/word/2006/wordml" xmlns:wps="http://schemas.microsoft.com/office/word/2010/wordprocessingShape" mc:Ignorable="w14 w15 w16se wp14">
   <w:abstractNum w:abstractNumId="0" w15:restartNumberingAfterBreak="0">
     <w:nsid w:val="078B16DD"/>
     <w:multiLevelType w:val="multilevel"/>
-    <w:tmpl w:val="EE4A397A"/>
+    <w:tmpl w:val="E0D03C6C"/>
     <w:lvl w:ilvl="0">
       <w:start w:val="1"/>
       <w:numFmt w:val="decimal"/>
@@ -51726,6 +49514,7 @@
       </w:pPr>
       <w:rPr>
         <w:rFonts w:ascii="HDharmony L" w:eastAsia="HDharmony L" w:hint="eastAsia"/>
+        <w:color w:val="000000" w:themeColor="text1"/>
         <w:sz w:val="22"/>
       </w:rPr>
     </w:lvl>
@@ -51755,6 +49544,8 @@
       </w:pPr>
       <w:rPr>
         <w:rFonts w:hint="default"/>
+        <w:sz w:val="22"/>
+        <w:szCs w:val="22"/>
       </w:rPr>
     </w:lvl>
     <w:lvl w:ilvl="3">
@@ -51769,6 +49560,8 @@
       </w:pPr>
       <w:rPr>
         <w:rFonts w:hint="default"/>
+        <w:color w:val="000000" w:themeColor="text1"/>
+        <w:sz w:val="22"/>
       </w:rPr>
     </w:lvl>
     <w:lvl w:ilvl="4">
@@ -52379,7 +50172,7 @@
         <w:ind w:left="0" w:firstLine="0"/>
       </w:pPr>
       <w:rPr>
-        <w:rFonts w:ascii="BatangChe" w:eastAsia="BatangChe" w:hint="eastAsia"/>
+        <w:rFonts w:ascii="바탕체" w:eastAsia="바탕체" w:hint="eastAsia"/>
         <w:b w:val="0"/>
         <w:i w:val="0"/>
         <w:sz w:val="22"/>
@@ -52398,7 +50191,7 @@
         <w:ind w:left="0" w:firstLine="340"/>
       </w:pPr>
       <w:rPr>
-        <w:rFonts w:ascii="BatangChe" w:eastAsia="BatangChe" w:hint="eastAsia"/>
+        <w:rFonts w:ascii="바탕체" w:eastAsia="바탕체" w:hint="eastAsia"/>
         <w:b w:val="0"/>
         <w:i w:val="0"/>
         <w:sz w:val="22"/>
@@ -52415,7 +50208,7 @@
         <w:ind w:left="0" w:firstLine="1304"/>
       </w:pPr>
       <w:rPr>
-        <w:rFonts w:ascii="BatangChe" w:eastAsia="BatangChe" w:hint="eastAsia"/>
+        <w:rFonts w:ascii="바탕체" w:eastAsia="바탕체" w:hint="eastAsia"/>
         <w:b w:val="0"/>
         <w:i w:val="0"/>
         <w:sz w:val="22"/>
@@ -52433,7 +50226,7 @@
         <w:ind w:left="0" w:firstLine="0"/>
       </w:pPr>
       <w:rPr>
-        <w:rFonts w:ascii="GulimChe" w:eastAsia="GulimChe" w:hint="eastAsia"/>
+        <w:rFonts w:ascii="굴림체" w:eastAsia="굴림체" w:hint="eastAsia"/>
         <w:b w:val="0"/>
         <w:i w:val="0"/>
       </w:rPr>
@@ -53138,7 +50931,7 @@
   <w:docDefaults>
     <w:rPrDefault>
       <w:rPr>
-        <w:rFonts w:ascii="Times New Roman" w:eastAsia="BatangChe" w:hAnsi="Times New Roman" w:cs="Times New Roman"/>
+        <w:rFonts w:ascii="Times New Roman" w:eastAsia="바탕체" w:hAnsi="Times New Roman" w:cs="Times New Roman"/>
         <w:lang w:val="en-US" w:eastAsia="ko-KR" w:bidi="ar-SA"/>
       </w:rPr>
     </w:rPrDefault>
@@ -53521,7 +51314,7 @@
       <w:textAlignment w:val="baseline"/>
     </w:pPr>
     <w:rPr>
-      <w:rFonts w:ascii="DotumChe" w:eastAsia="DotumChe" w:hAnsi="Courier New"/>
+      <w:rFonts w:ascii="돋움체" w:eastAsia="돋움체" w:hAnsi="Courier New"/>
       <w:sz w:val="22"/>
     </w:rPr>
   </w:style>
@@ -53688,7 +51481,7 @@
   <w:style w:type="character" w:styleId="ae">
     <w:name w:val="page number"/>
     <w:rPr>
-      <w:rFonts w:ascii="BatangChe" w:eastAsia="BatangChe" w:hAnsi="BatangChe"/>
+      <w:rFonts w:ascii="바탕체" w:eastAsia="바탕체" w:hAnsi="바탕체"/>
     </w:rPr>
   </w:style>
   <w:style w:type="paragraph" w:customStyle="1" w:styleId="af">
@@ -53703,7 +51496,7 @@
       <w:textAlignment w:val="baseline"/>
     </w:pPr>
     <w:rPr>
-      <w:rFonts w:ascii="BatangChe"/>
+      <w:rFonts w:ascii="바탕체"/>
       <w:color w:val="000000"/>
     </w:rPr>
   </w:style>
@@ -53875,7 +51668,7 @@
       <w:jc w:val="both"/>
     </w:pPr>
     <w:rPr>
-      <w:rFonts w:ascii="BatangChe"/>
+      <w:rFonts w:ascii="바탕체"/>
       <w:color w:val="000000"/>
     </w:rPr>
   </w:style>
@@ -53918,7 +51711,7 @@
     <w:uiPriority w:val="99"/>
     <w:rsid w:val="003A31CE"/>
     <w:rPr>
-      <w:rFonts w:ascii="DotumChe" w:eastAsia="DotumChe" w:hAnsi="Courier New"/>
+      <w:rFonts w:ascii="돋움체" w:eastAsia="돋움체" w:hAnsi="Courier New"/>
       <w:sz w:val="22"/>
     </w:rPr>
   </w:style>
@@ -53961,7 +51754,7 @@
       <w:jc w:val="both"/>
     </w:pPr>
     <w:rPr>
-      <w:rFonts w:ascii="Gulim" w:eastAsia="현대하모니 L" w:hAnsi="Gulim"/>
+      <w:rFonts w:ascii="굴림" w:eastAsia="현대하모니 L" w:hAnsi="굴림"/>
       <w:sz w:val="20"/>
       <w:szCs w:val="22"/>
     </w:rPr>
@@ -53972,7 +51765,7 @@
     <w:link w:val="a2"/>
     <w:rsid w:val="008921AD"/>
     <w:rPr>
-      <w:rFonts w:ascii="Gulim" w:eastAsia="현대하모니 L" w:hAnsi="Gulim"/>
+      <w:rFonts w:ascii="굴림" w:eastAsia="현대하모니 L" w:hAnsi="굴림"/>
       <w:szCs w:val="22"/>
     </w:rPr>
   </w:style>
@@ -54283,7 +52076,7 @@
     <w:uiPriority w:val="34"/>
     <w:rsid w:val="001150C3"/>
     <w:rPr>
-      <w:rFonts w:ascii="DotumChe" w:eastAsia="DotumChe" w:hAnsi="Courier New"/>
+      <w:rFonts w:ascii="돋움체" w:eastAsia="돋움체" w:hAnsi="Courier New"/>
       <w:sz w:val="22"/>
     </w:rPr>
   </w:style>
@@ -54424,7 +52217,7 @@
     <w:unhideWhenUsed/>
     <w:rsid w:val="007F09A2"/>
     <w:rPr>
-      <w:rFonts w:ascii="GulimChe" w:eastAsia="GulimChe" w:hAnsi="GulimChe" w:cs="GulimChe"/>
+      <w:rFonts w:ascii="굴림체" w:eastAsia="굴림체" w:hAnsi="굴림체" w:cs="굴림체"/>
       <w:sz w:val="24"/>
       <w:szCs w:val="24"/>
     </w:rPr>
@@ -54722,7 +52515,7 @@
 </file>
 
 <file path=customXml/itemProps1.xml><?xml version="1.0" encoding="utf-8"?>
-<ds:datastoreItem xmlns:ds="http://schemas.openxmlformats.org/officeDocument/2006/customXml" ds:itemID="{49C51798-5297-491F-B793-C550250B9A2C}">
+<ds:datastoreItem xmlns:ds="http://schemas.openxmlformats.org/officeDocument/2006/customXml" ds:itemID="{A476A890-D83D-44BC-AC74-724DE421B931}">
   <ds:schemaRefs>
     <ds:schemaRef ds:uri="http://schemas.openxmlformats.org/officeDocument/2006/bibliography"/>
   </ds:schemaRefs>
